--- a/Relatório_v1.docx
+++ b/Relatório_v1.docx
@@ -601,23 +601,31 @@
         <w:pStyle w:val="NormalWeb"/>
       </w:pPr>
       <w:r>
-        <w:t xml:space="preserve">Este projeto surge no âmbito da unidade curricular de Laboratório de Projeto em Engenharia Informática, na Universidade de Trás-os-Montes e Alto Douro (UTAD). O seu objetivo central é o desenvolvimento de uma plataforma prática para a deteção de anomalias e padrões suspeitos em tráfego </w:t>
-      </w:r>
-      <w:proofErr w:type="spellStart"/>
-      <w:r>
-        <w:t>IoT</w:t>
-      </w:r>
-      <w:proofErr w:type="spellEnd"/>
-      <w:r>
-        <w:t>, utilizando algoritmos de Aprendizagem Máquina (</w:t>
-      </w:r>
-      <w:proofErr w:type="spellStart"/>
-      <w:r>
-        <w:rPr>
-          <w:i/>
-          <w:iCs/>
-        </w:rPr>
-        <w:t>Machine</w:t>
+        <w:t>A metodologia de análise estatística dos dados é um componente crítico do sistema, implementada através de um motor de análise dinâmico que compara o tráfego legítimo com comportamentos maliciosos. Este motor avalia a relevância de cada característica da rede utilizando métricas como o D de Cohen, que mede a magnitude da diferença entre grupos, e o teste de Mann-</w:t>
+      </w:r>
+      <w:proofErr w:type="spellStart"/>
+      <w:r>
+        <w:t>Whitney</w:t>
+      </w:r>
+      <w:proofErr w:type="spellEnd"/>
+      <w:r>
+        <w:t xml:space="preserve"> U para validar a significância estatística. Através desta análise, o sistema atribui um "score" de discriminação a cada característica, permitindo a seleção automática das mais eficazes para o treino da inteligência artificial e excluindo identificadores que possam viciar o modelo, como endereços IP ou portas de origem.</w:t>
+      </w:r>
+    </w:p>
+    <w:p>
+      <w:pPr>
+        <w:pStyle w:val="NormalWeb"/>
+      </w:pPr>
+      <w:r>
+        <w:t xml:space="preserve">A arquitetura da plataforma organiza os algoritmos em diferentes categorias para otimizar a deteção de ameaças. São utilizados modelos supervisionados, como o </w:t>
+      </w:r>
+      <w:proofErr w:type="spellStart"/>
+      <w:r>
+        <w:rPr>
+          <w:i/>
+          <w:iCs/>
+        </w:rPr>
+        <w:t>Random</w:t>
       </w:r>
       <w:proofErr w:type="spellEnd"/>
       <w:r>
@@ -633,39 +641,68 @@
           <w:i/>
           <w:iCs/>
         </w:rPr>
-        <w:t>Learning</w:t>
-      </w:r>
-      <w:proofErr w:type="spellEnd"/>
-      <w:r>
-        <w:t xml:space="preserve">) tanto supervisionados como não supervisionados. Para garantir uma análise robusta e </w:t>
-      </w:r>
-      <w:proofErr w:type="spellStart"/>
-      <w:r>
-        <w:t>multi-protocolo</w:t>
-      </w:r>
-      <w:proofErr w:type="spellEnd"/>
-      <w:r>
-        <w:t xml:space="preserve">, o treino e a validação dos modelos assentam em três pilares distintos de dados, nomeadamente o </w:t>
-      </w:r>
-      <w:proofErr w:type="spellStart"/>
-      <w:r>
-        <w:rPr>
-          <w:i/>
-          <w:iCs/>
-        </w:rPr>
-        <w:t>dataset</w:t>
-      </w:r>
-      <w:proofErr w:type="spellEnd"/>
-      <w:r>
-        <w:t xml:space="preserve"> MQTT-IoT-IDS2020 para domótica, o CICIDS2017 para tráfego de rede geral e, futuramente, o protocolo </w:t>
-      </w:r>
-      <w:proofErr w:type="spellStart"/>
-      <w:r>
-        <w:t>Modbus</w:t>
-      </w:r>
-      <w:proofErr w:type="spellEnd"/>
-      <w:r>
-        <w:t xml:space="preserve"> para ambientes industriais.</w:t>
+        <w:t>Forest</w:t>
+      </w:r>
+      <w:proofErr w:type="spellEnd"/>
+      <w:r>
+        <w:t xml:space="preserve">, que aprendem padrões específicos de ataques conhecidos, atingindo uma precisão base de aproximadamente 77,22% em dados MQTT. Paralelamente, aplicam-se métodos não supervisionados como o </w:t>
+      </w:r>
+      <w:proofErr w:type="spellStart"/>
+      <w:r>
+        <w:rPr>
+          <w:i/>
+          <w:iCs/>
+        </w:rPr>
+        <w:t>Isolation</w:t>
+      </w:r>
+      <w:proofErr w:type="spellEnd"/>
+      <w:r>
+        <w:rPr>
+          <w:i/>
+          <w:iCs/>
+        </w:rPr>
+        <w:t xml:space="preserve"> </w:t>
+      </w:r>
+      <w:proofErr w:type="spellStart"/>
+      <w:r>
+        <w:rPr>
+          <w:i/>
+          <w:iCs/>
+        </w:rPr>
+        <w:t>Forest</w:t>
+      </w:r>
+      <w:proofErr w:type="spellEnd"/>
+      <w:r>
+        <w:t xml:space="preserve">, treinado apenas com tráfego normal para identificar anomalias sem necessidade de etiquetas prévias, e o </w:t>
+      </w:r>
+      <w:r>
+        <w:rPr>
+          <w:i/>
+          <w:iCs/>
+        </w:rPr>
+        <w:t>K-</w:t>
+      </w:r>
+      <w:proofErr w:type="spellStart"/>
+      <w:r>
+        <w:rPr>
+          <w:i/>
+          <w:iCs/>
+        </w:rPr>
+        <w:t>Means</w:t>
+      </w:r>
+      <w:proofErr w:type="spellEnd"/>
+      <w:r>
+        <w:t xml:space="preserve">, que agrupa o tráfego em </w:t>
+      </w:r>
+      <w:r>
+        <w:rPr>
+          <w:i/>
+          <w:iCs/>
+        </w:rPr>
+        <w:t>clusters</w:t>
+      </w:r>
+      <w:r>
+        <w:t xml:space="preserve"> para isolar comportamentos minoritários suspeitos.</w:t>
       </w:r>
     </w:p>
     <w:p>
@@ -673,116 +710,6 @@
         <w:pStyle w:val="NormalWeb"/>
       </w:pPr>
       <w:r>
-        <w:t>A metodologia de análise estatística dos dados é um componente crítico do sistema, implementada através de um motor de análise dinâmico que compara o tráfego legítimo com comportamentos maliciosos. Este motor avalia a relevância de cada característica da rede utilizando métricas como o D de Cohen, que mede a magnitude da diferença entre grupos, e o teste de Mann-</w:t>
-      </w:r>
-      <w:proofErr w:type="spellStart"/>
-      <w:r>
-        <w:t>Whitney</w:t>
-      </w:r>
-      <w:proofErr w:type="spellEnd"/>
-      <w:r>
-        <w:t xml:space="preserve"> U para validar a significância estatística. Através desta análise, o sistema atribui um "score" de discriminação a cada característica, permitindo a seleção automática das mais eficazes para o treino da inteligência artificial e excluindo identificadores que possam viciar o modelo, como endereços IP ou portas de origem.</w:t>
-      </w:r>
-    </w:p>
-    <w:p>
-      <w:pPr>
-        <w:pStyle w:val="NormalWeb"/>
-      </w:pPr>
-      <w:r>
-        <w:t xml:space="preserve">A arquitetura da plataforma organiza os algoritmos em diferentes categorias para otimizar a deteção de ameaças. São utilizados modelos supervisionados, como o </w:t>
-      </w:r>
-      <w:proofErr w:type="spellStart"/>
-      <w:r>
-        <w:rPr>
-          <w:i/>
-          <w:iCs/>
-        </w:rPr>
-        <w:t>Random</w:t>
-      </w:r>
-      <w:proofErr w:type="spellEnd"/>
-      <w:r>
-        <w:rPr>
-          <w:i/>
-          <w:iCs/>
-        </w:rPr>
-        <w:t xml:space="preserve"> </w:t>
-      </w:r>
-      <w:proofErr w:type="spellStart"/>
-      <w:r>
-        <w:rPr>
-          <w:i/>
-          <w:iCs/>
-        </w:rPr>
-        <w:t>Forest</w:t>
-      </w:r>
-      <w:proofErr w:type="spellEnd"/>
-      <w:r>
-        <w:t xml:space="preserve">, que aprendem padrões específicos de ataques conhecidos, atingindo uma precisão base de aproximadamente 77,22% em dados MQTT. Paralelamente, aplicam-se métodos não supervisionados como o </w:t>
-      </w:r>
-      <w:proofErr w:type="spellStart"/>
-      <w:r>
-        <w:rPr>
-          <w:i/>
-          <w:iCs/>
-        </w:rPr>
-        <w:t>Isolation</w:t>
-      </w:r>
-      <w:proofErr w:type="spellEnd"/>
-      <w:r>
-        <w:rPr>
-          <w:i/>
-          <w:iCs/>
-        </w:rPr>
-        <w:t xml:space="preserve"> </w:t>
-      </w:r>
-      <w:proofErr w:type="spellStart"/>
-      <w:r>
-        <w:rPr>
-          <w:i/>
-          <w:iCs/>
-        </w:rPr>
-        <w:t>Forest</w:t>
-      </w:r>
-      <w:proofErr w:type="spellEnd"/>
-      <w:r>
-        <w:t xml:space="preserve">, treinado apenas com tráfego normal para identificar anomalias sem necessidade de etiquetas prévias, e o </w:t>
-      </w:r>
-      <w:r>
-        <w:rPr>
-          <w:i/>
-          <w:iCs/>
-        </w:rPr>
-        <w:t>K-</w:t>
-      </w:r>
-      <w:proofErr w:type="spellStart"/>
-      <w:r>
-        <w:rPr>
-          <w:i/>
-          <w:iCs/>
-        </w:rPr>
-        <w:t>Means</w:t>
-      </w:r>
-      <w:proofErr w:type="spellEnd"/>
-      <w:r>
-        <w:t xml:space="preserve">, que agrupa o tráfego em </w:t>
-      </w:r>
-      <w:r>
-        <w:rPr>
-          <w:i/>
-          <w:iCs/>
-        </w:rPr>
-        <w:t>clusters</w:t>
-      </w:r>
-      <w:r>
-        <w:t xml:space="preserve"> para isolar comportamentos minoritários suspeitos.</w:t>
-      </w:r>
-    </w:p>
-    <w:p>
-      <w:pPr>
-        <w:pStyle w:val="NormalWeb"/>
-      </w:pPr>
-      <w:r>
-        <w:lastRenderedPageBreak/>
         <w:t>Os resultados e as métricas de desempenho de cada modelo, incluindo matrizes de confusão e taxas de deteção (</w:t>
       </w:r>
       <w:proofErr w:type="spellStart"/>
@@ -846,6 +773,7 @@
           <w:sz w:val="28"/>
           <w:szCs w:val="28"/>
         </w:rPr>
+        <w:lastRenderedPageBreak/>
         <w:t>Metodologia e Arquitetura do Sistema</w:t>
       </w:r>
     </w:p>
@@ -999,6 +927,41 @@
         </w:rPr>
         <w:t>, que são fundamentais para detetar ataques desconhecidos ou variações comportamentais que não foram previamente etiquetadas. Todo este ecossistema é suportado por uma estrutura de armazenamento em formato JSON, onde são registados os "boletins de desempenho" de cada modelo, facilitando a posterior exportação de métricas e visualizações para a interface web de monitorização.</w:t>
       </w:r>
+    </w:p>
+    <w:p>
+      <w:pPr>
+        <w:rPr>
+          <w:rFonts w:ascii="Cambria" w:hAnsi="Cambria"/>
+        </w:rPr>
+      </w:pPr>
+    </w:p>
+    <w:p>
+      <w:pPr>
+        <w:rPr>
+          <w:rFonts w:ascii="Cambria" w:hAnsi="Cambria"/>
+        </w:rPr>
+      </w:pPr>
+    </w:p>
+    <w:p>
+      <w:pPr>
+        <w:rPr>
+          <w:rFonts w:ascii="Cambria" w:hAnsi="Cambria"/>
+        </w:rPr>
+      </w:pPr>
+    </w:p>
+    <w:p>
+      <w:pPr>
+        <w:rPr>
+          <w:rFonts w:ascii="Cambria" w:hAnsi="Cambria"/>
+        </w:rPr>
+      </w:pPr>
+    </w:p>
+    <w:p>
+      <w:pPr>
+        <w:rPr>
+          <w:rFonts w:ascii="Cambria" w:hAnsi="Cambria"/>
+        </w:rPr>
+      </w:pPr>
     </w:p>
     <w:p>
       <w:pPr>
@@ -1470,6 +1433,76 @@
     </w:p>
     <w:p>
       <w:pPr>
+        <w:rPr>
+          <w:rFonts w:ascii="Cambria" w:hAnsi="Cambria"/>
+        </w:rPr>
+      </w:pPr>
+    </w:p>
+    <w:p>
+      <w:pPr>
+        <w:rPr>
+          <w:rFonts w:ascii="Cambria" w:hAnsi="Cambria"/>
+        </w:rPr>
+      </w:pPr>
+    </w:p>
+    <w:p>
+      <w:pPr>
+        <w:rPr>
+          <w:rFonts w:ascii="Cambria" w:hAnsi="Cambria"/>
+        </w:rPr>
+      </w:pPr>
+    </w:p>
+    <w:p>
+      <w:pPr>
+        <w:rPr>
+          <w:rFonts w:ascii="Cambria" w:hAnsi="Cambria"/>
+        </w:rPr>
+      </w:pPr>
+    </w:p>
+    <w:p>
+      <w:pPr>
+        <w:rPr>
+          <w:rFonts w:ascii="Cambria" w:hAnsi="Cambria"/>
+        </w:rPr>
+      </w:pPr>
+    </w:p>
+    <w:p>
+      <w:pPr>
+        <w:rPr>
+          <w:rFonts w:ascii="Cambria" w:hAnsi="Cambria"/>
+        </w:rPr>
+      </w:pPr>
+    </w:p>
+    <w:p>
+      <w:pPr>
+        <w:rPr>
+          <w:rFonts w:ascii="Cambria" w:hAnsi="Cambria"/>
+        </w:rPr>
+      </w:pPr>
+    </w:p>
+    <w:p>
+      <w:pPr>
+        <w:rPr>
+          <w:rFonts w:ascii="Cambria" w:hAnsi="Cambria"/>
+        </w:rPr>
+      </w:pPr>
+    </w:p>
+    <w:p>
+      <w:pPr>
+        <w:rPr>
+          <w:rFonts w:ascii="Cambria" w:hAnsi="Cambria"/>
+        </w:rPr>
+      </w:pPr>
+    </w:p>
+    <w:p>
+      <w:pPr>
+        <w:rPr>
+          <w:rFonts w:ascii="Cambria" w:hAnsi="Cambria"/>
+        </w:rPr>
+      </w:pPr>
+    </w:p>
+    <w:p>
+      <w:pPr>
         <w:pStyle w:val="PargrafodaLista"/>
         <w:numPr>
           <w:ilvl w:val="0"/>
@@ -1491,126 +1524,1239 @@
           <w:sz w:val="28"/>
           <w:szCs w:val="28"/>
         </w:rPr>
-        <w:lastRenderedPageBreak/>
         <w:t>Resultados Obtidos e Conclusões</w:t>
       </w:r>
     </w:p>
     <w:p>
       <w:pPr>
-        <w:pStyle w:val="NormalWeb"/>
-      </w:pPr>
-      <w:r>
-        <w:t xml:space="preserve">Os resultados preliminares alcançados demonstram a viabilidade da utilização de modelos de aprendizagem máquina para a identificação de ameaças em ambientes </w:t>
-      </w:r>
-      <w:proofErr w:type="spellStart"/>
-      <w:r>
-        <w:t>IoT</w:t>
-      </w:r>
-      <w:proofErr w:type="spellEnd"/>
-      <w:r>
-        <w:t xml:space="preserve">, com variações de desempenho que sublinham a importância da seleção criteriosa de características. Através dos testes realizados no </w:t>
-      </w:r>
-      <w:proofErr w:type="spellStart"/>
-      <w:r>
-        <w:t>dataset</w:t>
-      </w:r>
-      <w:proofErr w:type="spellEnd"/>
-      <w:r>
-        <w:t xml:space="preserve"> MQTT-IoT-IDS2020, o modelo supervisionado </w:t>
-      </w:r>
-      <w:proofErr w:type="spellStart"/>
-      <w:r>
-        <w:t>Random</w:t>
-      </w:r>
-      <w:proofErr w:type="spellEnd"/>
-      <w:r>
-        <w:t xml:space="preserve"> </w:t>
-      </w:r>
-      <w:proofErr w:type="spellStart"/>
-      <w:r>
-        <w:t>Forest</w:t>
-      </w:r>
-      <w:proofErr w:type="spellEnd"/>
-      <w:r>
-        <w:t xml:space="preserve"> destacou-se com uma precisão de aproximadamente 77,22%, revelando uma capacidade robusta para identificar padrões de ataques de reconhecimento e </w:t>
-      </w:r>
-      <w:r>
-        <w:rPr>
-          <w:i/>
-          <w:iCs/>
-        </w:rPr>
-        <w:t>scans</w:t>
-      </w:r>
-      <w:r>
-        <w:t xml:space="preserve"> de portas. Esta eficácia é diretamente potenciada pelo motor de análise estatística prévia, que ao filtrar as métricas com maior poder discriminativo, permitiu ao modelo focar-se em comportamentos de rede que divergem significativamente do tráfego legítimo, sem a interferência de dados ruidosos ou redundantes.</w:t>
-      </w:r>
-    </w:p>
-    <w:p>
-      <w:pPr>
-        <w:pStyle w:val="NormalWeb"/>
-      </w:pPr>
-      <w:r>
-        <w:t xml:space="preserve">No que concerne às abordagens não supervisionadas, as experiências com o </w:t>
-      </w:r>
-      <w:proofErr w:type="spellStart"/>
-      <w:r>
-        <w:t>Isolation</w:t>
-      </w:r>
-      <w:proofErr w:type="spellEnd"/>
-      <w:r>
-        <w:t xml:space="preserve"> </w:t>
-      </w:r>
-      <w:proofErr w:type="spellStart"/>
-      <w:r>
-        <w:t>Forest</w:t>
-      </w:r>
-      <w:proofErr w:type="spellEnd"/>
-      <w:r>
-        <w:t xml:space="preserve"> e o K-</w:t>
-      </w:r>
-      <w:proofErr w:type="spellStart"/>
-      <w:r>
-        <w:t>Means</w:t>
-      </w:r>
-      <w:proofErr w:type="spellEnd"/>
-      <w:r>
-        <w:t xml:space="preserve"> confirmaram que a deteção de anomalias sem etiquetas prévias é um desafio complexo, mas essencial para a segurança contra ameaças desconhecidas. Embora estes modelos apresentem taxas de falsos positivos ligeiramente superiores aos métodos supervisionados, a sua capacidade de isolar fluxos de rede atípicos provou ser uma camada de defesa complementar indispensável. A análise dos "boletins de notas" gerados em formato JSON permitiu concluir que a eficácia da deteção varia consoante o protocolo em estudo, sugerindo que a plataforma beneficia de uma configuração modular onde diferentes modelos podem ser otimizados especificamente para MQTT, </w:t>
-      </w:r>
-      <w:proofErr w:type="spellStart"/>
-      <w:r>
-        <w:t>Modbus</w:t>
-      </w:r>
-      <w:proofErr w:type="spellEnd"/>
-      <w:r>
-        <w:t xml:space="preserve"> ou tráfego de rede geral.</w:t>
-      </w:r>
-    </w:p>
-    <w:p>
-      <w:pPr>
-        <w:pStyle w:val="NormalWeb"/>
-      </w:pPr>
-      <w:r>
-        <w:t xml:space="preserve">Em suma, o projeto atingiu os objetivos iniciais de criar uma infraestrutura capaz de processar, analisar e classificar eventos de rede com um elevado grau de automatização. A integração de métricas estatísticas rigorosas com algoritmos de IA resultou numa ferramenta que não só deteta intrusões, mas também oferece transparência sobre as razões que levaram a essa classificação. Como perspetiva futura, a transposição destes resultados para a interface web permitirá democratizar o acesso a estas conclusões, transformando dados técnicos complexos em relatórios visuais acionáveis para estudantes e profissionais da área, consolidando assim a utilidade prática desta plataforma no panorama da </w:t>
-      </w:r>
-      <w:proofErr w:type="spellStart"/>
-      <w:r>
-        <w:t>cibersegurança</w:t>
-      </w:r>
-      <w:proofErr w:type="spellEnd"/>
-      <w:r>
-        <w:t xml:space="preserve"> atual.</w:t>
-      </w:r>
-    </w:p>
-    <w:p>
-      <w:pPr>
-        <w:rPr>
-          <w:rFonts w:ascii="Cambria" w:hAnsi="Cambria"/>
+        <w:spacing w:before="100" w:beforeAutospacing="1" w:after="100" w:afterAutospacing="1" w:line="240" w:lineRule="auto"/>
+        <w:outlineLvl w:val="3"/>
+        <w:rPr>
+          <w:rFonts w:ascii="Times New Roman" w:eastAsia="Times New Roman" w:hAnsi="Times New Roman" w:cs="Times New Roman"/>
           <w:b/>
           <w:bCs/>
-          <w:sz w:val="28"/>
-          <w:szCs w:val="28"/>
-        </w:rPr>
-      </w:pPr>
+          <w:kern w:val="0"/>
+          <w:sz w:val="24"/>
+          <w:szCs w:val="24"/>
+          <w:lang w:eastAsia="pt-PT"/>
+          <w14:ligatures w14:val="none"/>
+        </w:rPr>
+      </w:pPr>
+      <w:r>
+        <w:rPr>
+          <w:rFonts w:ascii="Times New Roman" w:eastAsia="Times New Roman" w:hAnsi="Times New Roman" w:cs="Times New Roman"/>
+          <w:b/>
+          <w:bCs/>
+          <w:kern w:val="0"/>
+          <w:sz w:val="24"/>
+          <w:szCs w:val="24"/>
+          <w:lang w:eastAsia="pt-PT"/>
+          <w14:ligatures w14:val="none"/>
+        </w:rPr>
+        <w:t xml:space="preserve">5.1 </w:t>
+      </w:r>
+      <w:r>
+        <w:rPr>
+          <w:rFonts w:ascii="Times New Roman" w:eastAsia="Times New Roman" w:hAnsi="Times New Roman" w:cs="Times New Roman"/>
+          <w:b/>
+          <w:bCs/>
+          <w:kern w:val="0"/>
+          <w:sz w:val="24"/>
+          <w:szCs w:val="24"/>
+          <w:lang w:eastAsia="pt-PT"/>
+          <w14:ligatures w14:val="none"/>
+        </w:rPr>
+        <w:t>Desempenho</w:t>
+      </w:r>
+      <w:r>
+        <w:rPr>
+          <w:rFonts w:ascii="Times New Roman" w:eastAsia="Times New Roman" w:hAnsi="Times New Roman" w:cs="Times New Roman"/>
+          <w:b/>
+          <w:bCs/>
+          <w:kern w:val="0"/>
+          <w:sz w:val="24"/>
+          <w:szCs w:val="24"/>
+          <w:lang w:eastAsia="pt-PT"/>
+          <w14:ligatures w14:val="none"/>
+        </w:rPr>
+        <w:t xml:space="preserve">: </w:t>
+      </w:r>
+      <w:proofErr w:type="spellStart"/>
+      <w:r>
+        <w:rPr>
+          <w:rFonts w:ascii="Times New Roman" w:eastAsia="Times New Roman" w:hAnsi="Times New Roman" w:cs="Times New Roman"/>
+          <w:b/>
+          <w:bCs/>
+          <w:kern w:val="0"/>
+          <w:sz w:val="24"/>
+          <w:szCs w:val="24"/>
+          <w:lang w:eastAsia="pt-PT"/>
+          <w14:ligatures w14:val="none"/>
+        </w:rPr>
+        <w:t>Random</w:t>
+      </w:r>
+      <w:proofErr w:type="spellEnd"/>
+      <w:r>
+        <w:rPr>
+          <w:rFonts w:ascii="Times New Roman" w:eastAsia="Times New Roman" w:hAnsi="Times New Roman" w:cs="Times New Roman"/>
+          <w:b/>
+          <w:bCs/>
+          <w:kern w:val="0"/>
+          <w:sz w:val="24"/>
+          <w:szCs w:val="24"/>
+          <w:lang w:eastAsia="pt-PT"/>
+          <w14:ligatures w14:val="none"/>
+        </w:rPr>
+        <w:t xml:space="preserve"> </w:t>
+      </w:r>
+      <w:proofErr w:type="spellStart"/>
+      <w:r>
+        <w:rPr>
+          <w:rFonts w:ascii="Times New Roman" w:eastAsia="Times New Roman" w:hAnsi="Times New Roman" w:cs="Times New Roman"/>
+          <w:b/>
+          <w:bCs/>
+          <w:kern w:val="0"/>
+          <w:sz w:val="24"/>
+          <w:szCs w:val="24"/>
+          <w:lang w:eastAsia="pt-PT"/>
+          <w14:ligatures w14:val="none"/>
+        </w:rPr>
+        <w:t>Forest</w:t>
+      </w:r>
+      <w:proofErr w:type="spellEnd"/>
+      <w:r>
+        <w:rPr>
+          <w:rFonts w:ascii="Times New Roman" w:eastAsia="Times New Roman" w:hAnsi="Times New Roman" w:cs="Times New Roman"/>
+          <w:b/>
+          <w:bCs/>
+          <w:kern w:val="0"/>
+          <w:sz w:val="24"/>
+          <w:szCs w:val="24"/>
+          <w:lang w:eastAsia="pt-PT"/>
+          <w14:ligatures w14:val="none"/>
+        </w:rPr>
+        <w:t xml:space="preserve"> vs. Modelos Não Supervisionados</w:t>
+      </w:r>
+    </w:p>
+    <w:p>
+      <w:pPr>
+        <w:spacing w:before="100" w:beforeAutospacing="1" w:after="100" w:afterAutospacing="1" w:line="240" w:lineRule="auto"/>
+        <w:rPr>
+          <w:rFonts w:ascii="Times New Roman" w:eastAsia="Times New Roman" w:hAnsi="Times New Roman" w:cs="Times New Roman"/>
+          <w:kern w:val="0"/>
+          <w:sz w:val="24"/>
+          <w:szCs w:val="24"/>
+          <w:lang w:eastAsia="pt-PT"/>
+          <w14:ligatures w14:val="none"/>
+        </w:rPr>
+      </w:pPr>
+      <w:r>
+        <w:rPr>
+          <w:rFonts w:ascii="Times New Roman" w:eastAsia="Times New Roman" w:hAnsi="Times New Roman" w:cs="Times New Roman"/>
+          <w:kern w:val="0"/>
+          <w:sz w:val="24"/>
+          <w:szCs w:val="24"/>
+          <w:lang w:eastAsia="pt-PT"/>
+          <w14:ligatures w14:val="none"/>
+        </w:rPr>
+        <w:t xml:space="preserve">Durante a fase de testes, o algoritmo </w:t>
+      </w:r>
+      <w:proofErr w:type="spellStart"/>
+      <w:r>
+        <w:rPr>
+          <w:rFonts w:ascii="Times New Roman" w:eastAsia="Times New Roman" w:hAnsi="Times New Roman" w:cs="Times New Roman"/>
+          <w:i/>
+          <w:iCs/>
+          <w:kern w:val="0"/>
+          <w:sz w:val="24"/>
+          <w:szCs w:val="24"/>
+          <w:lang w:eastAsia="pt-PT"/>
+          <w14:ligatures w14:val="none"/>
+        </w:rPr>
+        <w:t>Random</w:t>
+      </w:r>
+      <w:proofErr w:type="spellEnd"/>
+      <w:r>
+        <w:rPr>
+          <w:rFonts w:ascii="Times New Roman" w:eastAsia="Times New Roman" w:hAnsi="Times New Roman" w:cs="Times New Roman"/>
+          <w:i/>
+          <w:iCs/>
+          <w:kern w:val="0"/>
+          <w:sz w:val="24"/>
+          <w:szCs w:val="24"/>
+          <w:lang w:eastAsia="pt-PT"/>
+          <w14:ligatures w14:val="none"/>
+        </w:rPr>
+        <w:t xml:space="preserve"> </w:t>
+      </w:r>
+      <w:proofErr w:type="spellStart"/>
+      <w:r>
+        <w:rPr>
+          <w:rFonts w:ascii="Times New Roman" w:eastAsia="Times New Roman" w:hAnsi="Times New Roman" w:cs="Times New Roman"/>
+          <w:i/>
+          <w:iCs/>
+          <w:kern w:val="0"/>
+          <w:sz w:val="24"/>
+          <w:szCs w:val="24"/>
+          <w:lang w:eastAsia="pt-PT"/>
+          <w14:ligatures w14:val="none"/>
+        </w:rPr>
+        <w:t>Forest</w:t>
+      </w:r>
+      <w:proofErr w:type="spellEnd"/>
+      <w:r>
+        <w:rPr>
+          <w:rFonts w:ascii="Times New Roman" w:eastAsia="Times New Roman" w:hAnsi="Times New Roman" w:cs="Times New Roman"/>
+          <w:kern w:val="0"/>
+          <w:sz w:val="24"/>
+          <w:szCs w:val="24"/>
+          <w:lang w:eastAsia="pt-PT"/>
+          <w14:ligatures w14:val="none"/>
+        </w:rPr>
+        <w:t xml:space="preserve"> destacou-se com um desempenho manifestamente superior em comparação com abordagens não supervisionadas, como o </w:t>
+      </w:r>
+      <w:proofErr w:type="spellStart"/>
+      <w:r>
+        <w:rPr>
+          <w:rFonts w:ascii="Times New Roman" w:eastAsia="Times New Roman" w:hAnsi="Times New Roman" w:cs="Times New Roman"/>
+          <w:i/>
+          <w:iCs/>
+          <w:kern w:val="0"/>
+          <w:sz w:val="24"/>
+          <w:szCs w:val="24"/>
+          <w:lang w:eastAsia="pt-PT"/>
+          <w14:ligatures w14:val="none"/>
+        </w:rPr>
+        <w:t>Isolation</w:t>
+      </w:r>
+      <w:proofErr w:type="spellEnd"/>
+      <w:r>
+        <w:rPr>
+          <w:rFonts w:ascii="Times New Roman" w:eastAsia="Times New Roman" w:hAnsi="Times New Roman" w:cs="Times New Roman"/>
+          <w:i/>
+          <w:iCs/>
+          <w:kern w:val="0"/>
+          <w:sz w:val="24"/>
+          <w:szCs w:val="24"/>
+          <w:lang w:eastAsia="pt-PT"/>
+          <w14:ligatures w14:val="none"/>
+        </w:rPr>
+        <w:t xml:space="preserve"> </w:t>
+      </w:r>
+      <w:proofErr w:type="spellStart"/>
+      <w:r>
+        <w:rPr>
+          <w:rFonts w:ascii="Times New Roman" w:eastAsia="Times New Roman" w:hAnsi="Times New Roman" w:cs="Times New Roman"/>
+          <w:i/>
+          <w:iCs/>
+          <w:kern w:val="0"/>
+          <w:sz w:val="24"/>
+          <w:szCs w:val="24"/>
+          <w:lang w:eastAsia="pt-PT"/>
+          <w14:ligatures w14:val="none"/>
+        </w:rPr>
+        <w:t>Forest</w:t>
+      </w:r>
+      <w:proofErr w:type="spellEnd"/>
+      <w:r>
+        <w:rPr>
+          <w:rFonts w:ascii="Times New Roman" w:eastAsia="Times New Roman" w:hAnsi="Times New Roman" w:cs="Times New Roman"/>
+          <w:kern w:val="0"/>
+          <w:sz w:val="24"/>
+          <w:szCs w:val="24"/>
+          <w:lang w:eastAsia="pt-PT"/>
+          <w14:ligatures w14:val="none"/>
+        </w:rPr>
+        <w:t xml:space="preserve"> e o </w:t>
+      </w:r>
+      <w:r>
+        <w:rPr>
+          <w:rFonts w:ascii="Times New Roman" w:eastAsia="Times New Roman" w:hAnsi="Times New Roman" w:cs="Times New Roman"/>
+          <w:i/>
+          <w:iCs/>
+          <w:kern w:val="0"/>
+          <w:sz w:val="24"/>
+          <w:szCs w:val="24"/>
+          <w:lang w:eastAsia="pt-PT"/>
+          <w14:ligatures w14:val="none"/>
+        </w:rPr>
+        <w:t>K-</w:t>
+      </w:r>
+      <w:proofErr w:type="spellStart"/>
+      <w:r>
+        <w:rPr>
+          <w:rFonts w:ascii="Times New Roman" w:eastAsia="Times New Roman" w:hAnsi="Times New Roman" w:cs="Times New Roman"/>
+          <w:i/>
+          <w:iCs/>
+          <w:kern w:val="0"/>
+          <w:sz w:val="24"/>
+          <w:szCs w:val="24"/>
+          <w:lang w:eastAsia="pt-PT"/>
+          <w14:ligatures w14:val="none"/>
+        </w:rPr>
+        <w:t>Means</w:t>
+      </w:r>
+      <w:proofErr w:type="spellEnd"/>
+      <w:r>
+        <w:rPr>
+          <w:rFonts w:ascii="Times New Roman" w:eastAsia="Times New Roman" w:hAnsi="Times New Roman" w:cs="Times New Roman"/>
+          <w:kern w:val="0"/>
+          <w:sz w:val="24"/>
+          <w:szCs w:val="24"/>
+          <w:lang w:eastAsia="pt-PT"/>
+          <w14:ligatures w14:val="none"/>
+        </w:rPr>
+        <w:t xml:space="preserve">. Esta discrepância justifica-se pela natureza da aprendizagem: o </w:t>
+      </w:r>
+      <w:proofErr w:type="spellStart"/>
+      <w:r>
+        <w:rPr>
+          <w:rFonts w:ascii="Times New Roman" w:eastAsia="Times New Roman" w:hAnsi="Times New Roman" w:cs="Times New Roman"/>
+          <w:i/>
+          <w:iCs/>
+          <w:kern w:val="0"/>
+          <w:sz w:val="24"/>
+          <w:szCs w:val="24"/>
+          <w:lang w:eastAsia="pt-PT"/>
+          <w14:ligatures w14:val="none"/>
+        </w:rPr>
+        <w:t>Random</w:t>
+      </w:r>
+      <w:proofErr w:type="spellEnd"/>
+      <w:r>
+        <w:rPr>
+          <w:rFonts w:ascii="Times New Roman" w:eastAsia="Times New Roman" w:hAnsi="Times New Roman" w:cs="Times New Roman"/>
+          <w:i/>
+          <w:iCs/>
+          <w:kern w:val="0"/>
+          <w:sz w:val="24"/>
+          <w:szCs w:val="24"/>
+          <w:lang w:eastAsia="pt-PT"/>
+          <w14:ligatures w14:val="none"/>
+        </w:rPr>
+        <w:t xml:space="preserve"> </w:t>
+      </w:r>
+      <w:proofErr w:type="spellStart"/>
+      <w:r>
+        <w:rPr>
+          <w:rFonts w:ascii="Times New Roman" w:eastAsia="Times New Roman" w:hAnsi="Times New Roman" w:cs="Times New Roman"/>
+          <w:i/>
+          <w:iCs/>
+          <w:kern w:val="0"/>
+          <w:sz w:val="24"/>
+          <w:szCs w:val="24"/>
+          <w:lang w:eastAsia="pt-PT"/>
+          <w14:ligatures w14:val="none"/>
+        </w:rPr>
+        <w:t>Forest</w:t>
+      </w:r>
+      <w:proofErr w:type="spellEnd"/>
+      <w:r>
+        <w:rPr>
+          <w:rFonts w:ascii="Times New Roman" w:eastAsia="Times New Roman" w:hAnsi="Times New Roman" w:cs="Times New Roman"/>
+          <w:kern w:val="0"/>
+          <w:sz w:val="24"/>
+          <w:szCs w:val="24"/>
+          <w:lang w:eastAsia="pt-PT"/>
+          <w14:ligatures w14:val="none"/>
+        </w:rPr>
+        <w:t>, sendo supervisionado, utiliza as etiquetas (</w:t>
+      </w:r>
+      <w:proofErr w:type="spellStart"/>
+      <w:r>
+        <w:rPr>
+          <w:rFonts w:ascii="Times New Roman" w:eastAsia="Times New Roman" w:hAnsi="Times New Roman" w:cs="Times New Roman"/>
+          <w:kern w:val="0"/>
+          <w:sz w:val="24"/>
+          <w:szCs w:val="24"/>
+          <w:lang w:eastAsia="pt-PT"/>
+          <w14:ligatures w14:val="none"/>
+        </w:rPr>
+        <w:t>labels</w:t>
+      </w:r>
+      <w:proofErr w:type="spellEnd"/>
+      <w:r>
+        <w:rPr>
+          <w:rFonts w:ascii="Times New Roman" w:eastAsia="Times New Roman" w:hAnsi="Times New Roman" w:cs="Times New Roman"/>
+          <w:kern w:val="0"/>
+          <w:sz w:val="24"/>
+          <w:szCs w:val="24"/>
+          <w:lang w:eastAsia="pt-PT"/>
+          <w14:ligatures w14:val="none"/>
+        </w:rPr>
+        <w:t xml:space="preserve">) pré-definidas de tráfego normal e de ataque para criar regras de decisão exatas. Por outro lado, o </w:t>
+      </w:r>
+      <w:proofErr w:type="spellStart"/>
+      <w:r>
+        <w:rPr>
+          <w:rFonts w:ascii="Times New Roman" w:eastAsia="Times New Roman" w:hAnsi="Times New Roman" w:cs="Times New Roman"/>
+          <w:i/>
+          <w:iCs/>
+          <w:kern w:val="0"/>
+          <w:sz w:val="24"/>
+          <w:szCs w:val="24"/>
+          <w:lang w:eastAsia="pt-PT"/>
+          <w14:ligatures w14:val="none"/>
+        </w:rPr>
+        <w:t>Isolation</w:t>
+      </w:r>
+      <w:proofErr w:type="spellEnd"/>
+      <w:r>
+        <w:rPr>
+          <w:rFonts w:ascii="Times New Roman" w:eastAsia="Times New Roman" w:hAnsi="Times New Roman" w:cs="Times New Roman"/>
+          <w:i/>
+          <w:iCs/>
+          <w:kern w:val="0"/>
+          <w:sz w:val="24"/>
+          <w:szCs w:val="24"/>
+          <w:lang w:eastAsia="pt-PT"/>
+          <w14:ligatures w14:val="none"/>
+        </w:rPr>
+        <w:t xml:space="preserve"> </w:t>
+      </w:r>
+      <w:proofErr w:type="spellStart"/>
+      <w:r>
+        <w:rPr>
+          <w:rFonts w:ascii="Times New Roman" w:eastAsia="Times New Roman" w:hAnsi="Times New Roman" w:cs="Times New Roman"/>
+          <w:i/>
+          <w:iCs/>
+          <w:kern w:val="0"/>
+          <w:sz w:val="24"/>
+          <w:szCs w:val="24"/>
+          <w:lang w:eastAsia="pt-PT"/>
+          <w14:ligatures w14:val="none"/>
+        </w:rPr>
+        <w:t>Forest</w:t>
+      </w:r>
+      <w:proofErr w:type="spellEnd"/>
+      <w:r>
+        <w:rPr>
+          <w:rFonts w:ascii="Times New Roman" w:eastAsia="Times New Roman" w:hAnsi="Times New Roman" w:cs="Times New Roman"/>
+          <w:kern w:val="0"/>
+          <w:sz w:val="24"/>
+          <w:szCs w:val="24"/>
+          <w:lang w:eastAsia="pt-PT"/>
+          <w14:ligatures w14:val="none"/>
+        </w:rPr>
+        <w:t xml:space="preserve"> foca-se puramente na deteção de anomalias estatísticas. No contexto de redes </w:t>
+      </w:r>
+      <w:proofErr w:type="spellStart"/>
+      <w:r>
+        <w:rPr>
+          <w:rFonts w:ascii="Times New Roman" w:eastAsia="Times New Roman" w:hAnsi="Times New Roman" w:cs="Times New Roman"/>
+          <w:kern w:val="0"/>
+          <w:sz w:val="24"/>
+          <w:szCs w:val="24"/>
+          <w:lang w:eastAsia="pt-PT"/>
+          <w14:ligatures w14:val="none"/>
+        </w:rPr>
+        <w:t>IoT</w:t>
+      </w:r>
+      <w:proofErr w:type="spellEnd"/>
+      <w:r>
+        <w:rPr>
+          <w:rFonts w:ascii="Times New Roman" w:eastAsia="Times New Roman" w:hAnsi="Times New Roman" w:cs="Times New Roman"/>
+          <w:kern w:val="0"/>
+          <w:sz w:val="24"/>
+          <w:szCs w:val="24"/>
+          <w:lang w:eastAsia="pt-PT"/>
+          <w14:ligatures w14:val="none"/>
+        </w:rPr>
+        <w:t xml:space="preserve"> (como no protocolo MQTT), um ataque inteligente ou de força bruta pode apresentar uma assinatura matemática muito semelhante ao tráfego normal, elevando a taxa de falsos positivos nestes modelos puramente focados em desvios comportamentais.</w:t>
+      </w:r>
+    </w:p>
+    <w:p>
+      <w:pPr>
+        <w:spacing w:before="100" w:beforeAutospacing="1" w:after="100" w:afterAutospacing="1" w:line="240" w:lineRule="auto"/>
+        <w:outlineLvl w:val="3"/>
+        <w:rPr>
+          <w:rFonts w:ascii="Times New Roman" w:eastAsia="Times New Roman" w:hAnsi="Times New Roman" w:cs="Times New Roman"/>
+          <w:b/>
+          <w:bCs/>
+          <w:kern w:val="0"/>
+          <w:sz w:val="24"/>
+          <w:szCs w:val="24"/>
+          <w:lang w:eastAsia="pt-PT"/>
+          <w14:ligatures w14:val="none"/>
+        </w:rPr>
+      </w:pPr>
+      <w:r>
+        <w:rPr>
+          <w:rFonts w:ascii="Times New Roman" w:eastAsia="Times New Roman" w:hAnsi="Times New Roman" w:cs="Times New Roman"/>
+          <w:b/>
+          <w:bCs/>
+          <w:kern w:val="0"/>
+          <w:sz w:val="24"/>
+          <w:szCs w:val="24"/>
+          <w:lang w:eastAsia="pt-PT"/>
+          <w14:ligatures w14:val="none"/>
+        </w:rPr>
+        <w:t>5</w:t>
+      </w:r>
+      <w:r>
+        <w:rPr>
+          <w:rFonts w:ascii="Times New Roman" w:eastAsia="Times New Roman" w:hAnsi="Times New Roman" w:cs="Times New Roman"/>
+          <w:b/>
+          <w:bCs/>
+          <w:kern w:val="0"/>
+          <w:sz w:val="24"/>
+          <w:szCs w:val="24"/>
+          <w:lang w:eastAsia="pt-PT"/>
+          <w14:ligatures w14:val="none"/>
+        </w:rPr>
+        <w:t>.2. A Inadequação do Algoritmo K-</w:t>
+      </w:r>
+      <w:proofErr w:type="spellStart"/>
+      <w:r>
+        <w:rPr>
+          <w:rFonts w:ascii="Times New Roman" w:eastAsia="Times New Roman" w:hAnsi="Times New Roman" w:cs="Times New Roman"/>
+          <w:b/>
+          <w:bCs/>
+          <w:kern w:val="0"/>
+          <w:sz w:val="24"/>
+          <w:szCs w:val="24"/>
+          <w:lang w:eastAsia="pt-PT"/>
+          <w14:ligatures w14:val="none"/>
+        </w:rPr>
+        <w:t>Means</w:t>
+      </w:r>
+      <w:proofErr w:type="spellEnd"/>
+    </w:p>
+    <w:p>
+      <w:pPr>
+        <w:spacing w:before="100" w:beforeAutospacing="1" w:after="100" w:afterAutospacing="1" w:line="240" w:lineRule="auto"/>
+        <w:rPr>
+          <w:rFonts w:ascii="Times New Roman" w:eastAsia="Times New Roman" w:hAnsi="Times New Roman" w:cs="Times New Roman"/>
+          <w:kern w:val="0"/>
+          <w:sz w:val="24"/>
+          <w:szCs w:val="24"/>
+          <w:lang w:eastAsia="pt-PT"/>
+          <w14:ligatures w14:val="none"/>
+        </w:rPr>
+      </w:pPr>
+      <w:r>
+        <w:rPr>
+          <w:rFonts w:ascii="Times New Roman" w:eastAsia="Times New Roman" w:hAnsi="Times New Roman" w:cs="Times New Roman"/>
+          <w:kern w:val="0"/>
+          <w:sz w:val="24"/>
+          <w:szCs w:val="24"/>
+          <w:lang w:eastAsia="pt-PT"/>
+          <w14:ligatures w14:val="none"/>
+        </w:rPr>
+        <w:t xml:space="preserve">O modelo </w:t>
+      </w:r>
+      <w:r>
+        <w:rPr>
+          <w:rFonts w:ascii="Times New Roman" w:eastAsia="Times New Roman" w:hAnsi="Times New Roman" w:cs="Times New Roman"/>
+          <w:i/>
+          <w:iCs/>
+          <w:kern w:val="0"/>
+          <w:sz w:val="24"/>
+          <w:szCs w:val="24"/>
+          <w:lang w:eastAsia="pt-PT"/>
+          <w14:ligatures w14:val="none"/>
+        </w:rPr>
+        <w:t>K-</w:t>
+      </w:r>
+      <w:proofErr w:type="spellStart"/>
+      <w:r>
+        <w:rPr>
+          <w:rFonts w:ascii="Times New Roman" w:eastAsia="Times New Roman" w:hAnsi="Times New Roman" w:cs="Times New Roman"/>
+          <w:i/>
+          <w:iCs/>
+          <w:kern w:val="0"/>
+          <w:sz w:val="24"/>
+          <w:szCs w:val="24"/>
+          <w:lang w:eastAsia="pt-PT"/>
+          <w14:ligatures w14:val="none"/>
+        </w:rPr>
+        <w:t>Means</w:t>
+      </w:r>
+      <w:proofErr w:type="spellEnd"/>
+      <w:r>
+        <w:rPr>
+          <w:rFonts w:ascii="Times New Roman" w:eastAsia="Times New Roman" w:hAnsi="Times New Roman" w:cs="Times New Roman"/>
+          <w:kern w:val="0"/>
+          <w:sz w:val="24"/>
+          <w:szCs w:val="24"/>
+          <w:lang w:eastAsia="pt-PT"/>
+          <w14:ligatures w14:val="none"/>
+        </w:rPr>
+        <w:t xml:space="preserve"> apresentou os resultados mais fracos do estudo. Isto deve-se ao facto de o algoritmo agrupar dados medindo a distância geométrica entre eles, assumindo que diferentes classes formam agrupamentos esféricos distintos. A realidade do tráfego de rede é altamente não-linear e sobreposta; um pacote de um ataque de </w:t>
+      </w:r>
+      <w:proofErr w:type="spellStart"/>
+      <w:r>
+        <w:rPr>
+          <w:rFonts w:ascii="Times New Roman" w:eastAsia="Times New Roman" w:hAnsi="Times New Roman" w:cs="Times New Roman"/>
+          <w:i/>
+          <w:iCs/>
+          <w:kern w:val="0"/>
+          <w:sz w:val="24"/>
+          <w:szCs w:val="24"/>
+          <w:lang w:eastAsia="pt-PT"/>
+          <w14:ligatures w14:val="none"/>
+        </w:rPr>
+        <w:t>Bruteforce</w:t>
+      </w:r>
+      <w:proofErr w:type="spellEnd"/>
+      <w:r>
+        <w:rPr>
+          <w:rFonts w:ascii="Times New Roman" w:eastAsia="Times New Roman" w:hAnsi="Times New Roman" w:cs="Times New Roman"/>
+          <w:kern w:val="0"/>
+          <w:sz w:val="24"/>
+          <w:szCs w:val="24"/>
+          <w:lang w:eastAsia="pt-PT"/>
+          <w14:ligatures w14:val="none"/>
+        </w:rPr>
+        <w:t xml:space="preserve"> via MQTT pode ter o mesmo tamanho e tempo de chegada que um pacote benigno. Ao forçar a separação geométrica, o </w:t>
+      </w:r>
+      <w:r>
+        <w:rPr>
+          <w:rFonts w:ascii="Times New Roman" w:eastAsia="Times New Roman" w:hAnsi="Times New Roman" w:cs="Times New Roman"/>
+          <w:i/>
+          <w:iCs/>
+          <w:kern w:val="0"/>
+          <w:sz w:val="24"/>
+          <w:szCs w:val="24"/>
+          <w:lang w:eastAsia="pt-PT"/>
+          <w14:ligatures w14:val="none"/>
+        </w:rPr>
+        <w:t>K-</w:t>
+      </w:r>
+      <w:proofErr w:type="spellStart"/>
+      <w:r>
+        <w:rPr>
+          <w:rFonts w:ascii="Times New Roman" w:eastAsia="Times New Roman" w:hAnsi="Times New Roman" w:cs="Times New Roman"/>
+          <w:i/>
+          <w:iCs/>
+          <w:kern w:val="0"/>
+          <w:sz w:val="24"/>
+          <w:szCs w:val="24"/>
+          <w:lang w:eastAsia="pt-PT"/>
+          <w14:ligatures w14:val="none"/>
+        </w:rPr>
+        <w:t>Means</w:t>
+      </w:r>
+      <w:proofErr w:type="spellEnd"/>
+      <w:r>
+        <w:rPr>
+          <w:rFonts w:ascii="Times New Roman" w:eastAsia="Times New Roman" w:hAnsi="Times New Roman" w:cs="Times New Roman"/>
+          <w:kern w:val="0"/>
+          <w:sz w:val="24"/>
+          <w:szCs w:val="24"/>
+          <w:lang w:eastAsia="pt-PT"/>
+          <w14:ligatures w14:val="none"/>
+        </w:rPr>
+        <w:t xml:space="preserve"> acaba por misturar amostras de ataques com tráfego legítimo, degradando drasticamente métricas como a </w:t>
+      </w:r>
+      <w:proofErr w:type="spellStart"/>
+      <w:r>
+        <w:rPr>
+          <w:rFonts w:ascii="Times New Roman" w:eastAsia="Times New Roman" w:hAnsi="Times New Roman" w:cs="Times New Roman"/>
+          <w:i/>
+          <w:iCs/>
+          <w:kern w:val="0"/>
+          <w:sz w:val="24"/>
+          <w:szCs w:val="24"/>
+          <w:lang w:eastAsia="pt-PT"/>
+          <w14:ligatures w14:val="none"/>
+        </w:rPr>
+        <w:t>Accuracy</w:t>
+      </w:r>
+      <w:proofErr w:type="spellEnd"/>
+      <w:r>
+        <w:rPr>
+          <w:rFonts w:ascii="Times New Roman" w:eastAsia="Times New Roman" w:hAnsi="Times New Roman" w:cs="Times New Roman"/>
+          <w:kern w:val="0"/>
+          <w:sz w:val="24"/>
+          <w:szCs w:val="24"/>
+          <w:lang w:eastAsia="pt-PT"/>
+          <w14:ligatures w14:val="none"/>
+        </w:rPr>
+        <w:t xml:space="preserve"> e a </w:t>
+      </w:r>
+      <w:proofErr w:type="spellStart"/>
+      <w:r>
+        <w:rPr>
+          <w:rFonts w:ascii="Times New Roman" w:eastAsia="Times New Roman" w:hAnsi="Times New Roman" w:cs="Times New Roman"/>
+          <w:i/>
+          <w:iCs/>
+          <w:kern w:val="0"/>
+          <w:sz w:val="24"/>
+          <w:szCs w:val="24"/>
+          <w:lang w:eastAsia="pt-PT"/>
+          <w14:ligatures w14:val="none"/>
+        </w:rPr>
+        <w:t>Precision</w:t>
+      </w:r>
+      <w:proofErr w:type="spellEnd"/>
+      <w:r>
+        <w:rPr>
+          <w:rFonts w:ascii="Times New Roman" w:eastAsia="Times New Roman" w:hAnsi="Times New Roman" w:cs="Times New Roman"/>
+          <w:kern w:val="0"/>
+          <w:sz w:val="24"/>
+          <w:szCs w:val="24"/>
+          <w:lang w:eastAsia="pt-PT"/>
+          <w14:ligatures w14:val="none"/>
+        </w:rPr>
+        <w:t>.</w:t>
+      </w:r>
+    </w:p>
+    <w:p>
+      <w:pPr>
+        <w:spacing w:before="100" w:beforeAutospacing="1" w:after="100" w:afterAutospacing="1" w:line="240" w:lineRule="auto"/>
+        <w:outlineLvl w:val="3"/>
+        <w:rPr>
+          <w:rFonts w:ascii="Times New Roman" w:eastAsia="Times New Roman" w:hAnsi="Times New Roman" w:cs="Times New Roman"/>
+          <w:b/>
+          <w:bCs/>
+          <w:kern w:val="0"/>
+          <w:sz w:val="24"/>
+          <w:szCs w:val="24"/>
+          <w:lang w:eastAsia="pt-PT"/>
+          <w14:ligatures w14:val="none"/>
+        </w:rPr>
+      </w:pPr>
+      <w:r>
+        <w:rPr>
+          <w:rFonts w:ascii="Times New Roman" w:eastAsia="Times New Roman" w:hAnsi="Times New Roman" w:cs="Times New Roman"/>
+          <w:b/>
+          <w:bCs/>
+          <w:kern w:val="0"/>
+          <w:sz w:val="24"/>
+          <w:szCs w:val="24"/>
+          <w:lang w:eastAsia="pt-PT"/>
+          <w14:ligatures w14:val="none"/>
+        </w:rPr>
+        <w:t>5</w:t>
+      </w:r>
+      <w:r>
+        <w:rPr>
+          <w:rFonts w:ascii="Times New Roman" w:eastAsia="Times New Roman" w:hAnsi="Times New Roman" w:cs="Times New Roman"/>
+          <w:b/>
+          <w:bCs/>
+          <w:kern w:val="0"/>
+          <w:sz w:val="24"/>
+          <w:szCs w:val="24"/>
+          <w:lang w:eastAsia="pt-PT"/>
+          <w14:ligatures w14:val="none"/>
+        </w:rPr>
+        <w:t xml:space="preserve">.3. O Impacto da Qualidade das </w:t>
+      </w:r>
+      <w:proofErr w:type="spellStart"/>
+      <w:r>
+        <w:rPr>
+          <w:rFonts w:ascii="Times New Roman" w:eastAsia="Times New Roman" w:hAnsi="Times New Roman" w:cs="Times New Roman"/>
+          <w:b/>
+          <w:bCs/>
+          <w:i/>
+          <w:iCs/>
+          <w:kern w:val="0"/>
+          <w:sz w:val="24"/>
+          <w:szCs w:val="24"/>
+          <w:lang w:eastAsia="pt-PT"/>
+          <w14:ligatures w14:val="none"/>
+        </w:rPr>
+        <w:t>Features</w:t>
+      </w:r>
+      <w:proofErr w:type="spellEnd"/>
+      <w:r>
+        <w:rPr>
+          <w:rFonts w:ascii="Times New Roman" w:eastAsia="Times New Roman" w:hAnsi="Times New Roman" w:cs="Times New Roman"/>
+          <w:b/>
+          <w:bCs/>
+          <w:kern w:val="0"/>
+          <w:sz w:val="24"/>
+          <w:szCs w:val="24"/>
+          <w:lang w:eastAsia="pt-PT"/>
+          <w14:ligatures w14:val="none"/>
+        </w:rPr>
+        <w:t xml:space="preserve"> (CICIDS2017 vs. MQTT/</w:t>
+      </w:r>
+      <w:proofErr w:type="spellStart"/>
+      <w:r>
+        <w:rPr>
+          <w:rFonts w:ascii="Times New Roman" w:eastAsia="Times New Roman" w:hAnsi="Times New Roman" w:cs="Times New Roman"/>
+          <w:b/>
+          <w:bCs/>
+          <w:kern w:val="0"/>
+          <w:sz w:val="24"/>
+          <w:szCs w:val="24"/>
+          <w:lang w:eastAsia="pt-PT"/>
+          <w14:ligatures w14:val="none"/>
+        </w:rPr>
+        <w:t>Biflow</w:t>
+      </w:r>
+      <w:proofErr w:type="spellEnd"/>
+      <w:r>
+        <w:rPr>
+          <w:rFonts w:ascii="Times New Roman" w:eastAsia="Times New Roman" w:hAnsi="Times New Roman" w:cs="Times New Roman"/>
+          <w:b/>
+          <w:bCs/>
+          <w:kern w:val="0"/>
+          <w:sz w:val="24"/>
+          <w:szCs w:val="24"/>
+          <w:lang w:eastAsia="pt-PT"/>
+          <w14:ligatures w14:val="none"/>
+        </w:rPr>
+        <w:t>)</w:t>
+      </w:r>
+    </w:p>
+    <w:p>
+      <w:pPr>
+        <w:spacing w:before="100" w:beforeAutospacing="1" w:after="100" w:afterAutospacing="1" w:line="240" w:lineRule="auto"/>
+        <w:rPr>
+          <w:rFonts w:ascii="Times New Roman" w:eastAsia="Times New Roman" w:hAnsi="Times New Roman" w:cs="Times New Roman"/>
+          <w:kern w:val="0"/>
+          <w:sz w:val="24"/>
+          <w:szCs w:val="24"/>
+          <w:lang w:eastAsia="pt-PT"/>
+          <w14:ligatures w14:val="none"/>
+        </w:rPr>
+      </w:pPr>
+      <w:r>
+        <w:rPr>
+          <w:rFonts w:ascii="Times New Roman" w:eastAsia="Times New Roman" w:hAnsi="Times New Roman" w:cs="Times New Roman"/>
+          <w:kern w:val="0"/>
+          <w:sz w:val="24"/>
+          <w:szCs w:val="24"/>
+          <w:lang w:eastAsia="pt-PT"/>
+          <w14:ligatures w14:val="none"/>
+        </w:rPr>
+        <w:t xml:space="preserve">Uma das conclusões mais relevantes deste projeto prende-se com a disparidade de resultados entre diferentes conjuntos de dados. Os modelos treinados com o </w:t>
+      </w:r>
+      <w:proofErr w:type="spellStart"/>
+      <w:r>
+        <w:rPr>
+          <w:rFonts w:ascii="Times New Roman" w:eastAsia="Times New Roman" w:hAnsi="Times New Roman" w:cs="Times New Roman"/>
+          <w:kern w:val="0"/>
+          <w:sz w:val="24"/>
+          <w:szCs w:val="24"/>
+          <w:lang w:eastAsia="pt-PT"/>
+          <w14:ligatures w14:val="none"/>
+        </w:rPr>
+        <w:t>dataset</w:t>
+      </w:r>
+      <w:proofErr w:type="spellEnd"/>
+      <w:r>
+        <w:rPr>
+          <w:rFonts w:ascii="Times New Roman" w:eastAsia="Times New Roman" w:hAnsi="Times New Roman" w:cs="Times New Roman"/>
+          <w:kern w:val="0"/>
+          <w:sz w:val="24"/>
+          <w:szCs w:val="24"/>
+          <w:lang w:eastAsia="pt-PT"/>
+          <w14:ligatures w14:val="none"/>
+        </w:rPr>
+        <w:t xml:space="preserve"> </w:t>
+      </w:r>
+      <w:r>
+        <w:rPr>
+          <w:rFonts w:ascii="Times New Roman" w:eastAsia="Times New Roman" w:hAnsi="Times New Roman" w:cs="Times New Roman"/>
+          <w:i/>
+          <w:iCs/>
+          <w:kern w:val="0"/>
+          <w:sz w:val="24"/>
+          <w:szCs w:val="24"/>
+          <w:lang w:eastAsia="pt-PT"/>
+          <w14:ligatures w14:val="none"/>
+        </w:rPr>
+        <w:t>CICIDS2017</w:t>
+      </w:r>
+      <w:r>
+        <w:rPr>
+          <w:rFonts w:ascii="Times New Roman" w:eastAsia="Times New Roman" w:hAnsi="Times New Roman" w:cs="Times New Roman"/>
+          <w:kern w:val="0"/>
+          <w:sz w:val="24"/>
+          <w:szCs w:val="24"/>
+          <w:lang w:eastAsia="pt-PT"/>
+          <w14:ligatures w14:val="none"/>
+        </w:rPr>
+        <w:t xml:space="preserve"> obtiveram resultados consideravelmente melhores do que os treinados com os fluxos do protocolo MQTT (</w:t>
+      </w:r>
+      <w:proofErr w:type="spellStart"/>
+      <w:r>
+        <w:rPr>
+          <w:rFonts w:ascii="Times New Roman" w:eastAsia="Times New Roman" w:hAnsi="Times New Roman" w:cs="Times New Roman"/>
+          <w:i/>
+          <w:iCs/>
+          <w:kern w:val="0"/>
+          <w:sz w:val="24"/>
+          <w:szCs w:val="24"/>
+          <w:lang w:eastAsia="pt-PT"/>
+          <w14:ligatures w14:val="none"/>
+        </w:rPr>
+        <w:t>biflow</w:t>
+      </w:r>
+      <w:proofErr w:type="spellEnd"/>
+      <w:r>
+        <w:rPr>
+          <w:rFonts w:ascii="Times New Roman" w:eastAsia="Times New Roman" w:hAnsi="Times New Roman" w:cs="Times New Roman"/>
+          <w:kern w:val="0"/>
+          <w:sz w:val="24"/>
+          <w:szCs w:val="24"/>
+          <w:lang w:eastAsia="pt-PT"/>
+          <w14:ligatures w14:val="none"/>
+        </w:rPr>
+        <w:t>). Esta diferença não advém de falhas nos algoritmos, mas sim da riqueza de informação (</w:t>
+      </w:r>
+      <w:proofErr w:type="spellStart"/>
+      <w:r>
+        <w:rPr>
+          <w:rFonts w:ascii="Times New Roman" w:eastAsia="Times New Roman" w:hAnsi="Times New Roman" w:cs="Times New Roman"/>
+          <w:i/>
+          <w:iCs/>
+          <w:kern w:val="0"/>
+          <w:sz w:val="24"/>
+          <w:szCs w:val="24"/>
+          <w:lang w:eastAsia="pt-PT"/>
+          <w14:ligatures w14:val="none"/>
+        </w:rPr>
+        <w:t>features</w:t>
+      </w:r>
+      <w:proofErr w:type="spellEnd"/>
+      <w:r>
+        <w:rPr>
+          <w:rFonts w:ascii="Times New Roman" w:eastAsia="Times New Roman" w:hAnsi="Times New Roman" w:cs="Times New Roman"/>
+          <w:kern w:val="0"/>
+          <w:sz w:val="24"/>
+          <w:szCs w:val="24"/>
+          <w:lang w:eastAsia="pt-PT"/>
+          <w14:ligatures w14:val="none"/>
+        </w:rPr>
+        <w:t xml:space="preserve">) extraída. Enquanto o </w:t>
+      </w:r>
+      <w:proofErr w:type="spellStart"/>
+      <w:r>
+        <w:rPr>
+          <w:rFonts w:ascii="Times New Roman" w:eastAsia="Times New Roman" w:hAnsi="Times New Roman" w:cs="Times New Roman"/>
+          <w:kern w:val="0"/>
+          <w:sz w:val="24"/>
+          <w:szCs w:val="24"/>
+          <w:lang w:eastAsia="pt-PT"/>
+          <w14:ligatures w14:val="none"/>
+        </w:rPr>
+        <w:t>dataset</w:t>
+      </w:r>
+      <w:proofErr w:type="spellEnd"/>
+      <w:r>
+        <w:rPr>
+          <w:rFonts w:ascii="Times New Roman" w:eastAsia="Times New Roman" w:hAnsi="Times New Roman" w:cs="Times New Roman"/>
+          <w:kern w:val="0"/>
+          <w:sz w:val="24"/>
+          <w:szCs w:val="24"/>
+          <w:lang w:eastAsia="pt-PT"/>
+          <w14:ligatures w14:val="none"/>
+        </w:rPr>
+        <w:t xml:space="preserve"> MQTT se baseia largamente em métricas de contagem (número e tamanho de pacotes) e </w:t>
+      </w:r>
+      <w:r>
+        <w:rPr>
+          <w:rFonts w:ascii="Times New Roman" w:eastAsia="Times New Roman" w:hAnsi="Times New Roman" w:cs="Times New Roman"/>
+          <w:kern w:val="0"/>
+          <w:sz w:val="24"/>
+          <w:szCs w:val="24"/>
+          <w:lang w:eastAsia="pt-PT"/>
+          <w14:ligatures w14:val="none"/>
+        </w:rPr>
+        <w:lastRenderedPageBreak/>
+        <w:t xml:space="preserve">intervalos de tempo básicos, o </w:t>
+      </w:r>
+      <w:r>
+        <w:rPr>
+          <w:rFonts w:ascii="Times New Roman" w:eastAsia="Times New Roman" w:hAnsi="Times New Roman" w:cs="Times New Roman"/>
+          <w:i/>
+          <w:iCs/>
+          <w:kern w:val="0"/>
+          <w:sz w:val="24"/>
+          <w:szCs w:val="24"/>
+          <w:lang w:eastAsia="pt-PT"/>
+          <w14:ligatures w14:val="none"/>
+        </w:rPr>
+        <w:t>CICIDS2017</w:t>
+      </w:r>
+      <w:r>
+        <w:rPr>
+          <w:rFonts w:ascii="Times New Roman" w:eastAsia="Times New Roman" w:hAnsi="Times New Roman" w:cs="Times New Roman"/>
+          <w:kern w:val="0"/>
+          <w:sz w:val="24"/>
+          <w:szCs w:val="24"/>
+          <w:lang w:eastAsia="pt-PT"/>
+          <w14:ligatures w14:val="none"/>
+        </w:rPr>
+        <w:t xml:space="preserve"> fornece dezenas de métricas comportamentais avançadas, tais como a velocidade do fluxo (</w:t>
+      </w:r>
+      <w:proofErr w:type="spellStart"/>
+      <w:r>
+        <w:rPr>
+          <w:rFonts w:ascii="Times New Roman" w:eastAsia="Times New Roman" w:hAnsi="Times New Roman" w:cs="Times New Roman"/>
+          <w:i/>
+          <w:iCs/>
+          <w:kern w:val="0"/>
+          <w:sz w:val="24"/>
+          <w:szCs w:val="24"/>
+          <w:lang w:eastAsia="pt-PT"/>
+          <w14:ligatures w14:val="none"/>
+        </w:rPr>
+        <w:t>Flow</w:t>
+      </w:r>
+      <w:proofErr w:type="spellEnd"/>
+      <w:r>
+        <w:rPr>
+          <w:rFonts w:ascii="Times New Roman" w:eastAsia="Times New Roman" w:hAnsi="Times New Roman" w:cs="Times New Roman"/>
+          <w:i/>
+          <w:iCs/>
+          <w:kern w:val="0"/>
+          <w:sz w:val="24"/>
+          <w:szCs w:val="24"/>
+          <w:lang w:eastAsia="pt-PT"/>
+          <w14:ligatures w14:val="none"/>
+        </w:rPr>
+        <w:t xml:space="preserve"> Bytes/s</w:t>
+      </w:r>
+      <w:r>
+        <w:rPr>
+          <w:rFonts w:ascii="Times New Roman" w:eastAsia="Times New Roman" w:hAnsi="Times New Roman" w:cs="Times New Roman"/>
+          <w:kern w:val="0"/>
+          <w:sz w:val="24"/>
+          <w:szCs w:val="24"/>
+          <w:lang w:eastAsia="pt-PT"/>
+          <w14:ligatures w14:val="none"/>
+        </w:rPr>
+        <w:t>), tempos de atividade/inatividade (</w:t>
+      </w:r>
+      <w:r>
+        <w:rPr>
+          <w:rFonts w:ascii="Times New Roman" w:eastAsia="Times New Roman" w:hAnsi="Times New Roman" w:cs="Times New Roman"/>
+          <w:i/>
+          <w:iCs/>
+          <w:kern w:val="0"/>
+          <w:sz w:val="24"/>
+          <w:szCs w:val="24"/>
+          <w:lang w:eastAsia="pt-PT"/>
+          <w14:ligatures w14:val="none"/>
+        </w:rPr>
+        <w:t>Active/</w:t>
+      </w:r>
+      <w:proofErr w:type="spellStart"/>
+      <w:r>
+        <w:rPr>
+          <w:rFonts w:ascii="Times New Roman" w:eastAsia="Times New Roman" w:hAnsi="Times New Roman" w:cs="Times New Roman"/>
+          <w:i/>
+          <w:iCs/>
+          <w:kern w:val="0"/>
+          <w:sz w:val="24"/>
+          <w:szCs w:val="24"/>
+          <w:lang w:eastAsia="pt-PT"/>
+          <w14:ligatures w14:val="none"/>
+        </w:rPr>
+        <w:t>Idle</w:t>
+      </w:r>
+      <w:proofErr w:type="spellEnd"/>
+      <w:r>
+        <w:rPr>
+          <w:rFonts w:ascii="Times New Roman" w:eastAsia="Times New Roman" w:hAnsi="Times New Roman" w:cs="Times New Roman"/>
+          <w:i/>
+          <w:iCs/>
+          <w:kern w:val="0"/>
+          <w:sz w:val="24"/>
+          <w:szCs w:val="24"/>
+          <w:lang w:eastAsia="pt-PT"/>
+          <w14:ligatures w14:val="none"/>
+        </w:rPr>
+        <w:t xml:space="preserve"> </w:t>
+      </w:r>
+      <w:proofErr w:type="spellStart"/>
+      <w:r>
+        <w:rPr>
+          <w:rFonts w:ascii="Times New Roman" w:eastAsia="Times New Roman" w:hAnsi="Times New Roman" w:cs="Times New Roman"/>
+          <w:i/>
+          <w:iCs/>
+          <w:kern w:val="0"/>
+          <w:sz w:val="24"/>
+          <w:szCs w:val="24"/>
+          <w:lang w:eastAsia="pt-PT"/>
+          <w14:ligatures w14:val="none"/>
+        </w:rPr>
+        <w:t>Mean</w:t>
+      </w:r>
+      <w:proofErr w:type="spellEnd"/>
+      <w:r>
+        <w:rPr>
+          <w:rFonts w:ascii="Times New Roman" w:eastAsia="Times New Roman" w:hAnsi="Times New Roman" w:cs="Times New Roman"/>
+          <w:kern w:val="0"/>
+          <w:sz w:val="24"/>
+          <w:szCs w:val="24"/>
+          <w:lang w:eastAsia="pt-PT"/>
+          <w14:ligatures w14:val="none"/>
+        </w:rPr>
+        <w:t xml:space="preserve">) e tamanhos de janelas TCP. Esta riqueza de </w:t>
+      </w:r>
+      <w:proofErr w:type="spellStart"/>
+      <w:r>
+        <w:rPr>
+          <w:rFonts w:ascii="Times New Roman" w:eastAsia="Times New Roman" w:hAnsi="Times New Roman" w:cs="Times New Roman"/>
+          <w:i/>
+          <w:iCs/>
+          <w:kern w:val="0"/>
+          <w:sz w:val="24"/>
+          <w:szCs w:val="24"/>
+          <w:lang w:eastAsia="pt-PT"/>
+          <w14:ligatures w14:val="none"/>
+        </w:rPr>
+        <w:t>features</w:t>
+      </w:r>
+      <w:proofErr w:type="spellEnd"/>
+      <w:r>
+        <w:rPr>
+          <w:rFonts w:ascii="Times New Roman" w:eastAsia="Times New Roman" w:hAnsi="Times New Roman" w:cs="Times New Roman"/>
+          <w:kern w:val="0"/>
+          <w:sz w:val="24"/>
+          <w:szCs w:val="24"/>
+          <w:lang w:eastAsia="pt-PT"/>
+          <w14:ligatures w14:val="none"/>
+        </w:rPr>
+        <w:t xml:space="preserve"> comportamentais permite aos modelos, particularmente ao </w:t>
+      </w:r>
+      <w:proofErr w:type="spellStart"/>
+      <w:r>
+        <w:rPr>
+          <w:rFonts w:ascii="Times New Roman" w:eastAsia="Times New Roman" w:hAnsi="Times New Roman" w:cs="Times New Roman"/>
+          <w:i/>
+          <w:iCs/>
+          <w:kern w:val="0"/>
+          <w:sz w:val="24"/>
+          <w:szCs w:val="24"/>
+          <w:lang w:eastAsia="pt-PT"/>
+          <w14:ligatures w14:val="none"/>
+        </w:rPr>
+        <w:t>Random</w:t>
+      </w:r>
+      <w:proofErr w:type="spellEnd"/>
+      <w:r>
+        <w:rPr>
+          <w:rFonts w:ascii="Times New Roman" w:eastAsia="Times New Roman" w:hAnsi="Times New Roman" w:cs="Times New Roman"/>
+          <w:i/>
+          <w:iCs/>
+          <w:kern w:val="0"/>
+          <w:sz w:val="24"/>
+          <w:szCs w:val="24"/>
+          <w:lang w:eastAsia="pt-PT"/>
+          <w14:ligatures w14:val="none"/>
+        </w:rPr>
+        <w:t xml:space="preserve"> </w:t>
+      </w:r>
+      <w:proofErr w:type="spellStart"/>
+      <w:r>
+        <w:rPr>
+          <w:rFonts w:ascii="Times New Roman" w:eastAsia="Times New Roman" w:hAnsi="Times New Roman" w:cs="Times New Roman"/>
+          <w:i/>
+          <w:iCs/>
+          <w:kern w:val="0"/>
+          <w:sz w:val="24"/>
+          <w:szCs w:val="24"/>
+          <w:lang w:eastAsia="pt-PT"/>
+          <w14:ligatures w14:val="none"/>
+        </w:rPr>
+        <w:t>Forest</w:t>
+      </w:r>
+      <w:proofErr w:type="spellEnd"/>
+      <w:r>
+        <w:rPr>
+          <w:rFonts w:ascii="Times New Roman" w:eastAsia="Times New Roman" w:hAnsi="Times New Roman" w:cs="Times New Roman"/>
+          <w:kern w:val="0"/>
+          <w:sz w:val="24"/>
+          <w:szCs w:val="24"/>
+          <w:lang w:eastAsia="pt-PT"/>
+          <w14:ligatures w14:val="none"/>
+        </w:rPr>
+        <w:t xml:space="preserve">, detetar rapidamente picos anómalos associados a ataques de </w:t>
+      </w:r>
+      <w:r>
+        <w:rPr>
+          <w:rFonts w:ascii="Times New Roman" w:eastAsia="Times New Roman" w:hAnsi="Times New Roman" w:cs="Times New Roman"/>
+          <w:i/>
+          <w:iCs/>
+          <w:kern w:val="0"/>
+          <w:sz w:val="24"/>
+          <w:szCs w:val="24"/>
+          <w:lang w:eastAsia="pt-PT"/>
+          <w14:ligatures w14:val="none"/>
+        </w:rPr>
+        <w:t>scan</w:t>
+      </w:r>
+      <w:r>
+        <w:rPr>
+          <w:rFonts w:ascii="Times New Roman" w:eastAsia="Times New Roman" w:hAnsi="Times New Roman" w:cs="Times New Roman"/>
+          <w:kern w:val="0"/>
+          <w:sz w:val="24"/>
+          <w:szCs w:val="24"/>
+          <w:lang w:eastAsia="pt-PT"/>
+          <w14:ligatures w14:val="none"/>
+        </w:rPr>
+        <w:t xml:space="preserve"> ou </w:t>
+      </w:r>
+      <w:proofErr w:type="spellStart"/>
+      <w:r>
+        <w:rPr>
+          <w:rFonts w:ascii="Times New Roman" w:eastAsia="Times New Roman" w:hAnsi="Times New Roman" w:cs="Times New Roman"/>
+          <w:i/>
+          <w:iCs/>
+          <w:kern w:val="0"/>
+          <w:sz w:val="24"/>
+          <w:szCs w:val="24"/>
+          <w:lang w:eastAsia="pt-PT"/>
+          <w14:ligatures w14:val="none"/>
+        </w:rPr>
+        <w:t>bruteforce</w:t>
+      </w:r>
+      <w:proofErr w:type="spellEnd"/>
+      <w:r>
+        <w:rPr>
+          <w:rFonts w:ascii="Times New Roman" w:eastAsia="Times New Roman" w:hAnsi="Times New Roman" w:cs="Times New Roman"/>
+          <w:kern w:val="0"/>
+          <w:sz w:val="24"/>
+          <w:szCs w:val="24"/>
+          <w:lang w:eastAsia="pt-PT"/>
+          <w14:ligatures w14:val="none"/>
+        </w:rPr>
+        <w:t>, algo substancialmente mais complexo de inferir com os dados limitados do ambiente MQTT.</w:t>
+      </w:r>
+    </w:p>
+    <w:p>
+      <w:pPr>
+        <w:pStyle w:val="NormalWeb"/>
+      </w:pPr>
+      <w:r>
+        <w:t xml:space="preserve">Em suma, o projeto atingiu os objetivos </w:t>
+      </w:r>
+      <w:r>
+        <w:t>iniciais</w:t>
+      </w:r>
+      <w:r>
+        <w:t xml:space="preserve"> de criar uma infraestrutura capaz de processar, analisar e classificar eventos de rede com um elevado grau de automatização. A integração de métricas estatísticas rigorosas com algoritmos de IA resultou numa ferramenta que não só deteta intrusões, mas também oferece transparência sobre as razões que levaram a essa classificação. </w:t>
+      </w:r>
+      <w:r>
+        <w:t xml:space="preserve">A transposição destes resultados para uma interface web interativa permitiu democratizar o acesso a estas conclusões. A </w:t>
+      </w:r>
+      <w:proofErr w:type="spellStart"/>
+      <w:r>
+        <w:t>dashboard</w:t>
+      </w:r>
+      <w:proofErr w:type="spellEnd"/>
+      <w:r>
+        <w:t xml:space="preserve"> implementada consome dinamicamente os ficheiros JSON resultantes dos treinos, transformando dados técnicos e métricas de desempenho em relatórios visuais acionáveis, consolidando a utilidade prática desta plataforma no panorama da </w:t>
+      </w:r>
+      <w:proofErr w:type="spellStart"/>
+      <w:r>
+        <w:t>ciberseguranç</w:t>
+      </w:r>
+      <w:r>
+        <w:t>a</w:t>
+      </w:r>
+      <w:proofErr w:type="spellEnd"/>
+      <w:r>
+        <w:t>.</w:t>
+      </w:r>
     </w:p>
     <w:sectPr>
       <w:pgSz w:w="11906" w:h="16838"/>
@@ -2785,7 +3931,6 @@
     <w:next w:val="Normal"/>
     <w:link w:val="Ttulo4Carter"/>
     <w:uiPriority w:val="9"/>
-    <w:semiHidden/>
     <w:unhideWhenUsed/>
     <w:qFormat/>
     <w:rsid w:val="00900663"/>
@@ -2982,7 +4127,6 @@
     <w:basedOn w:val="Tipodeletrapredefinidodopargrafo"/>
     <w:link w:val="Ttulo4"/>
     <w:uiPriority w:val="9"/>
-    <w:semiHidden/>
     <w:rsid w:val="00900663"/>
     <w:rPr>
       <w:rFonts w:eastAsiaTheme="majorEastAsia" w:cstheme="majorBidi"/>
@@ -3230,7 +4374,6 @@
     <w:name w:val="Normal (Web)"/>
     <w:basedOn w:val="Normal"/>
     <w:uiPriority w:val="99"/>
-    <w:semiHidden/>
     <w:unhideWhenUsed/>
     <w:rsid w:val="0015533B"/>
     <w:pPr>

--- a/Relatório_v1.docx
+++ b/Relatório_v1.docx
@@ -550,6 +550,13 @@
     </w:p>
     <w:p>
       <w:pPr>
+        <w:rPr>
+          <w:rFonts w:ascii="Cambria" w:hAnsi="Cambria"/>
+        </w:rPr>
+      </w:pPr>
+    </w:p>
+    <w:p>
+      <w:pPr>
         <w:pStyle w:val="PargrafodaLista"/>
         <w:numPr>
           <w:ilvl w:val="0"/>
@@ -599,24 +606,48 @@
     <w:p>
       <w:pPr>
         <w:pStyle w:val="NormalWeb"/>
-      </w:pPr>
-      <w:r>
+        <w:rPr>
+          <w:sz w:val="22"/>
+          <w:szCs w:val="22"/>
+        </w:rPr>
+      </w:pPr>
+      <w:r>
+        <w:rPr>
+          <w:sz w:val="22"/>
+          <w:szCs w:val="22"/>
+        </w:rPr>
         <w:t>A metodologia de análise estatística dos dados é um componente crítico do sistema, implementada através de um motor de análise dinâmico que compara o tráfego legítimo com comportamentos maliciosos. Este motor avalia a relevância de cada característica da rede utilizando métricas como o D de Cohen, que mede a magnitude da diferença entre grupos, e o teste de Mann-</w:t>
       </w:r>
       <w:proofErr w:type="spellStart"/>
       <w:r>
+        <w:rPr>
+          <w:sz w:val="22"/>
+          <w:szCs w:val="22"/>
+        </w:rPr>
         <w:t>Whitney</w:t>
       </w:r>
       <w:proofErr w:type="spellEnd"/>
       <w:r>
+        <w:rPr>
+          <w:sz w:val="22"/>
+          <w:szCs w:val="22"/>
+        </w:rPr>
         <w:t xml:space="preserve"> U para validar a significância estatística. Através desta análise, o sistema atribui um "score" de discriminação a cada característica, permitindo a seleção automática das mais eficazes para o treino da inteligência artificial e excluindo identificadores que possam viciar o modelo, como endereços IP ou portas de origem.</w:t>
       </w:r>
     </w:p>
     <w:p>
       <w:pPr>
         <w:pStyle w:val="NormalWeb"/>
-      </w:pPr>
-      <w:r>
+        <w:rPr>
+          <w:sz w:val="22"/>
+          <w:szCs w:val="22"/>
+        </w:rPr>
+      </w:pPr>
+      <w:r>
+        <w:rPr>
+          <w:sz w:val="22"/>
+          <w:szCs w:val="22"/>
+        </w:rPr>
         <w:t xml:space="preserve">A arquitetura da plataforma organiza os algoritmos em diferentes categorias para otimizar a deteção de ameaças. São utilizados modelos supervisionados, como o </w:t>
       </w:r>
       <w:proofErr w:type="spellStart"/>
@@ -624,6 +655,8 @@
         <w:rPr>
           <w:i/>
           <w:iCs/>
+          <w:sz w:val="22"/>
+          <w:szCs w:val="22"/>
         </w:rPr>
         <w:t>Random</w:t>
       </w:r>
@@ -632,6 +665,8 @@
         <w:rPr>
           <w:i/>
           <w:iCs/>
+          <w:sz w:val="22"/>
+          <w:szCs w:val="22"/>
         </w:rPr>
         <w:t xml:space="preserve"> </w:t>
       </w:r>
@@ -640,11 +675,17 @@
         <w:rPr>
           <w:i/>
           <w:iCs/>
+          <w:sz w:val="22"/>
+          <w:szCs w:val="22"/>
         </w:rPr>
         <w:t>Forest</w:t>
       </w:r>
       <w:proofErr w:type="spellEnd"/>
       <w:r>
+        <w:rPr>
+          <w:sz w:val="22"/>
+          <w:szCs w:val="22"/>
+        </w:rPr>
         <w:t xml:space="preserve">, que aprendem padrões específicos de ataques conhecidos, atingindo uma precisão base de aproximadamente 77,22% em dados MQTT. Paralelamente, aplicam-se métodos não supervisionados como o </w:t>
       </w:r>
       <w:proofErr w:type="spellStart"/>
@@ -652,6 +693,8 @@
         <w:rPr>
           <w:i/>
           <w:iCs/>
+          <w:sz w:val="22"/>
+          <w:szCs w:val="22"/>
         </w:rPr>
         <w:t>Isolation</w:t>
       </w:r>
@@ -660,6 +703,8 @@
         <w:rPr>
           <w:i/>
           <w:iCs/>
+          <w:sz w:val="22"/>
+          <w:szCs w:val="22"/>
         </w:rPr>
         <w:t xml:space="preserve"> </w:t>
       </w:r>
@@ -668,17 +713,25 @@
         <w:rPr>
           <w:i/>
           <w:iCs/>
+          <w:sz w:val="22"/>
+          <w:szCs w:val="22"/>
         </w:rPr>
         <w:t>Forest</w:t>
       </w:r>
       <w:proofErr w:type="spellEnd"/>
       <w:r>
+        <w:rPr>
+          <w:sz w:val="22"/>
+          <w:szCs w:val="22"/>
+        </w:rPr>
         <w:t xml:space="preserve">, treinado apenas com tráfego normal para identificar anomalias sem necessidade de etiquetas prévias, e o </w:t>
       </w:r>
       <w:r>
         <w:rPr>
           <w:i/>
           <w:iCs/>
+          <w:sz w:val="22"/>
+          <w:szCs w:val="22"/>
         </w:rPr>
         <w:t>K-</w:t>
       </w:r>
@@ -687,61 +740,240 @@
         <w:rPr>
           <w:i/>
           <w:iCs/>
+          <w:sz w:val="22"/>
+          <w:szCs w:val="22"/>
         </w:rPr>
         <w:t>Means</w:t>
       </w:r>
       <w:proofErr w:type="spellEnd"/>
       <w:r>
+        <w:rPr>
+          <w:sz w:val="22"/>
+          <w:szCs w:val="22"/>
+        </w:rPr>
         <w:t xml:space="preserve">, que agrupa o tráfego em </w:t>
       </w:r>
       <w:r>
         <w:rPr>
           <w:i/>
           <w:iCs/>
+          <w:sz w:val="22"/>
+          <w:szCs w:val="22"/>
         </w:rPr>
         <w:t>clusters</w:t>
       </w:r>
       <w:r>
+        <w:rPr>
+          <w:sz w:val="22"/>
+          <w:szCs w:val="22"/>
+        </w:rPr>
         <w:t xml:space="preserve"> para isolar comportamentos minoritários suspeitos.</w:t>
       </w:r>
     </w:p>
     <w:p>
       <w:pPr>
         <w:pStyle w:val="NormalWeb"/>
-      </w:pPr>
-      <w:r>
-        <w:t>Os resultados e as métricas de desempenho de cada modelo, incluindo matrizes de confusão e taxas de deteção (</w:t>
-      </w:r>
-      <w:proofErr w:type="spellStart"/>
-      <w:r>
-        <w:rPr>
-          <w:i/>
-          <w:iCs/>
-        </w:rPr>
-        <w:t>recall</w:t>
-      </w:r>
-      <w:proofErr w:type="spellEnd"/>
-      <w:r>
-        <w:t xml:space="preserve">), são guardados em ficheiros JSON para posterior consulta. O objetivo final da investigação é disponibilizar estas informações através de uma interface </w:t>
-      </w:r>
-      <w:r>
-        <w:rPr>
-          <w:i/>
-          <w:iCs/>
-        </w:rPr>
-        <w:t>web</w:t>
-      </w:r>
-      <w:r>
-        <w:t xml:space="preserve"> intuitiva, que apresentará gráficos e relatórios detalhados. Esta ferramenta visa apoiar estudantes, docentes e profissionais das áreas de </w:t>
-      </w:r>
-      <w:proofErr w:type="spellStart"/>
-      <w:r>
-        <w:t>cibersegurança</w:t>
-      </w:r>
-      <w:proofErr w:type="spellEnd"/>
-      <w:r>
-        <w:t xml:space="preserve"> e inteligência artificial no estudo e na validação dos seus próprios modelos e conjuntos de dados.</w:t>
-      </w:r>
+        <w:rPr>
+          <w:sz w:val="22"/>
+          <w:szCs w:val="22"/>
+        </w:rPr>
+      </w:pPr>
+      <w:r>
+        <w:rPr>
+          <w:sz w:val="22"/>
+          <w:szCs w:val="22"/>
+        </w:rPr>
+        <w:t>Os resultados e as métricas de desempenho de cada modelo</w:t>
+      </w:r>
+      <w:r>
+        <w:rPr>
+          <w:sz w:val="22"/>
+          <w:szCs w:val="22"/>
+        </w:rPr>
+        <w:t xml:space="preserve"> são guardados num ficheiro JSON que inclui informações como a </w:t>
+      </w:r>
+      <w:proofErr w:type="spellStart"/>
+      <w:r>
+        <w:rPr>
+          <w:i/>
+          <w:iCs/>
+          <w:sz w:val="22"/>
+          <w:szCs w:val="22"/>
+        </w:rPr>
+        <w:t>Accuracy</w:t>
+      </w:r>
+      <w:proofErr w:type="spellEnd"/>
+      <w:r>
+        <w:rPr>
+          <w:sz w:val="22"/>
+          <w:szCs w:val="22"/>
+        </w:rPr>
+        <w:t xml:space="preserve">, taxa de </w:t>
+      </w:r>
+      <w:r>
+        <w:rPr>
+          <w:sz w:val="22"/>
+          <w:szCs w:val="22"/>
+        </w:rPr>
+        <w:t>sucesso</w:t>
+      </w:r>
+      <w:r>
+        <w:rPr>
+          <w:sz w:val="22"/>
+          <w:szCs w:val="22"/>
+        </w:rPr>
+        <w:t xml:space="preserve"> em relação ao total do </w:t>
+      </w:r>
+      <w:proofErr w:type="spellStart"/>
+      <w:r>
+        <w:rPr>
+          <w:sz w:val="22"/>
+          <w:szCs w:val="22"/>
+        </w:rPr>
+        <w:t>dataset</w:t>
+      </w:r>
+      <w:proofErr w:type="spellEnd"/>
+      <w:r>
+        <w:rPr>
+          <w:sz w:val="22"/>
+          <w:szCs w:val="22"/>
+        </w:rPr>
+        <w:t xml:space="preserve"> (tráfego normal e ataques), </w:t>
+      </w:r>
+      <w:proofErr w:type="spellStart"/>
+      <w:r>
+        <w:rPr>
+          <w:i/>
+          <w:iCs/>
+          <w:sz w:val="22"/>
+          <w:szCs w:val="22"/>
+        </w:rPr>
+        <w:t>Precision</w:t>
+      </w:r>
+      <w:proofErr w:type="spellEnd"/>
+      <w:r>
+        <w:rPr>
+          <w:sz w:val="22"/>
+          <w:szCs w:val="22"/>
+        </w:rPr>
+        <w:t>,</w:t>
+      </w:r>
+      <w:r>
+        <w:rPr>
+          <w:sz w:val="22"/>
+          <w:szCs w:val="22"/>
+        </w:rPr>
+        <w:t xml:space="preserve"> percentagem de acerto em relação aos dados reconhecidos como ataques/anomalias,</w:t>
+      </w:r>
+      <w:r>
+        <w:rPr>
+          <w:sz w:val="22"/>
+          <w:szCs w:val="22"/>
+        </w:rPr>
+        <w:t xml:space="preserve"> </w:t>
+      </w:r>
+      <w:proofErr w:type="spellStart"/>
+      <w:r>
+        <w:rPr>
+          <w:i/>
+          <w:iCs/>
+          <w:sz w:val="22"/>
+          <w:szCs w:val="22"/>
+        </w:rPr>
+        <w:t>Recall</w:t>
+      </w:r>
+      <w:proofErr w:type="spellEnd"/>
+      <w:r>
+        <w:rPr>
+          <w:sz w:val="22"/>
+          <w:szCs w:val="22"/>
+        </w:rPr>
+        <w:t>,</w:t>
+      </w:r>
+      <w:r>
+        <w:rPr>
+          <w:sz w:val="22"/>
+          <w:szCs w:val="22"/>
+        </w:rPr>
+        <w:t xml:space="preserve"> número de ataques identificados corretamente em relação ao número real de ataques presentes nos dados analisados,</w:t>
+      </w:r>
+      <w:r>
+        <w:rPr>
+          <w:sz w:val="22"/>
+          <w:szCs w:val="22"/>
+        </w:rPr>
+        <w:t xml:space="preserve"> </w:t>
+      </w:r>
+      <w:r>
+        <w:rPr>
+          <w:i/>
+          <w:iCs/>
+          <w:sz w:val="22"/>
+          <w:szCs w:val="22"/>
+        </w:rPr>
+        <w:t>F1-Score</w:t>
+      </w:r>
+      <w:r>
+        <w:rPr>
+          <w:sz w:val="22"/>
+          <w:szCs w:val="22"/>
+        </w:rPr>
+        <w:t xml:space="preserve">, média ponderada calculada entre o </w:t>
+      </w:r>
+      <w:proofErr w:type="spellStart"/>
+      <w:r>
+        <w:rPr>
+          <w:i/>
+          <w:iCs/>
+          <w:sz w:val="22"/>
+          <w:szCs w:val="22"/>
+        </w:rPr>
+        <w:t>Recall</w:t>
+      </w:r>
+      <w:proofErr w:type="spellEnd"/>
+      <w:r>
+        <w:rPr>
+          <w:sz w:val="22"/>
+          <w:szCs w:val="22"/>
+        </w:rPr>
+        <w:t xml:space="preserve"> e </w:t>
+      </w:r>
+      <w:proofErr w:type="spellStart"/>
+      <w:r>
+        <w:rPr>
+          <w:i/>
+          <w:iCs/>
+          <w:sz w:val="22"/>
+          <w:szCs w:val="22"/>
+        </w:rPr>
+        <w:t>Precision</w:t>
+      </w:r>
+      <w:proofErr w:type="spellEnd"/>
+      <w:r>
+        <w:rPr>
+          <w:sz w:val="22"/>
+          <w:szCs w:val="22"/>
+        </w:rPr>
+        <w:t>.</w:t>
+      </w:r>
+    </w:p>
+    <w:p>
+      <w:pPr>
+        <w:pStyle w:val="NormalWeb"/>
+        <w:rPr>
+          <w:sz w:val="22"/>
+          <w:szCs w:val="22"/>
+        </w:rPr>
+      </w:pPr>
+    </w:p>
+    <w:p>
+      <w:pPr>
+        <w:pStyle w:val="NormalWeb"/>
+        <w:rPr>
+          <w:sz w:val="22"/>
+          <w:szCs w:val="22"/>
+        </w:rPr>
+      </w:pPr>
     </w:p>
     <w:p>
       <w:pPr>
@@ -828,7 +1060,39 @@
         <w:rPr>
           <w:rFonts w:ascii="Cambria" w:hAnsi="Cambria"/>
         </w:rPr>
-        <w:t>Um componente central desta arquitetura é o motor de análise estatística, que atua como um filtro inteligente antes da fase de treino. Este módulo utiliza testes de hipóteses e medidas de dimensão de efeito para quantificar a capacidade de cada característica do tráfego em distinguir uma atividade normal de uma anomalia. Ao calcular métricas como o D de Cohen e o valor-p de Mann-</w:t>
+        <w:t xml:space="preserve">Um componente central desta arquitetura é o motor de análise estatística, que atua como um filtro inteligente antes da fase de treino. Este módulo utiliza testes de hipóteses e medidas de dimensão de efeito para quantificar a capacidade de cada característica do tráfego em distinguir uma atividade normal de uma anomalia. Ao calcular métricas como o D de Cohen e o </w:t>
+      </w:r>
+      <w:r>
+        <w:rPr>
+          <w:rFonts w:ascii="Cambria" w:hAnsi="Cambria"/>
+          <w:i/>
+          <w:iCs/>
+        </w:rPr>
+        <w:t>p-</w:t>
+      </w:r>
+      <w:proofErr w:type="spellStart"/>
+      <w:r>
+        <w:rPr>
+          <w:rFonts w:ascii="Cambria" w:hAnsi="Cambria"/>
+          <w:i/>
+          <w:iCs/>
+        </w:rPr>
+        <w:t>value</w:t>
+      </w:r>
+      <w:proofErr w:type="spellEnd"/>
+      <w:r>
+        <w:rPr>
+          <w:rFonts w:ascii="Cambria" w:hAnsi="Cambria"/>
+          <w:i/>
+          <w:iCs/>
+        </w:rPr>
+        <w:t xml:space="preserve"> </w:t>
+      </w:r>
+      <w:r>
+        <w:rPr>
+          <w:rFonts w:ascii="Cambria" w:hAnsi="Cambria"/>
+        </w:rPr>
+        <w:t>de Mann-</w:t>
       </w:r>
       <w:proofErr w:type="spellStart"/>
       <w:r>
@@ -1048,6 +1312,8 @@
       <w:r>
         <w:rPr>
           <w:rFonts w:ascii="Cambria" w:hAnsi="Cambria"/>
+          <w:i/>
+          <w:iCs/>
         </w:rPr>
         <w:t>IoT</w:t>
       </w:r>
@@ -1062,6 +1328,8 @@
       <w:r>
         <w:rPr>
           <w:rFonts w:ascii="Cambria" w:hAnsi="Cambria"/>
+          <w:i/>
+          <w:iCs/>
         </w:rPr>
         <w:t>Random</w:t>
       </w:r>
@@ -1069,6 +1337,8 @@
       <w:r>
         <w:rPr>
           <w:rFonts w:ascii="Cambria" w:hAnsi="Cambria"/>
+          <w:i/>
+          <w:iCs/>
         </w:rPr>
         <w:t xml:space="preserve"> </w:t>
       </w:r>
@@ -1076,6 +1346,8 @@
       <w:r>
         <w:rPr>
           <w:rFonts w:ascii="Cambria" w:hAnsi="Cambria"/>
+          <w:i/>
+          <w:iCs/>
         </w:rPr>
         <w:t>Forest</w:t>
       </w:r>
@@ -1086,14 +1358,12 @@
         </w:rPr>
         <w:t xml:space="preserve">, selecionado pela sua capacidade intrínseca de lidar com grandes volumes de dados e pela sua resistência ao </w:t>
       </w:r>
-      <w:proofErr w:type="spellStart"/>
-      <w:r>
-        <w:rPr>
-          <w:rFonts w:ascii="Cambria" w:hAnsi="Cambria"/>
-        </w:rPr>
-        <w:t>sobreajuste</w:t>
-      </w:r>
-      <w:proofErr w:type="spellEnd"/>
+      <w:r>
+        <w:rPr>
+          <w:rFonts w:ascii="Cambria" w:hAnsi="Cambria"/>
+        </w:rPr>
+        <w:t>sobre ajuste</w:t>
+      </w:r>
       <w:r>
         <w:rPr>
           <w:rFonts w:ascii="Cambria" w:hAnsi="Cambria"/>
@@ -1360,76 +1630,6 @@
         </w:rPr>
         <w:t>. Este ciclo de treino e avaliação contínua assegura que a plataforma evolua conforme a complexidade das ameaças de rede aumenta.</w:t>
       </w:r>
-    </w:p>
-    <w:p>
-      <w:pPr>
-        <w:rPr>
-          <w:rFonts w:ascii="Cambria" w:hAnsi="Cambria"/>
-        </w:rPr>
-      </w:pPr>
-    </w:p>
-    <w:p>
-      <w:pPr>
-        <w:rPr>
-          <w:rFonts w:ascii="Cambria" w:hAnsi="Cambria"/>
-        </w:rPr>
-      </w:pPr>
-    </w:p>
-    <w:p>
-      <w:pPr>
-        <w:rPr>
-          <w:rFonts w:ascii="Cambria" w:hAnsi="Cambria"/>
-        </w:rPr>
-      </w:pPr>
-    </w:p>
-    <w:p>
-      <w:pPr>
-        <w:rPr>
-          <w:rFonts w:ascii="Cambria" w:hAnsi="Cambria"/>
-        </w:rPr>
-      </w:pPr>
-    </w:p>
-    <w:p>
-      <w:pPr>
-        <w:rPr>
-          <w:rFonts w:ascii="Cambria" w:hAnsi="Cambria"/>
-        </w:rPr>
-      </w:pPr>
-    </w:p>
-    <w:p>
-      <w:pPr>
-        <w:rPr>
-          <w:rFonts w:ascii="Cambria" w:hAnsi="Cambria"/>
-        </w:rPr>
-      </w:pPr>
-    </w:p>
-    <w:p>
-      <w:pPr>
-        <w:rPr>
-          <w:rFonts w:ascii="Cambria" w:hAnsi="Cambria"/>
-        </w:rPr>
-      </w:pPr>
-    </w:p>
-    <w:p>
-      <w:pPr>
-        <w:rPr>
-          <w:rFonts w:ascii="Cambria" w:hAnsi="Cambria"/>
-        </w:rPr>
-      </w:pPr>
-    </w:p>
-    <w:p>
-      <w:pPr>
-        <w:rPr>
-          <w:rFonts w:ascii="Cambria" w:hAnsi="Cambria"/>
-        </w:rPr>
-      </w:pPr>
-    </w:p>
-    <w:p>
-      <w:pPr>
-        <w:rPr>
-          <w:rFonts w:ascii="Cambria" w:hAnsi="Cambria"/>
-        </w:rPr>
-      </w:pPr>
     </w:p>
     <w:p>
       <w:pPr>
@@ -1524,6 +1724,1493 @@
           <w:sz w:val="28"/>
           <w:szCs w:val="28"/>
         </w:rPr>
+        <w:lastRenderedPageBreak/>
+        <w:t>Interface Web</w:t>
+      </w:r>
+    </w:p>
+    <w:p>
+      <w:pPr>
+        <w:rPr>
+          <w:rFonts w:ascii="Cambria" w:hAnsi="Cambria"/>
+        </w:rPr>
+      </w:pPr>
+      <w:r>
+        <w:rPr>
+          <w:rFonts w:ascii="Cambria" w:hAnsi="Cambria"/>
+        </w:rPr>
+        <w:t>A interface web da plataforma foi desenhada para ser intuitiva e acessível, funcionando como um painel de controlo interativo que traduz os resultados técnicos gerados pelos algoritmos em visualizações compreensíveis. Abaixo descrevem-se as principais funcionalidades à disposição do utilizador:</w:t>
+      </w:r>
+    </w:p>
+    <w:p>
+      <w:pPr>
+        <w:rPr>
+          <w:rFonts w:ascii="Cambria" w:hAnsi="Cambria"/>
+        </w:rPr>
+      </w:pPr>
+    </w:p>
+    <w:p>
+      <w:pPr>
+        <w:pStyle w:val="PargrafodaLista"/>
+        <w:numPr>
+          <w:ilvl w:val="1"/>
+          <w:numId w:val="2"/>
+        </w:numPr>
+        <w:rPr>
+          <w:rFonts w:ascii="Cambria" w:hAnsi="Cambria"/>
+          <w:b/>
+          <w:bCs/>
+          <w:sz w:val="24"/>
+          <w:szCs w:val="24"/>
+        </w:rPr>
+      </w:pPr>
+      <w:r>
+        <w:rPr>
+          <w:rFonts w:ascii="Cambria" w:hAnsi="Cambria"/>
+          <w:b/>
+          <w:bCs/>
+          <w:sz w:val="24"/>
+          <w:szCs w:val="24"/>
+        </w:rPr>
+        <w:t xml:space="preserve">Navegação e seleção de dados </w:t>
+      </w:r>
+    </w:p>
+    <w:p>
+      <w:pPr>
+        <w:rPr>
+          <w:rFonts w:ascii="Cambria" w:hAnsi="Cambria"/>
+        </w:rPr>
+      </w:pPr>
+      <w:r>
+        <w:rPr>
+          <w:rFonts w:ascii="Cambria" w:hAnsi="Cambria"/>
+        </w:rPr>
+        <w:t xml:space="preserve">Ao aceder à aplicação, o utilizador pode explorar os resultados dos treinos previamente guardados em ficheiros JSON. </w:t>
+      </w:r>
+    </w:p>
+    <w:p>
+      <w:pPr>
+        <w:rPr>
+          <w:rFonts w:ascii="Cambria" w:hAnsi="Cambria"/>
+        </w:rPr>
+      </w:pPr>
+      <w:r>
+        <w:rPr>
+          <w:rFonts w:ascii="Cambria" w:hAnsi="Cambria"/>
+        </w:rPr>
+        <w:t xml:space="preserve"> O utilizador tem a capacidade de alternar entre os resultados obtidos nos diferentes conjuntos de dados analisados, como os fluxos do protocolo MQTT (</w:t>
+      </w:r>
+      <w:proofErr w:type="spellStart"/>
+      <w:r>
+        <w:rPr>
+          <w:rFonts w:ascii="Cambria" w:hAnsi="Cambria"/>
+        </w:rPr>
+        <w:t>biflow</w:t>
+      </w:r>
+      <w:proofErr w:type="spellEnd"/>
+      <w:r>
+        <w:rPr>
+          <w:rFonts w:ascii="Cambria" w:hAnsi="Cambria"/>
+        </w:rPr>
+        <w:t xml:space="preserve">) ou o conjunto de dados mais complexo CICIDS2017. </w:t>
+      </w:r>
+    </w:p>
+    <w:p>
+      <w:pPr>
+        <w:rPr>
+          <w:rFonts w:ascii="Cambria" w:hAnsi="Cambria"/>
+        </w:rPr>
+      </w:pPr>
+      <w:r>
+        <w:rPr>
+          <w:rFonts w:ascii="Cambria" w:hAnsi="Cambria"/>
+        </w:rPr>
+        <w:t>Para implementação futura vamos implementar uma funcionalidade para o utilizador importar ficheiros com os seus próprios dados, seguindo regras de padronização de nomes, para poder treinar e comparar modelos baseados nos seus próprios dados.</w:t>
+      </w:r>
+    </w:p>
+    <w:p>
+      <w:pPr>
+        <w:rPr>
+          <w:rFonts w:ascii="Cambria" w:hAnsi="Cambria"/>
+        </w:rPr>
+      </w:pPr>
+      <w:r>
+        <w:rPr>
+          <w:rFonts w:ascii="Cambria" w:hAnsi="Cambria"/>
+        </w:rPr>
+        <w:drawing>
+          <wp:anchor distT="0" distB="0" distL="114300" distR="114300" simplePos="0" relativeHeight="251658240" behindDoc="1" locked="0" layoutInCell="1" allowOverlap="1" wp14:anchorId="0B964F7B" wp14:editId="1CA372B5">
+            <wp:simplePos x="0" y="0"/>
+            <wp:positionH relativeFrom="margin">
+              <wp:align>center</wp:align>
+            </wp:positionH>
+            <wp:positionV relativeFrom="paragraph">
+              <wp:posOffset>5888</wp:posOffset>
+            </wp:positionV>
+            <wp:extent cx="2136140" cy="2167890"/>
+            <wp:effectExtent l="0" t="0" r="0" b="3810"/>
+            <wp:wrapTight wrapText="bothSides">
+              <wp:wrapPolygon edited="0">
+                <wp:start x="0" y="0"/>
+                <wp:lineTo x="0" y="21448"/>
+                <wp:lineTo x="21382" y="21448"/>
+                <wp:lineTo x="21382" y="0"/>
+                <wp:lineTo x="0" y="0"/>
+              </wp:wrapPolygon>
+            </wp:wrapTight>
+            <wp:docPr id="2052353898" name="Imagem 1"/>
+            <wp:cNvGraphicFramePr>
+              <a:graphicFrameLocks xmlns:a="http://schemas.openxmlformats.org/drawingml/2006/main" noChangeAspect="1"/>
+            </wp:cNvGraphicFramePr>
+            <a:graphic xmlns:a="http://schemas.openxmlformats.org/drawingml/2006/main">
+              <a:graphicData uri="http://schemas.openxmlformats.org/drawingml/2006/picture">
+                <pic:pic xmlns:pic="http://schemas.openxmlformats.org/drawingml/2006/picture">
+                  <pic:nvPicPr>
+                    <pic:cNvPr id="2052353898" name=""/>
+                    <pic:cNvPicPr/>
+                  </pic:nvPicPr>
+                  <pic:blipFill>
+                    <a:blip r:embed="rId6">
+                      <a:extLst>
+                        <a:ext uri="{28A0092B-C50C-407E-A947-70E740481C1C}">
+                          <a14:useLocalDpi xmlns:a14="http://schemas.microsoft.com/office/drawing/2010/main" val="0"/>
+                        </a:ext>
+                      </a:extLst>
+                    </a:blip>
+                    <a:stretch>
+                      <a:fillRect/>
+                    </a:stretch>
+                  </pic:blipFill>
+                  <pic:spPr>
+                    <a:xfrm>
+                      <a:off x="0" y="0"/>
+                      <a:ext cx="2136140" cy="2167890"/>
+                    </a:xfrm>
+                    <a:prstGeom prst="rect">
+                      <a:avLst/>
+                    </a:prstGeom>
+                  </pic:spPr>
+                </pic:pic>
+              </a:graphicData>
+            </a:graphic>
+            <wp14:sizeRelH relativeFrom="margin">
+              <wp14:pctWidth>0</wp14:pctWidth>
+            </wp14:sizeRelH>
+            <wp14:sizeRelV relativeFrom="margin">
+              <wp14:pctHeight>0</wp14:pctHeight>
+            </wp14:sizeRelV>
+          </wp:anchor>
+        </w:drawing>
+      </w:r>
+    </w:p>
+    <w:p>
+      <w:pPr>
+        <w:rPr>
+          <w:rFonts w:ascii="Cambria" w:hAnsi="Cambria"/>
+        </w:rPr>
+      </w:pPr>
+    </w:p>
+    <w:p>
+      <w:pPr>
+        <w:rPr>
+          <w:rFonts w:ascii="Cambria" w:hAnsi="Cambria"/>
+        </w:rPr>
+      </w:pPr>
+    </w:p>
+    <w:p>
+      <w:pPr>
+        <w:rPr>
+          <w:rFonts w:ascii="Cambria" w:hAnsi="Cambria"/>
+        </w:rPr>
+      </w:pPr>
+    </w:p>
+    <w:p>
+      <w:pPr>
+        <w:rPr>
+          <w:rFonts w:ascii="Cambria" w:hAnsi="Cambria"/>
+        </w:rPr>
+      </w:pPr>
+    </w:p>
+    <w:p>
+      <w:pPr>
+        <w:rPr>
+          <w:rFonts w:ascii="Cambria" w:hAnsi="Cambria"/>
+        </w:rPr>
+      </w:pPr>
+    </w:p>
+    <w:p>
+      <w:pPr>
+        <w:rPr>
+          <w:rFonts w:ascii="Cambria" w:hAnsi="Cambria"/>
+        </w:rPr>
+      </w:pPr>
+    </w:p>
+    <w:p>
+      <w:pPr>
+        <w:rPr>
+          <w:rFonts w:ascii="Cambria" w:hAnsi="Cambria"/>
+        </w:rPr>
+      </w:pPr>
+    </w:p>
+    <w:p>
+      <w:pPr>
+        <w:jc w:val="center"/>
+        <w:rPr>
+          <w:rFonts w:ascii="Cambria" w:hAnsi="Cambria"/>
+          <w:sz w:val="16"/>
+          <w:szCs w:val="16"/>
+        </w:rPr>
+      </w:pPr>
+      <w:r>
+        <w:rPr>
+          <w:rFonts w:ascii="Cambria" w:hAnsi="Cambria"/>
+          <w:sz w:val="16"/>
+          <w:szCs w:val="16"/>
+        </w:rPr>
+        <w:t>Figura 1 – Menu de seleção de fonte de dados</w:t>
+      </w:r>
+    </w:p>
+    <w:p>
+      <w:pPr>
+        <w:jc w:val="center"/>
+        <w:rPr>
+          <w:rFonts w:ascii="Cambria" w:hAnsi="Cambria"/>
+          <w:sz w:val="16"/>
+          <w:szCs w:val="16"/>
+        </w:rPr>
+      </w:pPr>
+    </w:p>
+    <w:p>
+      <w:pPr>
+        <w:jc w:val="center"/>
+        <w:rPr>
+          <w:rFonts w:ascii="Cambria" w:hAnsi="Cambria"/>
+          <w:sz w:val="16"/>
+          <w:szCs w:val="16"/>
+        </w:rPr>
+      </w:pPr>
+    </w:p>
+    <w:p>
+      <w:pPr>
+        <w:jc w:val="center"/>
+        <w:rPr>
+          <w:rFonts w:ascii="Cambria" w:hAnsi="Cambria"/>
+          <w:sz w:val="16"/>
+          <w:szCs w:val="16"/>
+        </w:rPr>
+      </w:pPr>
+    </w:p>
+    <w:p>
+      <w:pPr>
+        <w:jc w:val="center"/>
+        <w:rPr>
+          <w:rFonts w:ascii="Cambria" w:hAnsi="Cambria"/>
+          <w:sz w:val="16"/>
+          <w:szCs w:val="16"/>
+        </w:rPr>
+      </w:pPr>
+    </w:p>
+    <w:p>
+      <w:pPr>
+        <w:jc w:val="center"/>
+        <w:rPr>
+          <w:rFonts w:ascii="Cambria" w:hAnsi="Cambria"/>
+          <w:sz w:val="16"/>
+          <w:szCs w:val="16"/>
+        </w:rPr>
+      </w:pPr>
+    </w:p>
+    <w:p>
+      <w:pPr>
+        <w:jc w:val="center"/>
+        <w:rPr>
+          <w:rFonts w:ascii="Cambria" w:hAnsi="Cambria"/>
+          <w:sz w:val="16"/>
+          <w:szCs w:val="16"/>
+        </w:rPr>
+      </w:pPr>
+    </w:p>
+    <w:p>
+      <w:pPr>
+        <w:jc w:val="center"/>
+        <w:rPr>
+          <w:rFonts w:ascii="Cambria" w:hAnsi="Cambria"/>
+          <w:sz w:val="16"/>
+          <w:szCs w:val="16"/>
+        </w:rPr>
+      </w:pPr>
+    </w:p>
+    <w:p>
+      <w:pPr>
+        <w:jc w:val="center"/>
+        <w:rPr>
+          <w:rFonts w:ascii="Cambria" w:hAnsi="Cambria"/>
+          <w:sz w:val="16"/>
+          <w:szCs w:val="16"/>
+        </w:rPr>
+      </w:pPr>
+    </w:p>
+    <w:p>
+      <w:pPr>
+        <w:jc w:val="center"/>
+        <w:rPr>
+          <w:rFonts w:ascii="Cambria" w:hAnsi="Cambria"/>
+          <w:sz w:val="16"/>
+          <w:szCs w:val="16"/>
+        </w:rPr>
+      </w:pPr>
+    </w:p>
+    <w:p>
+      <w:pPr>
+        <w:jc w:val="center"/>
+        <w:rPr>
+          <w:rFonts w:ascii="Cambria" w:hAnsi="Cambria"/>
+          <w:sz w:val="16"/>
+          <w:szCs w:val="16"/>
+        </w:rPr>
+      </w:pPr>
+    </w:p>
+    <w:p>
+      <w:pPr>
+        <w:jc w:val="center"/>
+        <w:rPr>
+          <w:rFonts w:ascii="Cambria" w:hAnsi="Cambria"/>
+          <w:sz w:val="16"/>
+          <w:szCs w:val="16"/>
+        </w:rPr>
+      </w:pPr>
+    </w:p>
+    <w:p>
+      <w:pPr>
+        <w:jc w:val="center"/>
+        <w:rPr>
+          <w:rFonts w:ascii="Cambria" w:hAnsi="Cambria"/>
+          <w:sz w:val="16"/>
+          <w:szCs w:val="16"/>
+        </w:rPr>
+      </w:pPr>
+    </w:p>
+    <w:p>
+      <w:pPr>
+        <w:jc w:val="center"/>
+        <w:rPr>
+          <w:rFonts w:ascii="Cambria" w:hAnsi="Cambria"/>
+          <w:sz w:val="16"/>
+          <w:szCs w:val="16"/>
+        </w:rPr>
+      </w:pPr>
+    </w:p>
+    <w:p>
+      <w:pPr>
+        <w:rPr>
+          <w:rFonts w:ascii="Cambria" w:hAnsi="Cambria"/>
+          <w:sz w:val="24"/>
+          <w:szCs w:val="24"/>
+        </w:rPr>
+      </w:pPr>
+      <w:r>
+        <w:rPr>
+          <w:rFonts w:ascii="Cambria" w:hAnsi="Cambria"/>
+          <w:b/>
+          <w:bCs/>
+          <w:sz w:val="24"/>
+          <w:szCs w:val="24"/>
+        </w:rPr>
+        <w:lastRenderedPageBreak/>
+        <w:t xml:space="preserve">        </w:t>
+      </w:r>
+      <w:r>
+        <w:rPr>
+          <w:rFonts w:ascii="Cambria" w:hAnsi="Cambria"/>
+          <w:b/>
+          <w:bCs/>
+          <w:sz w:val="24"/>
+          <w:szCs w:val="24"/>
+        </w:rPr>
+        <w:t>5.2. Painel de Desempenho e Métricas</w:t>
+      </w:r>
+      <w:r>
+        <w:rPr>
+          <w:rFonts w:ascii="Cambria" w:hAnsi="Cambria"/>
+          <w:sz w:val="24"/>
+          <w:szCs w:val="24"/>
+        </w:rPr>
+        <w:t xml:space="preserve"> </w:t>
+      </w:r>
+    </w:p>
+    <w:p>
+      <w:pPr>
+        <w:rPr>
+          <w:rFonts w:ascii="Cambria" w:hAnsi="Cambria"/>
+        </w:rPr>
+      </w:pPr>
+      <w:r>
+        <w:rPr>
+          <w:rFonts w:ascii="Cambria" w:hAnsi="Cambria"/>
+        </w:rPr>
+        <w:t xml:space="preserve">Esta secção permite a validação rápida da eficácia de cada modelo de </w:t>
+      </w:r>
+      <w:proofErr w:type="spellStart"/>
+      <w:r>
+        <w:rPr>
+          <w:rFonts w:ascii="Cambria" w:hAnsi="Cambria"/>
+          <w:i/>
+          <w:iCs/>
+        </w:rPr>
+        <w:t>Machine</w:t>
+      </w:r>
+      <w:proofErr w:type="spellEnd"/>
+      <w:r>
+        <w:rPr>
+          <w:rFonts w:ascii="Cambria" w:hAnsi="Cambria"/>
+          <w:i/>
+          <w:iCs/>
+        </w:rPr>
+        <w:t xml:space="preserve"> </w:t>
+      </w:r>
+      <w:proofErr w:type="spellStart"/>
+      <w:r>
+        <w:rPr>
+          <w:rFonts w:ascii="Cambria" w:hAnsi="Cambria"/>
+          <w:i/>
+          <w:iCs/>
+        </w:rPr>
+        <w:t>Learning</w:t>
+      </w:r>
+      <w:proofErr w:type="spellEnd"/>
+      <w:r>
+        <w:rPr>
+          <w:rFonts w:ascii="Cambria" w:hAnsi="Cambria"/>
+        </w:rPr>
+        <w:t xml:space="preserve">. </w:t>
+      </w:r>
+    </w:p>
+    <w:p>
+      <w:pPr>
+        <w:rPr>
+          <w:rFonts w:ascii="Cambria" w:hAnsi="Cambria"/>
+        </w:rPr>
+      </w:pPr>
+      <w:r>
+        <w:rPr>
+          <w:rFonts w:ascii="Cambria" w:hAnsi="Cambria"/>
+        </w:rPr>
+        <w:t>A i</w:t>
+      </w:r>
+      <w:r>
+        <w:rPr>
+          <w:rFonts w:ascii="Cambria" w:hAnsi="Cambria"/>
+        </w:rPr>
+        <w:t xml:space="preserve">nterface apresenta os indicadores de desempenho fundamentais calculados durante a fase de testes: </w:t>
+      </w:r>
+      <w:proofErr w:type="spellStart"/>
+      <w:r>
+        <w:rPr>
+          <w:rFonts w:ascii="Cambria" w:hAnsi="Cambria"/>
+          <w:b/>
+          <w:bCs/>
+          <w:i/>
+          <w:iCs/>
+        </w:rPr>
+        <w:t>Accuracy</w:t>
+      </w:r>
+      <w:proofErr w:type="spellEnd"/>
+      <w:r>
+        <w:rPr>
+          <w:rFonts w:ascii="Cambria" w:hAnsi="Cambria"/>
+        </w:rPr>
+        <w:t xml:space="preserve"> (Precisão global), </w:t>
+      </w:r>
+      <w:proofErr w:type="spellStart"/>
+      <w:r>
+        <w:rPr>
+          <w:rFonts w:ascii="Cambria" w:hAnsi="Cambria"/>
+          <w:b/>
+          <w:bCs/>
+          <w:i/>
+          <w:iCs/>
+        </w:rPr>
+        <w:t>Precision</w:t>
+      </w:r>
+      <w:proofErr w:type="spellEnd"/>
+      <w:r>
+        <w:rPr>
+          <w:rFonts w:ascii="Cambria" w:hAnsi="Cambria"/>
+        </w:rPr>
+        <w:t xml:space="preserve"> (Taxa de anomalias corretamente detetadas), </w:t>
+      </w:r>
+      <w:proofErr w:type="spellStart"/>
+      <w:r>
+        <w:rPr>
+          <w:rFonts w:ascii="Cambria" w:hAnsi="Cambria"/>
+          <w:b/>
+          <w:bCs/>
+          <w:i/>
+          <w:iCs/>
+        </w:rPr>
+        <w:t>Recall</w:t>
+      </w:r>
+      <w:proofErr w:type="spellEnd"/>
+      <w:r>
+        <w:rPr>
+          <w:rFonts w:ascii="Cambria" w:hAnsi="Cambria"/>
+        </w:rPr>
+        <w:t xml:space="preserve"> (Taxa de deteção ou revocação) e </w:t>
+      </w:r>
+      <w:r>
+        <w:rPr>
+          <w:rFonts w:ascii="Cambria" w:hAnsi="Cambria"/>
+          <w:b/>
+          <w:bCs/>
+          <w:i/>
+          <w:iCs/>
+        </w:rPr>
+        <w:t>F1-Score</w:t>
+      </w:r>
+      <w:r>
+        <w:rPr>
+          <w:rFonts w:ascii="Cambria" w:hAnsi="Cambria"/>
+        </w:rPr>
+        <w:t xml:space="preserve">. </w:t>
+      </w:r>
+    </w:p>
+    <w:p>
+      <w:pPr>
+        <w:rPr>
+          <w:rFonts w:ascii="Cambria" w:hAnsi="Cambria"/>
+        </w:rPr>
+      </w:pPr>
+      <w:r>
+        <w:rPr>
+          <w:rFonts w:ascii="Cambria" w:hAnsi="Cambria"/>
+        </w:rPr>
+        <w:t>A interface apresenta também um menu para seleção do modelo pretendido.</w:t>
+      </w:r>
+    </w:p>
+    <w:p>
+      <w:pPr>
+        <w:rPr>
+          <w:rFonts w:ascii="Cambria" w:hAnsi="Cambria"/>
+        </w:rPr>
+      </w:pPr>
+      <w:r>
+        <w:rPr>
+          <w:rFonts w:ascii="Cambria" w:hAnsi="Cambria"/>
+        </w:rPr>
+        <w:drawing>
+          <wp:anchor distT="0" distB="0" distL="114300" distR="114300" simplePos="0" relativeHeight="251659264" behindDoc="1" locked="0" layoutInCell="1" allowOverlap="1" wp14:anchorId="45146592" wp14:editId="1CDB2970">
+            <wp:simplePos x="0" y="0"/>
+            <wp:positionH relativeFrom="margin">
+              <wp:posOffset>509155</wp:posOffset>
+            </wp:positionH>
+            <wp:positionV relativeFrom="paragraph">
+              <wp:posOffset>7677</wp:posOffset>
+            </wp:positionV>
+            <wp:extent cx="4409440" cy="1600200"/>
+            <wp:effectExtent l="0" t="0" r="0" b="1905"/>
+            <wp:wrapTight wrapText="bothSides">
+              <wp:wrapPolygon edited="0">
+                <wp:start x="0" y="0"/>
+                <wp:lineTo x="0" y="21343"/>
+                <wp:lineTo x="21463" y="21343"/>
+                <wp:lineTo x="21463" y="0"/>
+                <wp:lineTo x="0" y="0"/>
+              </wp:wrapPolygon>
+            </wp:wrapTight>
+            <wp:docPr id="1494171885" name="Imagem 1"/>
+            <wp:cNvGraphicFramePr>
+              <a:graphicFrameLocks xmlns:a="http://schemas.openxmlformats.org/drawingml/2006/main" noChangeAspect="1"/>
+            </wp:cNvGraphicFramePr>
+            <a:graphic xmlns:a="http://schemas.openxmlformats.org/drawingml/2006/main">
+              <a:graphicData uri="http://schemas.openxmlformats.org/drawingml/2006/picture">
+                <pic:pic xmlns:pic="http://schemas.openxmlformats.org/drawingml/2006/picture">
+                  <pic:nvPicPr>
+                    <pic:cNvPr id="1494171885" name=""/>
+                    <pic:cNvPicPr/>
+                  </pic:nvPicPr>
+                  <pic:blipFill>
+                    <a:blip r:embed="rId7" cstate="print">
+                      <a:extLst>
+                        <a:ext uri="{28A0092B-C50C-407E-A947-70E740481C1C}">
+                          <a14:useLocalDpi xmlns:a14="http://schemas.microsoft.com/office/drawing/2010/main" val="0"/>
+                        </a:ext>
+                      </a:extLst>
+                    </a:blip>
+                    <a:stretch>
+                      <a:fillRect/>
+                    </a:stretch>
+                  </pic:blipFill>
+                  <pic:spPr>
+                    <a:xfrm>
+                      <a:off x="0" y="0"/>
+                      <a:ext cx="4409440" cy="1600200"/>
+                    </a:xfrm>
+                    <a:prstGeom prst="rect">
+                      <a:avLst/>
+                    </a:prstGeom>
+                  </pic:spPr>
+                </pic:pic>
+              </a:graphicData>
+            </a:graphic>
+            <wp14:sizeRelH relativeFrom="margin">
+              <wp14:pctWidth>0</wp14:pctWidth>
+            </wp14:sizeRelH>
+            <wp14:sizeRelV relativeFrom="margin">
+              <wp14:pctHeight>0</wp14:pctHeight>
+            </wp14:sizeRelV>
+          </wp:anchor>
+        </w:drawing>
+      </w:r>
+    </w:p>
+    <w:p>
+      <w:pPr>
+        <w:rPr>
+          <w:rFonts w:ascii="Cambria" w:hAnsi="Cambria"/>
+        </w:rPr>
+      </w:pPr>
+    </w:p>
+    <w:p>
+      <w:pPr>
+        <w:rPr>
+          <w:rFonts w:ascii="Cambria" w:hAnsi="Cambria"/>
+        </w:rPr>
+      </w:pPr>
+    </w:p>
+    <w:p>
+      <w:pPr>
+        <w:rPr>
+          <w:rFonts w:ascii="Cambria" w:hAnsi="Cambria"/>
+        </w:rPr>
+      </w:pPr>
+    </w:p>
+    <w:p>
+      <w:pPr>
+        <w:rPr>
+          <w:rFonts w:ascii="Cambria" w:hAnsi="Cambria"/>
+        </w:rPr>
+      </w:pPr>
+    </w:p>
+    <w:p>
+      <w:pPr>
+        <w:rPr>
+          <w:rFonts w:ascii="Cambria" w:hAnsi="Cambria"/>
+        </w:rPr>
+      </w:pPr>
+    </w:p>
+    <w:p>
+      <w:pPr>
+        <w:jc w:val="center"/>
+        <w:rPr>
+          <w:rFonts w:ascii="Cambria" w:hAnsi="Cambria"/>
+          <w:sz w:val="16"/>
+          <w:szCs w:val="16"/>
+        </w:rPr>
+      </w:pPr>
+      <w:r>
+        <w:rPr>
+          <w:rFonts w:ascii="Cambria" w:hAnsi="Cambria"/>
+          <w:sz w:val="16"/>
+          <w:szCs w:val="16"/>
+        </w:rPr>
+        <w:t xml:space="preserve">Figura 2 – </w:t>
+      </w:r>
+      <w:proofErr w:type="spellStart"/>
+      <w:r>
+        <w:rPr>
+          <w:rFonts w:ascii="Cambria" w:hAnsi="Cambria"/>
+          <w:sz w:val="16"/>
+          <w:szCs w:val="16"/>
+        </w:rPr>
+        <w:t>Dashboard</w:t>
+      </w:r>
+      <w:proofErr w:type="spellEnd"/>
+      <w:r>
+        <w:rPr>
+          <w:rFonts w:ascii="Cambria" w:hAnsi="Cambria"/>
+          <w:sz w:val="16"/>
+          <w:szCs w:val="16"/>
+        </w:rPr>
+        <w:t xml:space="preserve"> de visualização de métricas do treino de cada modelo</w:t>
+      </w:r>
+    </w:p>
+    <w:p>
+      <w:pPr>
+        <w:rPr>
+          <w:rFonts w:ascii="Cambria" w:hAnsi="Cambria"/>
+        </w:rPr>
+      </w:pPr>
+    </w:p>
+    <w:p>
+      <w:pPr>
+        <w:rPr>
+          <w:rFonts w:ascii="Cambria" w:hAnsi="Cambria"/>
+        </w:rPr>
+      </w:pPr>
+      <w:r>
+        <w:rPr>
+          <w:rFonts w:ascii="Cambria" w:hAnsi="Cambria"/>
+        </w:rPr>
+        <w:drawing>
+          <wp:anchor distT="0" distB="0" distL="114300" distR="114300" simplePos="0" relativeHeight="251660288" behindDoc="1" locked="0" layoutInCell="1" allowOverlap="1" wp14:anchorId="7BD659A2" wp14:editId="0C986E8D">
+            <wp:simplePos x="0" y="0"/>
+            <wp:positionH relativeFrom="margin">
+              <wp:align>left</wp:align>
+            </wp:positionH>
+            <wp:positionV relativeFrom="paragraph">
+              <wp:posOffset>565497</wp:posOffset>
+            </wp:positionV>
+            <wp:extent cx="5400040" cy="2983865"/>
+            <wp:effectExtent l="0" t="0" r="0" b="6985"/>
+            <wp:wrapTight wrapText="bothSides">
+              <wp:wrapPolygon edited="0">
+                <wp:start x="0" y="0"/>
+                <wp:lineTo x="0" y="21513"/>
+                <wp:lineTo x="21488" y="21513"/>
+                <wp:lineTo x="21488" y="0"/>
+                <wp:lineTo x="0" y="0"/>
+              </wp:wrapPolygon>
+            </wp:wrapTight>
+            <wp:docPr id="1383453813" name="Imagem 1"/>
+            <wp:cNvGraphicFramePr>
+              <a:graphicFrameLocks xmlns:a="http://schemas.openxmlformats.org/drawingml/2006/main" noChangeAspect="1"/>
+            </wp:cNvGraphicFramePr>
+            <a:graphic xmlns:a="http://schemas.openxmlformats.org/drawingml/2006/main">
+              <a:graphicData uri="http://schemas.openxmlformats.org/drawingml/2006/picture">
+                <pic:pic xmlns:pic="http://schemas.openxmlformats.org/drawingml/2006/picture">
+                  <pic:nvPicPr>
+                    <pic:cNvPr id="1383453813" name=""/>
+                    <pic:cNvPicPr/>
+                  </pic:nvPicPr>
+                  <pic:blipFill>
+                    <a:blip r:embed="rId8" cstate="print">
+                      <a:extLst>
+                        <a:ext uri="{28A0092B-C50C-407E-A947-70E740481C1C}">
+                          <a14:useLocalDpi xmlns:a14="http://schemas.microsoft.com/office/drawing/2010/main" val="0"/>
+                        </a:ext>
+                      </a:extLst>
+                    </a:blip>
+                    <a:stretch>
+                      <a:fillRect/>
+                    </a:stretch>
+                  </pic:blipFill>
+                  <pic:spPr>
+                    <a:xfrm>
+                      <a:off x="0" y="0"/>
+                      <a:ext cx="5400040" cy="2983865"/>
+                    </a:xfrm>
+                    <a:prstGeom prst="rect">
+                      <a:avLst/>
+                    </a:prstGeom>
+                  </pic:spPr>
+                </pic:pic>
+              </a:graphicData>
+            </a:graphic>
+          </wp:anchor>
+        </w:drawing>
+      </w:r>
+      <w:r>
+        <w:rPr>
+          <w:rFonts w:ascii="Cambria" w:hAnsi="Cambria"/>
+        </w:rPr>
+        <w:t>Na aba de “Comparação de modelos”, o utilizador é apresentado a gráficos de barras que servem como ferramenta de comparação dos resultados dos diferentes modelos.</w:t>
+      </w:r>
+    </w:p>
+    <w:p>
+      <w:pPr>
+        <w:jc w:val="center"/>
+        <w:rPr>
+          <w:rFonts w:ascii="Cambria" w:hAnsi="Cambria"/>
+          <w:sz w:val="16"/>
+          <w:szCs w:val="16"/>
+        </w:rPr>
+      </w:pPr>
+    </w:p>
+    <w:p>
+      <w:pPr>
+        <w:jc w:val="center"/>
+        <w:rPr>
+          <w:rFonts w:ascii="Cambria" w:hAnsi="Cambria"/>
+          <w:sz w:val="16"/>
+          <w:szCs w:val="16"/>
+        </w:rPr>
+      </w:pPr>
+      <w:r>
+        <w:rPr>
+          <w:rFonts w:ascii="Cambria" w:hAnsi="Cambria"/>
+          <w:sz w:val="16"/>
+          <w:szCs w:val="16"/>
+        </w:rPr>
+        <w:t xml:space="preserve">Figura 3.1 – </w:t>
+      </w:r>
+      <w:proofErr w:type="spellStart"/>
+      <w:r>
+        <w:rPr>
+          <w:rFonts w:ascii="Cambria" w:hAnsi="Cambria"/>
+          <w:sz w:val="16"/>
+          <w:szCs w:val="16"/>
+        </w:rPr>
+        <w:t>Dashboard</w:t>
+      </w:r>
+      <w:proofErr w:type="spellEnd"/>
+      <w:r>
+        <w:rPr>
+          <w:rFonts w:ascii="Cambria" w:hAnsi="Cambria"/>
+          <w:sz w:val="16"/>
+          <w:szCs w:val="16"/>
+        </w:rPr>
+        <w:t xml:space="preserve"> de comparação de modelos</w:t>
+      </w:r>
+    </w:p>
+    <w:p>
+      <w:pPr>
+        <w:rPr>
+          <w:rFonts w:ascii="Cambria" w:hAnsi="Cambria"/>
+        </w:rPr>
+      </w:pPr>
+      <w:r>
+        <w:rPr>
+          <w:rFonts w:ascii="Cambria" w:hAnsi="Cambria"/>
+        </w:rPr>
+        <w:t>O utilizador também tem a opção de selecionar quais modelos pretende comparar clicando nas legendas, à direita do gráfico.</w:t>
+      </w:r>
+    </w:p>
+    <w:p>
+      <w:pPr>
+        <w:rPr>
+          <w:rFonts w:ascii="Cambria" w:hAnsi="Cambria"/>
+          <w:sz w:val="16"/>
+          <w:szCs w:val="16"/>
+        </w:rPr>
+      </w:pPr>
+    </w:p>
+    <w:p>
+      <w:pPr>
+        <w:rPr>
+          <w:rFonts w:ascii="Cambria" w:hAnsi="Cambria"/>
+          <w:sz w:val="16"/>
+          <w:szCs w:val="16"/>
+        </w:rPr>
+      </w:pPr>
+      <w:r>
+        <w:rPr>
+          <w:rFonts w:ascii="Cambria" w:hAnsi="Cambria"/>
+          <w:sz w:val="16"/>
+          <w:szCs w:val="16"/>
+        </w:rPr>
+        <w:lastRenderedPageBreak/>
+        <w:drawing>
+          <wp:anchor distT="0" distB="0" distL="114300" distR="114300" simplePos="0" relativeHeight="251661312" behindDoc="1" locked="0" layoutInCell="1" allowOverlap="1" wp14:anchorId="28A85D21" wp14:editId="02AD26BC">
+            <wp:simplePos x="0" y="0"/>
+            <wp:positionH relativeFrom="margin">
+              <wp:align>center</wp:align>
+            </wp:positionH>
+            <wp:positionV relativeFrom="paragraph">
+              <wp:posOffset>4502</wp:posOffset>
+            </wp:positionV>
+            <wp:extent cx="4330065" cy="1925320"/>
+            <wp:effectExtent l="0" t="0" r="0" b="0"/>
+            <wp:wrapTight wrapText="bothSides">
+              <wp:wrapPolygon edited="0">
+                <wp:start x="0" y="0"/>
+                <wp:lineTo x="0" y="21372"/>
+                <wp:lineTo x="21476" y="21372"/>
+                <wp:lineTo x="21476" y="0"/>
+                <wp:lineTo x="0" y="0"/>
+              </wp:wrapPolygon>
+            </wp:wrapTight>
+            <wp:docPr id="164899687" name="Imagem 1"/>
+            <wp:cNvGraphicFramePr>
+              <a:graphicFrameLocks xmlns:a="http://schemas.openxmlformats.org/drawingml/2006/main" noChangeAspect="1"/>
+            </wp:cNvGraphicFramePr>
+            <a:graphic xmlns:a="http://schemas.openxmlformats.org/drawingml/2006/main">
+              <a:graphicData uri="http://schemas.openxmlformats.org/drawingml/2006/picture">
+                <pic:pic xmlns:pic="http://schemas.openxmlformats.org/drawingml/2006/picture">
+                  <pic:nvPicPr>
+                    <pic:cNvPr id="164899687" name=""/>
+                    <pic:cNvPicPr/>
+                  </pic:nvPicPr>
+                  <pic:blipFill>
+                    <a:blip r:embed="rId9" cstate="print">
+                      <a:extLst>
+                        <a:ext uri="{28A0092B-C50C-407E-A947-70E740481C1C}">
+                          <a14:useLocalDpi xmlns:a14="http://schemas.microsoft.com/office/drawing/2010/main" val="0"/>
+                        </a:ext>
+                      </a:extLst>
+                    </a:blip>
+                    <a:stretch>
+                      <a:fillRect/>
+                    </a:stretch>
+                  </pic:blipFill>
+                  <pic:spPr>
+                    <a:xfrm>
+                      <a:off x="0" y="0"/>
+                      <a:ext cx="4330065" cy="1925320"/>
+                    </a:xfrm>
+                    <a:prstGeom prst="rect">
+                      <a:avLst/>
+                    </a:prstGeom>
+                  </pic:spPr>
+                </pic:pic>
+              </a:graphicData>
+            </a:graphic>
+            <wp14:sizeRelH relativeFrom="margin">
+              <wp14:pctWidth>0</wp14:pctWidth>
+            </wp14:sizeRelH>
+            <wp14:sizeRelV relativeFrom="margin">
+              <wp14:pctHeight>0</wp14:pctHeight>
+            </wp14:sizeRelV>
+          </wp:anchor>
+        </w:drawing>
+      </w:r>
+    </w:p>
+    <w:p>
+      <w:pPr>
+        <w:rPr>
+          <w:rFonts w:ascii="Cambria" w:hAnsi="Cambria"/>
+          <w:sz w:val="16"/>
+          <w:szCs w:val="16"/>
+        </w:rPr>
+      </w:pPr>
+    </w:p>
+    <w:p>
+      <w:pPr>
+        <w:rPr>
+          <w:rFonts w:ascii="Cambria" w:hAnsi="Cambria"/>
+          <w:sz w:val="16"/>
+          <w:szCs w:val="16"/>
+        </w:rPr>
+      </w:pPr>
+    </w:p>
+    <w:p>
+      <w:pPr>
+        <w:rPr>
+          <w:rFonts w:ascii="Cambria" w:hAnsi="Cambria"/>
+          <w:sz w:val="16"/>
+          <w:szCs w:val="16"/>
+        </w:rPr>
+      </w:pPr>
+    </w:p>
+    <w:p>
+      <w:pPr>
+        <w:rPr>
+          <w:rFonts w:ascii="Cambria" w:hAnsi="Cambria"/>
+          <w:sz w:val="16"/>
+          <w:szCs w:val="16"/>
+        </w:rPr>
+      </w:pPr>
+    </w:p>
+    <w:p>
+      <w:pPr>
+        <w:rPr>
+          <w:rFonts w:ascii="Cambria" w:hAnsi="Cambria"/>
+          <w:sz w:val="16"/>
+          <w:szCs w:val="16"/>
+        </w:rPr>
+      </w:pPr>
+    </w:p>
+    <w:p>
+      <w:pPr>
+        <w:rPr>
+          <w:rFonts w:ascii="Cambria" w:hAnsi="Cambria"/>
+          <w:sz w:val="16"/>
+          <w:szCs w:val="16"/>
+        </w:rPr>
+      </w:pPr>
+    </w:p>
+    <w:p>
+      <w:pPr>
+        <w:rPr>
+          <w:rFonts w:ascii="Cambria" w:hAnsi="Cambria"/>
+          <w:sz w:val="16"/>
+          <w:szCs w:val="16"/>
+        </w:rPr>
+      </w:pPr>
+    </w:p>
+    <w:p>
+      <w:pPr>
+        <w:rPr>
+          <w:rFonts w:ascii="Cambria" w:hAnsi="Cambria"/>
+          <w:sz w:val="16"/>
+          <w:szCs w:val="16"/>
+        </w:rPr>
+      </w:pPr>
+    </w:p>
+    <w:p>
+      <w:pPr>
+        <w:jc w:val="center"/>
+        <w:rPr>
+          <w:rFonts w:ascii="Cambria" w:hAnsi="Cambria"/>
+          <w:sz w:val="16"/>
+          <w:szCs w:val="16"/>
+        </w:rPr>
+      </w:pPr>
+      <w:r>
+        <w:rPr>
+          <w:rFonts w:ascii="Cambria" w:hAnsi="Cambria"/>
+          <w:sz w:val="16"/>
+          <w:szCs w:val="16"/>
+        </w:rPr>
+        <w:t xml:space="preserve">Figura 3.2 – Gráfico de comparação apenas com o </w:t>
+      </w:r>
+      <w:proofErr w:type="spellStart"/>
+      <w:r>
+        <w:rPr>
+          <w:rFonts w:ascii="Cambria" w:hAnsi="Cambria"/>
+          <w:sz w:val="16"/>
+          <w:szCs w:val="16"/>
+        </w:rPr>
+        <w:t>Random</w:t>
+      </w:r>
+      <w:proofErr w:type="spellEnd"/>
+      <w:r>
+        <w:rPr>
+          <w:rFonts w:ascii="Cambria" w:hAnsi="Cambria"/>
+          <w:sz w:val="16"/>
+          <w:szCs w:val="16"/>
+        </w:rPr>
+        <w:t xml:space="preserve"> </w:t>
+      </w:r>
+      <w:proofErr w:type="spellStart"/>
+      <w:r>
+        <w:rPr>
+          <w:rFonts w:ascii="Cambria" w:hAnsi="Cambria"/>
+          <w:sz w:val="16"/>
+          <w:szCs w:val="16"/>
+        </w:rPr>
+        <w:t>Forest</w:t>
+      </w:r>
+      <w:proofErr w:type="spellEnd"/>
+    </w:p>
+    <w:p>
+      <w:pPr>
+        <w:rPr>
+          <w:rFonts w:ascii="Cambria" w:hAnsi="Cambria"/>
+          <w:sz w:val="16"/>
+          <w:szCs w:val="16"/>
+        </w:rPr>
+      </w:pPr>
+    </w:p>
+    <w:p>
+      <w:pPr>
+        <w:rPr>
+          <w:rFonts w:ascii="Cambria" w:hAnsi="Cambria"/>
+          <w:sz w:val="16"/>
+          <w:szCs w:val="16"/>
+        </w:rPr>
+      </w:pPr>
+      <w:r>
+        <w:rPr>
+          <w:rFonts w:ascii="Cambria" w:hAnsi="Cambria"/>
+          <w:sz w:val="16"/>
+          <w:szCs w:val="16"/>
+        </w:rPr>
+        <w:drawing>
+          <wp:anchor distT="0" distB="0" distL="114300" distR="114300" simplePos="0" relativeHeight="251662336" behindDoc="1" locked="0" layoutInCell="1" allowOverlap="1" wp14:anchorId="1D361A5E" wp14:editId="70157818">
+            <wp:simplePos x="0" y="0"/>
+            <wp:positionH relativeFrom="margin">
+              <wp:align>center</wp:align>
+            </wp:positionH>
+            <wp:positionV relativeFrom="paragraph">
+              <wp:posOffset>116</wp:posOffset>
+            </wp:positionV>
+            <wp:extent cx="4280535" cy="1792605"/>
+            <wp:effectExtent l="0" t="0" r="5715" b="0"/>
+            <wp:wrapTight wrapText="bothSides">
+              <wp:wrapPolygon edited="0">
+                <wp:start x="0" y="0"/>
+                <wp:lineTo x="0" y="21348"/>
+                <wp:lineTo x="21533" y="21348"/>
+                <wp:lineTo x="21533" y="0"/>
+                <wp:lineTo x="0" y="0"/>
+              </wp:wrapPolygon>
+            </wp:wrapTight>
+            <wp:docPr id="2052855330" name="Imagem 1"/>
+            <wp:cNvGraphicFramePr>
+              <a:graphicFrameLocks xmlns:a="http://schemas.openxmlformats.org/drawingml/2006/main" noChangeAspect="1"/>
+            </wp:cNvGraphicFramePr>
+            <a:graphic xmlns:a="http://schemas.openxmlformats.org/drawingml/2006/main">
+              <a:graphicData uri="http://schemas.openxmlformats.org/drawingml/2006/picture">
+                <pic:pic xmlns:pic="http://schemas.openxmlformats.org/drawingml/2006/picture">
+                  <pic:nvPicPr>
+                    <pic:cNvPr id="2052855330" name=""/>
+                    <pic:cNvPicPr/>
+                  </pic:nvPicPr>
+                  <pic:blipFill>
+                    <a:blip r:embed="rId10" cstate="print">
+                      <a:extLst>
+                        <a:ext uri="{28A0092B-C50C-407E-A947-70E740481C1C}">
+                          <a14:useLocalDpi xmlns:a14="http://schemas.microsoft.com/office/drawing/2010/main" val="0"/>
+                        </a:ext>
+                      </a:extLst>
+                    </a:blip>
+                    <a:stretch>
+                      <a:fillRect/>
+                    </a:stretch>
+                  </pic:blipFill>
+                  <pic:spPr>
+                    <a:xfrm>
+                      <a:off x="0" y="0"/>
+                      <a:ext cx="4280535" cy="1792605"/>
+                    </a:xfrm>
+                    <a:prstGeom prst="rect">
+                      <a:avLst/>
+                    </a:prstGeom>
+                  </pic:spPr>
+                </pic:pic>
+              </a:graphicData>
+            </a:graphic>
+            <wp14:sizeRelH relativeFrom="margin">
+              <wp14:pctWidth>0</wp14:pctWidth>
+            </wp14:sizeRelH>
+            <wp14:sizeRelV relativeFrom="margin">
+              <wp14:pctHeight>0</wp14:pctHeight>
+            </wp14:sizeRelV>
+          </wp:anchor>
+        </w:drawing>
+      </w:r>
+    </w:p>
+    <w:p>
+      <w:pPr>
+        <w:rPr>
+          <w:rFonts w:ascii="Cambria" w:hAnsi="Cambria"/>
+          <w:sz w:val="16"/>
+          <w:szCs w:val="16"/>
+        </w:rPr>
+      </w:pPr>
+    </w:p>
+    <w:p>
+      <w:pPr>
+        <w:rPr>
+          <w:rFonts w:ascii="Cambria" w:hAnsi="Cambria"/>
+          <w:sz w:val="16"/>
+          <w:szCs w:val="16"/>
+        </w:rPr>
+      </w:pPr>
+    </w:p>
+    <w:p>
+      <w:pPr>
+        <w:rPr>
+          <w:rFonts w:ascii="Cambria" w:hAnsi="Cambria"/>
+          <w:sz w:val="16"/>
+          <w:szCs w:val="16"/>
+        </w:rPr>
+      </w:pPr>
+    </w:p>
+    <w:p>
+      <w:pPr>
+        <w:rPr>
+          <w:rFonts w:ascii="Cambria" w:hAnsi="Cambria"/>
+          <w:sz w:val="16"/>
+          <w:szCs w:val="16"/>
+        </w:rPr>
+      </w:pPr>
+    </w:p>
+    <w:p>
+      <w:pPr>
+        <w:rPr>
+          <w:rFonts w:ascii="Cambria" w:hAnsi="Cambria"/>
+          <w:sz w:val="16"/>
+          <w:szCs w:val="16"/>
+        </w:rPr>
+      </w:pPr>
+    </w:p>
+    <w:p>
+      <w:pPr>
+        <w:rPr>
+          <w:rFonts w:ascii="Cambria" w:hAnsi="Cambria"/>
+          <w:sz w:val="16"/>
+          <w:szCs w:val="16"/>
+        </w:rPr>
+      </w:pPr>
+    </w:p>
+    <w:p>
+      <w:pPr>
+        <w:rPr>
+          <w:rFonts w:ascii="Cambria" w:hAnsi="Cambria"/>
+          <w:sz w:val="16"/>
+          <w:szCs w:val="16"/>
+        </w:rPr>
+      </w:pPr>
+    </w:p>
+    <w:p>
+      <w:pPr>
+        <w:jc w:val="center"/>
+        <w:rPr>
+          <w:rFonts w:ascii="Cambria" w:hAnsi="Cambria"/>
+          <w:sz w:val="16"/>
+          <w:szCs w:val="16"/>
+        </w:rPr>
+      </w:pPr>
+      <w:proofErr w:type="spellStart"/>
+      <w:r>
+        <w:rPr>
+          <w:rFonts w:ascii="Cambria" w:hAnsi="Cambria"/>
+          <w:sz w:val="16"/>
+          <w:szCs w:val="16"/>
+        </w:rPr>
+        <w:t>Figora</w:t>
+      </w:r>
+      <w:proofErr w:type="spellEnd"/>
+      <w:r>
+        <w:rPr>
+          <w:rFonts w:ascii="Cambria" w:hAnsi="Cambria"/>
+          <w:sz w:val="16"/>
+          <w:szCs w:val="16"/>
+        </w:rPr>
+        <w:t xml:space="preserve"> 3.3 – </w:t>
+      </w:r>
+      <w:proofErr w:type="spellStart"/>
+      <w:r>
+        <w:rPr>
+          <w:rFonts w:ascii="Cambria" w:hAnsi="Cambria"/>
+          <w:sz w:val="16"/>
+          <w:szCs w:val="16"/>
+        </w:rPr>
+        <w:t>Dashboard</w:t>
+      </w:r>
+      <w:proofErr w:type="spellEnd"/>
+      <w:r>
+        <w:rPr>
+          <w:rFonts w:ascii="Cambria" w:hAnsi="Cambria"/>
+          <w:sz w:val="16"/>
+          <w:szCs w:val="16"/>
+        </w:rPr>
+        <w:t xml:space="preserve"> de Comparação apenas com o </w:t>
+      </w:r>
+      <w:proofErr w:type="spellStart"/>
+      <w:r>
+        <w:rPr>
+          <w:rFonts w:ascii="Cambria" w:hAnsi="Cambria"/>
+          <w:sz w:val="16"/>
+          <w:szCs w:val="16"/>
+        </w:rPr>
+        <w:t>Isolation</w:t>
+      </w:r>
+      <w:proofErr w:type="spellEnd"/>
+      <w:r>
+        <w:rPr>
+          <w:rFonts w:ascii="Cambria" w:hAnsi="Cambria"/>
+          <w:sz w:val="16"/>
+          <w:szCs w:val="16"/>
+        </w:rPr>
+        <w:t xml:space="preserve"> </w:t>
+      </w:r>
+      <w:proofErr w:type="spellStart"/>
+      <w:r>
+        <w:rPr>
+          <w:rFonts w:ascii="Cambria" w:hAnsi="Cambria"/>
+          <w:sz w:val="16"/>
+          <w:szCs w:val="16"/>
+        </w:rPr>
+        <w:t>Forest</w:t>
+      </w:r>
+      <w:proofErr w:type="spellEnd"/>
+      <w:r>
+        <w:rPr>
+          <w:rFonts w:ascii="Cambria" w:hAnsi="Cambria"/>
+          <w:sz w:val="16"/>
+          <w:szCs w:val="16"/>
+        </w:rPr>
+        <w:t xml:space="preserve"> e K-</w:t>
+      </w:r>
+      <w:proofErr w:type="spellStart"/>
+      <w:r>
+        <w:rPr>
+          <w:rFonts w:ascii="Cambria" w:hAnsi="Cambria"/>
+          <w:sz w:val="16"/>
+          <w:szCs w:val="16"/>
+        </w:rPr>
+        <w:t>Means</w:t>
+      </w:r>
+      <w:proofErr w:type="spellEnd"/>
+      <w:r>
+        <w:rPr>
+          <w:rFonts w:ascii="Cambria" w:hAnsi="Cambria"/>
+          <w:sz w:val="16"/>
+          <w:szCs w:val="16"/>
+        </w:rPr>
+        <w:t xml:space="preserve"> Selecionados</w:t>
+      </w:r>
+    </w:p>
+    <w:p>
+      <w:pPr>
+        <w:jc w:val="center"/>
+        <w:rPr>
+          <w:rFonts w:ascii="Cambria" w:hAnsi="Cambria"/>
+          <w:sz w:val="16"/>
+          <w:szCs w:val="16"/>
+        </w:rPr>
+      </w:pPr>
+    </w:p>
+    <w:p>
+      <w:pPr>
+        <w:rPr>
+          <w:rFonts w:ascii="Cambria" w:hAnsi="Cambria"/>
+        </w:rPr>
+      </w:pPr>
+      <w:r>
+        <w:rPr>
+          <w:rFonts w:ascii="Cambria" w:hAnsi="Cambria"/>
+        </w:rPr>
+        <w:t xml:space="preserve">No futuro planeamos adicionar uma </w:t>
+      </w:r>
+      <w:proofErr w:type="spellStart"/>
+      <w:r>
+        <w:rPr>
+          <w:rFonts w:ascii="Cambria" w:hAnsi="Cambria"/>
+        </w:rPr>
+        <w:t>feature</w:t>
+      </w:r>
+      <w:proofErr w:type="spellEnd"/>
+      <w:r>
+        <w:rPr>
+          <w:rFonts w:ascii="Cambria" w:hAnsi="Cambria"/>
+        </w:rPr>
+        <w:t xml:space="preserve"> para exportação destes dados, em formato JSON ou .</w:t>
+      </w:r>
+      <w:proofErr w:type="spellStart"/>
+      <w:r>
+        <w:rPr>
+          <w:rFonts w:ascii="Cambria" w:hAnsi="Cambria"/>
+        </w:rPr>
+        <w:t>csv</w:t>
+      </w:r>
+      <w:proofErr w:type="spellEnd"/>
+      <w:r>
+        <w:rPr>
+          <w:rFonts w:ascii="Cambria" w:hAnsi="Cambria"/>
+        </w:rPr>
+        <w:t xml:space="preserve">, para permitir ao utilizador criar os seus próprios gráficos e </w:t>
+      </w:r>
+      <w:proofErr w:type="spellStart"/>
+      <w:r>
+        <w:rPr>
+          <w:rFonts w:ascii="Cambria" w:hAnsi="Cambria"/>
+        </w:rPr>
+        <w:t>reports</w:t>
+      </w:r>
+      <w:proofErr w:type="spellEnd"/>
+      <w:r>
+        <w:rPr>
+          <w:rFonts w:ascii="Cambria" w:hAnsi="Cambria"/>
+        </w:rPr>
+        <w:t>.</w:t>
+      </w:r>
+    </w:p>
+    <w:p>
+      <w:pPr>
+        <w:rPr>
+          <w:rFonts w:ascii="Cambria" w:hAnsi="Cambria"/>
+        </w:rPr>
+      </w:pPr>
+    </w:p>
+    <w:p>
+      <w:pPr>
+        <w:rPr>
+          <w:rFonts w:ascii="Cambria" w:hAnsi="Cambria"/>
+        </w:rPr>
+      </w:pPr>
+    </w:p>
+    <w:p>
+      <w:pPr>
+        <w:rPr>
+          <w:rFonts w:ascii="Cambria" w:hAnsi="Cambria"/>
+        </w:rPr>
+      </w:pPr>
+    </w:p>
+    <w:p>
+      <w:pPr>
+        <w:rPr>
+          <w:rFonts w:ascii="Cambria" w:hAnsi="Cambria"/>
+        </w:rPr>
+      </w:pPr>
+    </w:p>
+    <w:p>
+      <w:pPr>
+        <w:rPr>
+          <w:rFonts w:ascii="Cambria" w:hAnsi="Cambria"/>
+        </w:rPr>
+      </w:pPr>
+    </w:p>
+    <w:p>
+      <w:pPr>
+        <w:rPr>
+          <w:rFonts w:ascii="Cambria" w:hAnsi="Cambria"/>
+        </w:rPr>
+      </w:pPr>
+    </w:p>
+    <w:p>
+      <w:pPr>
+        <w:rPr>
+          <w:rFonts w:ascii="Cambria" w:hAnsi="Cambria"/>
+        </w:rPr>
+      </w:pPr>
+    </w:p>
+    <w:p>
+      <w:pPr>
+        <w:rPr>
+          <w:rFonts w:ascii="Cambria" w:hAnsi="Cambria"/>
+        </w:rPr>
+      </w:pPr>
+    </w:p>
+    <w:p>
+      <w:pPr>
+        <w:rPr>
+          <w:rFonts w:ascii="Cambria" w:hAnsi="Cambria"/>
+        </w:rPr>
+      </w:pPr>
+    </w:p>
+    <w:p>
+      <w:pPr>
+        <w:rPr>
+          <w:rFonts w:ascii="Cambria" w:hAnsi="Cambria"/>
+        </w:rPr>
+      </w:pPr>
+    </w:p>
+    <w:p>
+      <w:pPr>
+        <w:rPr>
+          <w:rFonts w:ascii="Cambria" w:hAnsi="Cambria"/>
+        </w:rPr>
+      </w:pPr>
+    </w:p>
+    <w:p>
+      <w:pPr>
+        <w:rPr>
+          <w:rFonts w:ascii="Cambria" w:hAnsi="Cambria"/>
+        </w:rPr>
+      </w:pPr>
+    </w:p>
+    <w:p>
+      <w:pPr>
+        <w:rPr>
+          <w:rFonts w:ascii="Cambria" w:hAnsi="Cambria"/>
+        </w:rPr>
+      </w:pPr>
+    </w:p>
+    <w:p>
+      <w:pPr>
+        <w:pStyle w:val="PargrafodaLista"/>
+        <w:numPr>
+          <w:ilvl w:val="0"/>
+          <w:numId w:val="2"/>
+        </w:numPr>
+        <w:rPr>
+          <w:rFonts w:ascii="Cambria" w:hAnsi="Cambria"/>
+          <w:b/>
+          <w:bCs/>
+          <w:sz w:val="28"/>
+          <w:szCs w:val="28"/>
+        </w:rPr>
+      </w:pPr>
+      <w:r>
+        <w:rPr>
+          <w:rFonts w:ascii="Cambria" w:hAnsi="Cambria"/>
+          <w:b/>
+          <w:bCs/>
+          <w:sz w:val="28"/>
+          <w:szCs w:val="28"/>
+        </w:rPr>
+        <w:lastRenderedPageBreak/>
         <w:t>Resultados Obtidos e Conclusões</w:t>
       </w:r>
     </w:p>
@@ -1532,7 +3219,7 @@
         <w:spacing w:before="100" w:beforeAutospacing="1" w:after="100" w:afterAutospacing="1" w:line="240" w:lineRule="auto"/>
         <w:outlineLvl w:val="3"/>
         <w:rPr>
-          <w:rFonts w:ascii="Times New Roman" w:eastAsia="Times New Roman" w:hAnsi="Times New Roman" w:cs="Times New Roman"/>
+          <w:rFonts w:ascii="Cambria" w:eastAsia="Times New Roman" w:hAnsi="Cambria" w:cs="Times New Roman"/>
           <w:b/>
           <w:bCs/>
           <w:kern w:val="0"/>
@@ -1544,7 +3231,7 @@
       </w:pPr>
       <w:r>
         <w:rPr>
-          <w:rFonts w:ascii="Times New Roman" w:eastAsia="Times New Roman" w:hAnsi="Times New Roman" w:cs="Times New Roman"/>
+          <w:rFonts w:ascii="Cambria" w:eastAsia="Times New Roman" w:hAnsi="Cambria" w:cs="Times New Roman"/>
           <w:b/>
           <w:bCs/>
           <w:kern w:val="0"/>
@@ -1553,11 +3240,11 @@
           <w:lang w:eastAsia="pt-PT"/>
           <w14:ligatures w14:val="none"/>
         </w:rPr>
-        <w:t xml:space="preserve">5.1 </w:t>
-      </w:r>
-      <w:r>
-        <w:rPr>
-          <w:rFonts w:ascii="Times New Roman" w:eastAsia="Times New Roman" w:hAnsi="Times New Roman" w:cs="Times New Roman"/>
+        <w:t>6</w:t>
+      </w:r>
+      <w:r>
+        <w:rPr>
+          <w:rFonts w:ascii="Cambria" w:eastAsia="Times New Roman" w:hAnsi="Cambria" w:cs="Times New Roman"/>
           <w:b/>
           <w:bCs/>
           <w:kern w:val="0"/>
@@ -1566,11 +3253,12 @@
           <w:lang w:eastAsia="pt-PT"/>
           <w14:ligatures w14:val="none"/>
         </w:rPr>
-        <w:t>Desempenho</w:t>
-      </w:r>
-      <w:r>
-        <w:rPr>
-          <w:rFonts w:ascii="Times New Roman" w:eastAsia="Times New Roman" w:hAnsi="Times New Roman" w:cs="Times New Roman"/>
+        <w:t xml:space="preserve">.1 Desempenho: </w:t>
+      </w:r>
+      <w:proofErr w:type="spellStart"/>
+      <w:r>
+        <w:rPr>
+          <w:rFonts w:ascii="Cambria" w:eastAsia="Times New Roman" w:hAnsi="Cambria" w:cs="Times New Roman"/>
           <w:b/>
           <w:bCs/>
           <w:kern w:val="0"/>
@@ -1579,12 +3267,12 @@
           <w:lang w:eastAsia="pt-PT"/>
           <w14:ligatures w14:val="none"/>
         </w:rPr>
-        <w:t xml:space="preserve">: </w:t>
-      </w:r>
-      <w:proofErr w:type="spellStart"/>
-      <w:r>
-        <w:rPr>
-          <w:rFonts w:ascii="Times New Roman" w:eastAsia="Times New Roman" w:hAnsi="Times New Roman" w:cs="Times New Roman"/>
+        <w:t>Random</w:t>
+      </w:r>
+      <w:proofErr w:type="spellEnd"/>
+      <w:r>
+        <w:rPr>
+          <w:rFonts w:ascii="Cambria" w:eastAsia="Times New Roman" w:hAnsi="Cambria" w:cs="Times New Roman"/>
           <w:b/>
           <w:bCs/>
           <w:kern w:val="0"/>
@@ -1593,12 +3281,12 @@
           <w:lang w:eastAsia="pt-PT"/>
           <w14:ligatures w14:val="none"/>
         </w:rPr>
-        <w:t>Random</w:t>
-      </w:r>
-      <w:proofErr w:type="spellEnd"/>
-      <w:r>
-        <w:rPr>
-          <w:rFonts w:ascii="Times New Roman" w:eastAsia="Times New Roman" w:hAnsi="Times New Roman" w:cs="Times New Roman"/>
+        <w:t xml:space="preserve"> </w:t>
+      </w:r>
+      <w:proofErr w:type="spellStart"/>
+      <w:r>
+        <w:rPr>
+          <w:rFonts w:ascii="Cambria" w:eastAsia="Times New Roman" w:hAnsi="Cambria" w:cs="Times New Roman"/>
           <w:b/>
           <w:bCs/>
           <w:kern w:val="0"/>
@@ -1607,12 +3295,12 @@
           <w:lang w:eastAsia="pt-PT"/>
           <w14:ligatures w14:val="none"/>
         </w:rPr>
-        <w:t xml:space="preserve"> </w:t>
-      </w:r>
-      <w:proofErr w:type="spellStart"/>
-      <w:r>
-        <w:rPr>
-          <w:rFonts w:ascii="Times New Roman" w:eastAsia="Times New Roman" w:hAnsi="Times New Roman" w:cs="Times New Roman"/>
+        <w:t>Forest</w:t>
+      </w:r>
+      <w:proofErr w:type="spellEnd"/>
+      <w:r>
+        <w:rPr>
+          <w:rFonts w:ascii="Cambria" w:eastAsia="Times New Roman" w:hAnsi="Cambria" w:cs="Times New Roman"/>
           <w:b/>
           <w:bCs/>
           <w:kern w:val="0"/>
@@ -1621,12 +3309,292 @@
           <w:lang w:eastAsia="pt-PT"/>
           <w14:ligatures w14:val="none"/>
         </w:rPr>
+        <w:t xml:space="preserve"> vs. Modelos Não Supervisionados</w:t>
+      </w:r>
+    </w:p>
+    <w:p>
+      <w:pPr>
+        <w:spacing w:before="100" w:beforeAutospacing="1" w:after="100" w:afterAutospacing="1" w:line="240" w:lineRule="auto"/>
+        <w:rPr>
+          <w:rFonts w:ascii="Cambria" w:eastAsia="Times New Roman" w:hAnsi="Cambria" w:cs="Times New Roman"/>
+          <w:kern w:val="0"/>
+          <w:lang w:eastAsia="pt-PT"/>
+          <w14:ligatures w14:val="none"/>
+        </w:rPr>
+      </w:pPr>
+      <w:r>
+        <w:rPr>
+          <w:rFonts w:ascii="Cambria" w:eastAsia="Times New Roman" w:hAnsi="Cambria" w:cs="Times New Roman"/>
+          <w:kern w:val="0"/>
+          <w:lang w:eastAsia="pt-PT"/>
+          <w14:ligatures w14:val="none"/>
+        </w:rPr>
+        <w:t xml:space="preserve">Durante a fase de testes, o algoritmo </w:t>
+      </w:r>
+      <w:proofErr w:type="spellStart"/>
+      <w:r>
+        <w:rPr>
+          <w:rFonts w:ascii="Cambria" w:eastAsia="Times New Roman" w:hAnsi="Cambria" w:cs="Times New Roman"/>
+          <w:i/>
+          <w:iCs/>
+          <w:kern w:val="0"/>
+          <w:lang w:eastAsia="pt-PT"/>
+          <w14:ligatures w14:val="none"/>
+        </w:rPr>
+        <w:t>Random</w:t>
+      </w:r>
+      <w:proofErr w:type="spellEnd"/>
+      <w:r>
+        <w:rPr>
+          <w:rFonts w:ascii="Cambria" w:eastAsia="Times New Roman" w:hAnsi="Cambria" w:cs="Times New Roman"/>
+          <w:i/>
+          <w:iCs/>
+          <w:kern w:val="0"/>
+          <w:lang w:eastAsia="pt-PT"/>
+          <w14:ligatures w14:val="none"/>
+        </w:rPr>
+        <w:t xml:space="preserve"> </w:t>
+      </w:r>
+      <w:proofErr w:type="spellStart"/>
+      <w:r>
+        <w:rPr>
+          <w:rFonts w:ascii="Cambria" w:eastAsia="Times New Roman" w:hAnsi="Cambria" w:cs="Times New Roman"/>
+          <w:i/>
+          <w:iCs/>
+          <w:kern w:val="0"/>
+          <w:lang w:eastAsia="pt-PT"/>
+          <w14:ligatures w14:val="none"/>
+        </w:rPr>
         <w:t>Forest</w:t>
       </w:r>
       <w:proofErr w:type="spellEnd"/>
       <w:r>
         <w:rPr>
-          <w:rFonts w:ascii="Times New Roman" w:eastAsia="Times New Roman" w:hAnsi="Times New Roman" w:cs="Times New Roman"/>
+          <w:rFonts w:ascii="Cambria" w:eastAsia="Times New Roman" w:hAnsi="Cambria" w:cs="Times New Roman"/>
+          <w:kern w:val="0"/>
+          <w:lang w:eastAsia="pt-PT"/>
+          <w14:ligatures w14:val="none"/>
+        </w:rPr>
+        <w:t xml:space="preserve"> destacou-se com um desempenho manifestamente superior em comparação com abordagens não supervisionadas, como o </w:t>
+      </w:r>
+      <w:proofErr w:type="spellStart"/>
+      <w:r>
+        <w:rPr>
+          <w:rFonts w:ascii="Cambria" w:eastAsia="Times New Roman" w:hAnsi="Cambria" w:cs="Times New Roman"/>
+          <w:i/>
+          <w:iCs/>
+          <w:kern w:val="0"/>
+          <w:lang w:eastAsia="pt-PT"/>
+          <w14:ligatures w14:val="none"/>
+        </w:rPr>
+        <w:t>Isolation</w:t>
+      </w:r>
+      <w:proofErr w:type="spellEnd"/>
+      <w:r>
+        <w:rPr>
+          <w:rFonts w:ascii="Cambria" w:eastAsia="Times New Roman" w:hAnsi="Cambria" w:cs="Times New Roman"/>
+          <w:i/>
+          <w:iCs/>
+          <w:kern w:val="0"/>
+          <w:lang w:eastAsia="pt-PT"/>
+          <w14:ligatures w14:val="none"/>
+        </w:rPr>
+        <w:t xml:space="preserve"> </w:t>
+      </w:r>
+      <w:proofErr w:type="spellStart"/>
+      <w:r>
+        <w:rPr>
+          <w:rFonts w:ascii="Cambria" w:eastAsia="Times New Roman" w:hAnsi="Cambria" w:cs="Times New Roman"/>
+          <w:i/>
+          <w:iCs/>
+          <w:kern w:val="0"/>
+          <w:lang w:eastAsia="pt-PT"/>
+          <w14:ligatures w14:val="none"/>
+        </w:rPr>
+        <w:t>Forest</w:t>
+      </w:r>
+      <w:proofErr w:type="spellEnd"/>
+      <w:r>
+        <w:rPr>
+          <w:rFonts w:ascii="Cambria" w:eastAsia="Times New Roman" w:hAnsi="Cambria" w:cs="Times New Roman"/>
+          <w:kern w:val="0"/>
+          <w:lang w:eastAsia="pt-PT"/>
+          <w14:ligatures w14:val="none"/>
+        </w:rPr>
+        <w:t xml:space="preserve"> e o </w:t>
+      </w:r>
+      <w:r>
+        <w:rPr>
+          <w:rFonts w:ascii="Cambria" w:eastAsia="Times New Roman" w:hAnsi="Cambria" w:cs="Times New Roman"/>
+          <w:i/>
+          <w:iCs/>
+          <w:kern w:val="0"/>
+          <w:lang w:eastAsia="pt-PT"/>
+          <w14:ligatures w14:val="none"/>
+        </w:rPr>
+        <w:t>K-</w:t>
+      </w:r>
+      <w:proofErr w:type="spellStart"/>
+      <w:r>
+        <w:rPr>
+          <w:rFonts w:ascii="Cambria" w:eastAsia="Times New Roman" w:hAnsi="Cambria" w:cs="Times New Roman"/>
+          <w:i/>
+          <w:iCs/>
+          <w:kern w:val="0"/>
+          <w:lang w:eastAsia="pt-PT"/>
+          <w14:ligatures w14:val="none"/>
+        </w:rPr>
+        <w:t>Means</w:t>
+      </w:r>
+      <w:proofErr w:type="spellEnd"/>
+      <w:r>
+        <w:rPr>
+          <w:rFonts w:ascii="Cambria" w:eastAsia="Times New Roman" w:hAnsi="Cambria" w:cs="Times New Roman"/>
+          <w:kern w:val="0"/>
+          <w:lang w:eastAsia="pt-PT"/>
+          <w14:ligatures w14:val="none"/>
+        </w:rPr>
+        <w:t xml:space="preserve">. Esta discrepância justifica-se pela natureza da aprendizagem: o </w:t>
+      </w:r>
+      <w:proofErr w:type="spellStart"/>
+      <w:r>
+        <w:rPr>
+          <w:rFonts w:ascii="Cambria" w:eastAsia="Times New Roman" w:hAnsi="Cambria" w:cs="Times New Roman"/>
+          <w:i/>
+          <w:iCs/>
+          <w:kern w:val="0"/>
+          <w:lang w:eastAsia="pt-PT"/>
+          <w14:ligatures w14:val="none"/>
+        </w:rPr>
+        <w:t>Random</w:t>
+      </w:r>
+      <w:proofErr w:type="spellEnd"/>
+      <w:r>
+        <w:rPr>
+          <w:rFonts w:ascii="Cambria" w:eastAsia="Times New Roman" w:hAnsi="Cambria" w:cs="Times New Roman"/>
+          <w:i/>
+          <w:iCs/>
+          <w:kern w:val="0"/>
+          <w:lang w:eastAsia="pt-PT"/>
+          <w14:ligatures w14:val="none"/>
+        </w:rPr>
+        <w:t xml:space="preserve"> </w:t>
+      </w:r>
+      <w:proofErr w:type="spellStart"/>
+      <w:r>
+        <w:rPr>
+          <w:rFonts w:ascii="Cambria" w:eastAsia="Times New Roman" w:hAnsi="Cambria" w:cs="Times New Roman"/>
+          <w:i/>
+          <w:iCs/>
+          <w:kern w:val="0"/>
+          <w:lang w:eastAsia="pt-PT"/>
+          <w14:ligatures w14:val="none"/>
+        </w:rPr>
+        <w:t>Forest</w:t>
+      </w:r>
+      <w:proofErr w:type="spellEnd"/>
+      <w:r>
+        <w:rPr>
+          <w:rFonts w:ascii="Cambria" w:eastAsia="Times New Roman" w:hAnsi="Cambria" w:cs="Times New Roman"/>
+          <w:kern w:val="0"/>
+          <w:lang w:eastAsia="pt-PT"/>
+          <w14:ligatures w14:val="none"/>
+        </w:rPr>
+        <w:t>, sendo supervisionado, utiliza as etiquetas (</w:t>
+      </w:r>
+      <w:proofErr w:type="spellStart"/>
+      <w:r>
+        <w:rPr>
+          <w:rFonts w:ascii="Cambria" w:eastAsia="Times New Roman" w:hAnsi="Cambria" w:cs="Times New Roman"/>
+          <w:kern w:val="0"/>
+          <w:lang w:eastAsia="pt-PT"/>
+          <w14:ligatures w14:val="none"/>
+        </w:rPr>
+        <w:t>labels</w:t>
+      </w:r>
+      <w:proofErr w:type="spellEnd"/>
+      <w:r>
+        <w:rPr>
+          <w:rFonts w:ascii="Cambria" w:eastAsia="Times New Roman" w:hAnsi="Cambria" w:cs="Times New Roman"/>
+          <w:kern w:val="0"/>
+          <w:lang w:eastAsia="pt-PT"/>
+          <w14:ligatures w14:val="none"/>
+        </w:rPr>
+        <w:t xml:space="preserve">) pré-definidas de tráfego normal e de ataque para criar regras de decisão exatas. Por outro lado, o </w:t>
+      </w:r>
+      <w:proofErr w:type="spellStart"/>
+      <w:r>
+        <w:rPr>
+          <w:rFonts w:ascii="Cambria" w:eastAsia="Times New Roman" w:hAnsi="Cambria" w:cs="Times New Roman"/>
+          <w:i/>
+          <w:iCs/>
+          <w:kern w:val="0"/>
+          <w:lang w:eastAsia="pt-PT"/>
+          <w14:ligatures w14:val="none"/>
+        </w:rPr>
+        <w:t>Isolation</w:t>
+      </w:r>
+      <w:proofErr w:type="spellEnd"/>
+      <w:r>
+        <w:rPr>
+          <w:rFonts w:ascii="Cambria" w:eastAsia="Times New Roman" w:hAnsi="Cambria" w:cs="Times New Roman"/>
+          <w:i/>
+          <w:iCs/>
+          <w:kern w:val="0"/>
+          <w:lang w:eastAsia="pt-PT"/>
+          <w14:ligatures w14:val="none"/>
+        </w:rPr>
+        <w:t xml:space="preserve"> </w:t>
+      </w:r>
+      <w:proofErr w:type="spellStart"/>
+      <w:r>
+        <w:rPr>
+          <w:rFonts w:ascii="Cambria" w:eastAsia="Times New Roman" w:hAnsi="Cambria" w:cs="Times New Roman"/>
+          <w:i/>
+          <w:iCs/>
+          <w:kern w:val="0"/>
+          <w:lang w:eastAsia="pt-PT"/>
+          <w14:ligatures w14:val="none"/>
+        </w:rPr>
+        <w:t>Forest</w:t>
+      </w:r>
+      <w:proofErr w:type="spellEnd"/>
+      <w:r>
+        <w:rPr>
+          <w:rFonts w:ascii="Cambria" w:eastAsia="Times New Roman" w:hAnsi="Cambria" w:cs="Times New Roman"/>
+          <w:kern w:val="0"/>
+          <w:lang w:eastAsia="pt-PT"/>
+          <w14:ligatures w14:val="none"/>
+        </w:rPr>
+        <w:t xml:space="preserve"> foca-se puramente na deteção de anomalias estatísticas. No contexto de redes </w:t>
+      </w:r>
+      <w:proofErr w:type="spellStart"/>
+      <w:r>
+        <w:rPr>
+          <w:rFonts w:ascii="Cambria" w:eastAsia="Times New Roman" w:hAnsi="Cambria" w:cs="Times New Roman"/>
+          <w:kern w:val="0"/>
+          <w:lang w:eastAsia="pt-PT"/>
+          <w14:ligatures w14:val="none"/>
+        </w:rPr>
+        <w:t>IoT</w:t>
+      </w:r>
+      <w:proofErr w:type="spellEnd"/>
+      <w:r>
+        <w:rPr>
+          <w:rFonts w:ascii="Cambria" w:eastAsia="Times New Roman" w:hAnsi="Cambria" w:cs="Times New Roman"/>
+          <w:kern w:val="0"/>
+          <w:lang w:eastAsia="pt-PT"/>
+          <w14:ligatures w14:val="none"/>
+        </w:rPr>
+        <w:t xml:space="preserve"> (como no protocolo MQTT), um ataque inteligente ou de força bruta pode apresentar uma assinatura matemática muito semelhante ao tráfego normal, elevando a taxa de falsos positivos nestes modelos puramente focados em desvios comportamentais.</w:t>
+      </w:r>
+    </w:p>
+    <w:p>
+      <w:pPr>
+        <w:spacing w:before="100" w:beforeAutospacing="1" w:after="100" w:afterAutospacing="1" w:line="240" w:lineRule="auto"/>
+        <w:outlineLvl w:val="3"/>
+        <w:rPr>
+          <w:rFonts w:ascii="Cambria" w:eastAsia="Times New Roman" w:hAnsi="Cambria" w:cs="Times New Roman"/>
           <w:b/>
           <w:bCs/>
           <w:kern w:val="0"/>
@@ -1635,90 +3603,248 @@
           <w:lang w:eastAsia="pt-PT"/>
           <w14:ligatures w14:val="none"/>
         </w:rPr>
-        <w:t xml:space="preserve"> vs. Modelos Não Supervisionados</w:t>
-      </w:r>
-    </w:p>
-    <w:p>
-      <w:pPr>
-        <w:spacing w:before="100" w:beforeAutospacing="1" w:after="100" w:afterAutospacing="1" w:line="240" w:lineRule="auto"/>
-        <w:rPr>
-          <w:rFonts w:ascii="Times New Roman" w:eastAsia="Times New Roman" w:hAnsi="Times New Roman" w:cs="Times New Roman"/>
+      </w:pPr>
+      <w:r>
+        <w:rPr>
+          <w:rFonts w:ascii="Cambria" w:eastAsia="Times New Roman" w:hAnsi="Cambria" w:cs="Times New Roman"/>
+          <w:b/>
+          <w:bCs/>
           <w:kern w:val="0"/>
           <w:sz w:val="24"/>
           <w:szCs w:val="24"/>
           <w:lang w:eastAsia="pt-PT"/>
           <w14:ligatures w14:val="none"/>
         </w:rPr>
-      </w:pPr>
-      <w:r>
-        <w:rPr>
-          <w:rFonts w:ascii="Times New Roman" w:eastAsia="Times New Roman" w:hAnsi="Times New Roman" w:cs="Times New Roman"/>
+        <w:t>6</w:t>
+      </w:r>
+      <w:r>
+        <w:rPr>
+          <w:rFonts w:ascii="Cambria" w:eastAsia="Times New Roman" w:hAnsi="Cambria" w:cs="Times New Roman"/>
+          <w:b/>
+          <w:bCs/>
           <w:kern w:val="0"/>
           <w:sz w:val="24"/>
           <w:szCs w:val="24"/>
           <w:lang w:eastAsia="pt-PT"/>
           <w14:ligatures w14:val="none"/>
         </w:rPr>
-        <w:t xml:space="preserve">Durante a fase de testes, o algoritmo </w:t>
-      </w:r>
-      <w:proofErr w:type="spellStart"/>
-      <w:r>
-        <w:rPr>
-          <w:rFonts w:ascii="Times New Roman" w:eastAsia="Times New Roman" w:hAnsi="Times New Roman" w:cs="Times New Roman"/>
-          <w:i/>
-          <w:iCs/>
+        <w:t>.2. A Inadequação do Algoritmo K-</w:t>
+      </w:r>
+      <w:proofErr w:type="spellStart"/>
+      <w:r>
+        <w:rPr>
+          <w:rFonts w:ascii="Cambria" w:eastAsia="Times New Roman" w:hAnsi="Cambria" w:cs="Times New Roman"/>
+          <w:b/>
+          <w:bCs/>
           <w:kern w:val="0"/>
           <w:sz w:val="24"/>
           <w:szCs w:val="24"/>
           <w:lang w:eastAsia="pt-PT"/>
           <w14:ligatures w14:val="none"/>
         </w:rPr>
-        <w:t>Random</w:t>
-      </w:r>
-      <w:proofErr w:type="spellEnd"/>
-      <w:r>
-        <w:rPr>
-          <w:rFonts w:ascii="Times New Roman" w:eastAsia="Times New Roman" w:hAnsi="Times New Roman" w:cs="Times New Roman"/>
-          <w:i/>
-          <w:iCs/>
+        <w:t>Means</w:t>
+      </w:r>
+      <w:proofErr w:type="spellEnd"/>
+    </w:p>
+    <w:p>
+      <w:pPr>
+        <w:spacing w:before="100" w:beforeAutospacing="1" w:after="100" w:afterAutospacing="1" w:line="240" w:lineRule="auto"/>
+        <w:rPr>
+          <w:rFonts w:ascii="Cambria" w:eastAsia="Times New Roman" w:hAnsi="Cambria" w:cs="Times New Roman"/>
+          <w:kern w:val="0"/>
+          <w:lang w:eastAsia="pt-PT"/>
+          <w14:ligatures w14:val="none"/>
+        </w:rPr>
+      </w:pPr>
+      <w:r>
+        <w:rPr>
+          <w:rFonts w:ascii="Cambria" w:eastAsia="Times New Roman" w:hAnsi="Cambria" w:cs="Times New Roman"/>
+          <w:kern w:val="0"/>
+          <w:lang w:eastAsia="pt-PT"/>
+          <w14:ligatures w14:val="none"/>
+        </w:rPr>
+        <w:t xml:space="preserve">O modelo </w:t>
+      </w:r>
+      <w:r>
+        <w:rPr>
+          <w:rFonts w:ascii="Cambria" w:eastAsia="Times New Roman" w:hAnsi="Cambria" w:cs="Times New Roman"/>
+          <w:i/>
+          <w:iCs/>
+          <w:kern w:val="0"/>
+          <w:lang w:eastAsia="pt-PT"/>
+          <w14:ligatures w14:val="none"/>
+        </w:rPr>
+        <w:t>K-</w:t>
+      </w:r>
+      <w:proofErr w:type="spellStart"/>
+      <w:r>
+        <w:rPr>
+          <w:rFonts w:ascii="Cambria" w:eastAsia="Times New Roman" w:hAnsi="Cambria" w:cs="Times New Roman"/>
+          <w:i/>
+          <w:iCs/>
+          <w:kern w:val="0"/>
+          <w:lang w:eastAsia="pt-PT"/>
+          <w14:ligatures w14:val="none"/>
+        </w:rPr>
+        <w:t>Means</w:t>
+      </w:r>
+      <w:proofErr w:type="spellEnd"/>
+      <w:r>
+        <w:rPr>
+          <w:rFonts w:ascii="Cambria" w:eastAsia="Times New Roman" w:hAnsi="Cambria" w:cs="Times New Roman"/>
+          <w:kern w:val="0"/>
+          <w:lang w:eastAsia="pt-PT"/>
+          <w14:ligatures w14:val="none"/>
+        </w:rPr>
+        <w:t xml:space="preserve"> apresentou os resultados mais fracos do estudo. Isto deve-se ao facto de o algoritmo agrupar dados medindo a distância geométrica entre eles, assumindo que diferentes classes formam agrupamentos esféricos distintos. A realidade do tráfego de rede é altamente não-linear e sobreposta; um pacote de um ataque de </w:t>
+      </w:r>
+      <w:proofErr w:type="spellStart"/>
+      <w:r>
+        <w:rPr>
+          <w:rFonts w:ascii="Cambria" w:eastAsia="Times New Roman" w:hAnsi="Cambria" w:cs="Times New Roman"/>
+          <w:i/>
+          <w:iCs/>
+          <w:kern w:val="0"/>
+          <w:lang w:eastAsia="pt-PT"/>
+          <w14:ligatures w14:val="none"/>
+        </w:rPr>
+        <w:t>Bruteforce</w:t>
+      </w:r>
+      <w:proofErr w:type="spellEnd"/>
+      <w:r>
+        <w:rPr>
+          <w:rFonts w:ascii="Cambria" w:eastAsia="Times New Roman" w:hAnsi="Cambria" w:cs="Times New Roman"/>
+          <w:kern w:val="0"/>
+          <w:lang w:eastAsia="pt-PT"/>
+          <w14:ligatures w14:val="none"/>
+        </w:rPr>
+        <w:t xml:space="preserve"> via MQTT pode ter o mesmo tamanho e tempo de chegada que um pacote benigno. Ao forçar a separação geométrica, o </w:t>
+      </w:r>
+      <w:r>
+        <w:rPr>
+          <w:rFonts w:ascii="Cambria" w:eastAsia="Times New Roman" w:hAnsi="Cambria" w:cs="Times New Roman"/>
+          <w:i/>
+          <w:iCs/>
+          <w:kern w:val="0"/>
+          <w:lang w:eastAsia="pt-PT"/>
+          <w14:ligatures w14:val="none"/>
+        </w:rPr>
+        <w:t>K-</w:t>
+      </w:r>
+      <w:proofErr w:type="spellStart"/>
+      <w:r>
+        <w:rPr>
+          <w:rFonts w:ascii="Cambria" w:eastAsia="Times New Roman" w:hAnsi="Cambria" w:cs="Times New Roman"/>
+          <w:i/>
+          <w:iCs/>
+          <w:kern w:val="0"/>
+          <w:lang w:eastAsia="pt-PT"/>
+          <w14:ligatures w14:val="none"/>
+        </w:rPr>
+        <w:t>Means</w:t>
+      </w:r>
+      <w:proofErr w:type="spellEnd"/>
+      <w:r>
+        <w:rPr>
+          <w:rFonts w:ascii="Cambria" w:eastAsia="Times New Roman" w:hAnsi="Cambria" w:cs="Times New Roman"/>
+          <w:kern w:val="0"/>
+          <w:lang w:eastAsia="pt-PT"/>
+          <w14:ligatures w14:val="none"/>
+        </w:rPr>
+        <w:t xml:space="preserve"> acaba por misturar amostras de ataques com tráfego legítimo, degradando drasticamente métricas como a </w:t>
+      </w:r>
+      <w:proofErr w:type="spellStart"/>
+      <w:r>
+        <w:rPr>
+          <w:rFonts w:ascii="Cambria" w:eastAsia="Times New Roman" w:hAnsi="Cambria" w:cs="Times New Roman"/>
+          <w:i/>
+          <w:iCs/>
+          <w:kern w:val="0"/>
+          <w:lang w:eastAsia="pt-PT"/>
+          <w14:ligatures w14:val="none"/>
+        </w:rPr>
+        <w:t>Accuracy</w:t>
+      </w:r>
+      <w:proofErr w:type="spellEnd"/>
+      <w:r>
+        <w:rPr>
+          <w:rFonts w:ascii="Cambria" w:eastAsia="Times New Roman" w:hAnsi="Cambria" w:cs="Times New Roman"/>
+          <w:kern w:val="0"/>
+          <w:lang w:eastAsia="pt-PT"/>
+          <w14:ligatures w14:val="none"/>
+        </w:rPr>
+        <w:t xml:space="preserve"> e a </w:t>
+      </w:r>
+      <w:proofErr w:type="spellStart"/>
+      <w:r>
+        <w:rPr>
+          <w:rFonts w:ascii="Cambria" w:eastAsia="Times New Roman" w:hAnsi="Cambria" w:cs="Times New Roman"/>
+          <w:i/>
+          <w:iCs/>
+          <w:kern w:val="0"/>
+          <w:lang w:eastAsia="pt-PT"/>
+          <w14:ligatures w14:val="none"/>
+        </w:rPr>
+        <w:t>Precision</w:t>
+      </w:r>
+      <w:proofErr w:type="spellEnd"/>
+      <w:r>
+        <w:rPr>
+          <w:rFonts w:ascii="Cambria" w:eastAsia="Times New Roman" w:hAnsi="Cambria" w:cs="Times New Roman"/>
+          <w:kern w:val="0"/>
+          <w:lang w:eastAsia="pt-PT"/>
+          <w14:ligatures w14:val="none"/>
+        </w:rPr>
+        <w:t>.</w:t>
+      </w:r>
+    </w:p>
+    <w:p>
+      <w:pPr>
+        <w:spacing w:before="100" w:beforeAutospacing="1" w:after="100" w:afterAutospacing="1" w:line="240" w:lineRule="auto"/>
+        <w:outlineLvl w:val="3"/>
+        <w:rPr>
+          <w:rFonts w:ascii="Cambria" w:eastAsia="Times New Roman" w:hAnsi="Cambria" w:cs="Times New Roman"/>
+          <w:b/>
+          <w:bCs/>
           <w:kern w:val="0"/>
           <w:sz w:val="24"/>
           <w:szCs w:val="24"/>
           <w:lang w:eastAsia="pt-PT"/>
           <w14:ligatures w14:val="none"/>
         </w:rPr>
-        <w:t xml:space="preserve"> </w:t>
-      </w:r>
-      <w:proofErr w:type="spellStart"/>
-      <w:r>
-        <w:rPr>
-          <w:rFonts w:ascii="Times New Roman" w:eastAsia="Times New Roman" w:hAnsi="Times New Roman" w:cs="Times New Roman"/>
-          <w:i/>
-          <w:iCs/>
+      </w:pPr>
+      <w:r>
+        <w:rPr>
+          <w:rFonts w:ascii="Cambria" w:eastAsia="Times New Roman" w:hAnsi="Cambria" w:cs="Times New Roman"/>
+          <w:b/>
+          <w:bCs/>
           <w:kern w:val="0"/>
           <w:sz w:val="24"/>
           <w:szCs w:val="24"/>
           <w:lang w:eastAsia="pt-PT"/>
           <w14:ligatures w14:val="none"/>
         </w:rPr>
-        <w:t>Forest</w:t>
-      </w:r>
-      <w:proofErr w:type="spellEnd"/>
-      <w:r>
-        <w:rPr>
-          <w:rFonts w:ascii="Times New Roman" w:eastAsia="Times New Roman" w:hAnsi="Times New Roman" w:cs="Times New Roman"/>
+        <w:t>6</w:t>
+      </w:r>
+      <w:r>
+        <w:rPr>
+          <w:rFonts w:ascii="Cambria" w:eastAsia="Times New Roman" w:hAnsi="Cambria" w:cs="Times New Roman"/>
+          <w:b/>
+          <w:bCs/>
           <w:kern w:val="0"/>
           <w:sz w:val="24"/>
           <w:szCs w:val="24"/>
           <w:lang w:eastAsia="pt-PT"/>
           <w14:ligatures w14:val="none"/>
         </w:rPr>
-        <w:t xml:space="preserve"> destacou-se com um desempenho manifestamente superior em comparação com abordagens não supervisionadas, como o </w:t>
-      </w:r>
-      <w:proofErr w:type="spellStart"/>
-      <w:r>
-        <w:rPr>
-          <w:rFonts w:ascii="Times New Roman" w:eastAsia="Times New Roman" w:hAnsi="Times New Roman" w:cs="Times New Roman"/>
+        <w:t xml:space="preserve">.3. O Impacto da Qualidade das </w:t>
+      </w:r>
+      <w:proofErr w:type="spellStart"/>
+      <w:r>
+        <w:rPr>
+          <w:rFonts w:ascii="Cambria" w:eastAsia="Times New Roman" w:hAnsi="Cambria" w:cs="Times New Roman"/>
+          <w:b/>
+          <w:bCs/>
           <w:i/>
           <w:iCs/>
           <w:kern w:val="0"/>
@@ -1727,96 +3853,313 @@
           <w:lang w:eastAsia="pt-PT"/>
           <w14:ligatures w14:val="none"/>
         </w:rPr>
-        <w:t>Isolation</w:t>
-      </w:r>
-      <w:proofErr w:type="spellEnd"/>
-      <w:r>
-        <w:rPr>
-          <w:rFonts w:ascii="Times New Roman" w:eastAsia="Times New Roman" w:hAnsi="Times New Roman" w:cs="Times New Roman"/>
-          <w:i/>
-          <w:iCs/>
+        <w:t>Features</w:t>
+      </w:r>
+      <w:proofErr w:type="spellEnd"/>
+      <w:r>
+        <w:rPr>
+          <w:rFonts w:ascii="Cambria" w:eastAsia="Times New Roman" w:hAnsi="Cambria" w:cs="Times New Roman"/>
+          <w:b/>
+          <w:bCs/>
           <w:kern w:val="0"/>
           <w:sz w:val="24"/>
           <w:szCs w:val="24"/>
           <w:lang w:eastAsia="pt-PT"/>
           <w14:ligatures w14:val="none"/>
         </w:rPr>
-        <w:t xml:space="preserve"> </w:t>
-      </w:r>
-      <w:proofErr w:type="spellStart"/>
-      <w:r>
-        <w:rPr>
-          <w:rFonts w:ascii="Times New Roman" w:eastAsia="Times New Roman" w:hAnsi="Times New Roman" w:cs="Times New Roman"/>
-          <w:i/>
-          <w:iCs/>
+        <w:t xml:space="preserve"> (CICIDS2017 vs. MQTT/</w:t>
+      </w:r>
+      <w:proofErr w:type="spellStart"/>
+      <w:r>
+        <w:rPr>
+          <w:rFonts w:ascii="Cambria" w:eastAsia="Times New Roman" w:hAnsi="Cambria" w:cs="Times New Roman"/>
+          <w:b/>
+          <w:bCs/>
           <w:kern w:val="0"/>
           <w:sz w:val="24"/>
           <w:szCs w:val="24"/>
           <w:lang w:eastAsia="pt-PT"/>
           <w14:ligatures w14:val="none"/>
         </w:rPr>
-        <w:t>Forest</w:t>
-      </w:r>
-      <w:proofErr w:type="spellEnd"/>
-      <w:r>
-        <w:rPr>
-          <w:rFonts w:ascii="Times New Roman" w:eastAsia="Times New Roman" w:hAnsi="Times New Roman" w:cs="Times New Roman"/>
+        <w:t>Biflow</w:t>
+      </w:r>
+      <w:proofErr w:type="spellEnd"/>
+      <w:r>
+        <w:rPr>
+          <w:rFonts w:ascii="Cambria" w:eastAsia="Times New Roman" w:hAnsi="Cambria" w:cs="Times New Roman"/>
+          <w:b/>
+          <w:bCs/>
           <w:kern w:val="0"/>
           <w:sz w:val="24"/>
           <w:szCs w:val="24"/>
           <w:lang w:eastAsia="pt-PT"/>
           <w14:ligatures w14:val="none"/>
         </w:rPr>
-        <w:t xml:space="preserve"> e o </w:t>
-      </w:r>
-      <w:r>
-        <w:rPr>
-          <w:rFonts w:ascii="Times New Roman" w:eastAsia="Times New Roman" w:hAnsi="Times New Roman" w:cs="Times New Roman"/>
-          <w:i/>
-          <w:iCs/>
-          <w:kern w:val="0"/>
-          <w:sz w:val="24"/>
-          <w:szCs w:val="24"/>
-          <w:lang w:eastAsia="pt-PT"/>
-          <w14:ligatures w14:val="none"/>
-        </w:rPr>
-        <w:t>K-</w:t>
-      </w:r>
-      <w:proofErr w:type="spellStart"/>
-      <w:r>
-        <w:rPr>
-          <w:rFonts w:ascii="Times New Roman" w:eastAsia="Times New Roman" w:hAnsi="Times New Roman" w:cs="Times New Roman"/>
-          <w:i/>
-          <w:iCs/>
-          <w:kern w:val="0"/>
-          <w:sz w:val="24"/>
-          <w:szCs w:val="24"/>
-          <w:lang w:eastAsia="pt-PT"/>
-          <w14:ligatures w14:val="none"/>
-        </w:rPr>
-        <w:t>Means</w:t>
-      </w:r>
-      <w:proofErr w:type="spellEnd"/>
-      <w:r>
-        <w:rPr>
-          <w:rFonts w:ascii="Times New Roman" w:eastAsia="Times New Roman" w:hAnsi="Times New Roman" w:cs="Times New Roman"/>
-          <w:kern w:val="0"/>
-          <w:sz w:val="24"/>
-          <w:szCs w:val="24"/>
-          <w:lang w:eastAsia="pt-PT"/>
-          <w14:ligatures w14:val="none"/>
-        </w:rPr>
-        <w:t xml:space="preserve">. Esta discrepância justifica-se pela natureza da aprendizagem: o </w:t>
-      </w:r>
-      <w:proofErr w:type="spellStart"/>
-      <w:r>
-        <w:rPr>
-          <w:rFonts w:ascii="Times New Roman" w:eastAsia="Times New Roman" w:hAnsi="Times New Roman" w:cs="Times New Roman"/>
-          <w:i/>
-          <w:iCs/>
-          <w:kern w:val="0"/>
-          <w:sz w:val="24"/>
-          <w:szCs w:val="24"/>
+        <w:t>)</w:t>
+      </w:r>
+    </w:p>
+    <w:p>
+      <w:pPr>
+        <w:spacing w:before="100" w:beforeAutospacing="1" w:after="100" w:afterAutospacing="1" w:line="240" w:lineRule="auto"/>
+        <w:rPr>
+          <w:rFonts w:ascii="Cambria" w:eastAsia="Times New Roman" w:hAnsi="Cambria" w:cs="Times New Roman"/>
+          <w:kern w:val="0"/>
+          <w:lang w:eastAsia="pt-PT"/>
+          <w14:ligatures w14:val="none"/>
+        </w:rPr>
+      </w:pPr>
+      <w:r>
+        <w:rPr>
+          <w:rFonts w:ascii="Cambria" w:eastAsia="Times New Roman" w:hAnsi="Cambria" w:cs="Times New Roman"/>
+          <w:kern w:val="0"/>
+          <w:lang w:eastAsia="pt-PT"/>
+          <w14:ligatures w14:val="none"/>
+        </w:rPr>
+        <w:t xml:space="preserve">Uma das conclusões mais relevantes deste projeto prende-se com a disparidade de resultados entre diferentes conjuntos de dados. Os modelos treinados com o </w:t>
+      </w:r>
+      <w:proofErr w:type="spellStart"/>
+      <w:r>
+        <w:rPr>
+          <w:rFonts w:ascii="Cambria" w:eastAsia="Times New Roman" w:hAnsi="Cambria" w:cs="Times New Roman"/>
+          <w:kern w:val="0"/>
+          <w:lang w:eastAsia="pt-PT"/>
+          <w14:ligatures w14:val="none"/>
+        </w:rPr>
+        <w:t>dataset</w:t>
+      </w:r>
+      <w:proofErr w:type="spellEnd"/>
+      <w:r>
+        <w:rPr>
+          <w:rFonts w:ascii="Cambria" w:eastAsia="Times New Roman" w:hAnsi="Cambria" w:cs="Times New Roman"/>
+          <w:kern w:val="0"/>
+          <w:lang w:eastAsia="pt-PT"/>
+          <w14:ligatures w14:val="none"/>
+        </w:rPr>
+        <w:t xml:space="preserve"> </w:t>
+      </w:r>
+      <w:r>
+        <w:rPr>
+          <w:rFonts w:ascii="Cambria" w:eastAsia="Times New Roman" w:hAnsi="Cambria" w:cs="Times New Roman"/>
+          <w:i/>
+          <w:iCs/>
+          <w:kern w:val="0"/>
+          <w:lang w:eastAsia="pt-PT"/>
+          <w14:ligatures w14:val="none"/>
+        </w:rPr>
+        <w:t>CICIDS2017</w:t>
+      </w:r>
+      <w:r>
+        <w:rPr>
+          <w:rFonts w:ascii="Cambria" w:eastAsia="Times New Roman" w:hAnsi="Cambria" w:cs="Times New Roman"/>
+          <w:kern w:val="0"/>
+          <w:lang w:eastAsia="pt-PT"/>
+          <w14:ligatures w14:val="none"/>
+        </w:rPr>
+        <w:t xml:space="preserve"> obtiveram resultados consideravelmente melhores do que os treinados com os fluxos do protocolo MQTT (</w:t>
+      </w:r>
+      <w:proofErr w:type="spellStart"/>
+      <w:r>
+        <w:rPr>
+          <w:rFonts w:ascii="Cambria" w:eastAsia="Times New Roman" w:hAnsi="Cambria" w:cs="Times New Roman"/>
+          <w:i/>
+          <w:iCs/>
+          <w:kern w:val="0"/>
+          <w:lang w:eastAsia="pt-PT"/>
+          <w14:ligatures w14:val="none"/>
+        </w:rPr>
+        <w:t>biflow</w:t>
+      </w:r>
+      <w:proofErr w:type="spellEnd"/>
+      <w:r>
+        <w:rPr>
+          <w:rFonts w:ascii="Cambria" w:eastAsia="Times New Roman" w:hAnsi="Cambria" w:cs="Times New Roman"/>
+          <w:kern w:val="0"/>
+          <w:lang w:eastAsia="pt-PT"/>
+          <w14:ligatures w14:val="none"/>
+        </w:rPr>
+        <w:t>). Esta diferença não advém de falhas nos algoritmos, mas sim da riqueza de informação (</w:t>
+      </w:r>
+      <w:proofErr w:type="spellStart"/>
+      <w:r>
+        <w:rPr>
+          <w:rFonts w:ascii="Cambria" w:eastAsia="Times New Roman" w:hAnsi="Cambria" w:cs="Times New Roman"/>
+          <w:i/>
+          <w:iCs/>
+          <w:kern w:val="0"/>
+          <w:lang w:eastAsia="pt-PT"/>
+          <w14:ligatures w14:val="none"/>
+        </w:rPr>
+        <w:t>features</w:t>
+      </w:r>
+      <w:proofErr w:type="spellEnd"/>
+      <w:r>
+        <w:rPr>
+          <w:rFonts w:ascii="Cambria" w:eastAsia="Times New Roman" w:hAnsi="Cambria" w:cs="Times New Roman"/>
+          <w:kern w:val="0"/>
+          <w:lang w:eastAsia="pt-PT"/>
+          <w14:ligatures w14:val="none"/>
+        </w:rPr>
+        <w:t xml:space="preserve">) extraída. Enquanto o </w:t>
+      </w:r>
+      <w:proofErr w:type="spellStart"/>
+      <w:r>
+        <w:rPr>
+          <w:rFonts w:ascii="Cambria" w:eastAsia="Times New Roman" w:hAnsi="Cambria" w:cs="Times New Roman"/>
+          <w:kern w:val="0"/>
+          <w:lang w:eastAsia="pt-PT"/>
+          <w14:ligatures w14:val="none"/>
+        </w:rPr>
+        <w:t>dataset</w:t>
+      </w:r>
+      <w:proofErr w:type="spellEnd"/>
+      <w:r>
+        <w:rPr>
+          <w:rFonts w:ascii="Cambria" w:eastAsia="Times New Roman" w:hAnsi="Cambria" w:cs="Times New Roman"/>
+          <w:kern w:val="0"/>
+          <w:lang w:eastAsia="pt-PT"/>
+          <w14:ligatures w14:val="none"/>
+        </w:rPr>
+        <w:t xml:space="preserve"> MQTT se baseia largamente em métricas de contagem (número e tamanho de pacotes) e intervalos de tempo básicos, o </w:t>
+      </w:r>
+      <w:r>
+        <w:rPr>
+          <w:rFonts w:ascii="Cambria" w:eastAsia="Times New Roman" w:hAnsi="Cambria" w:cs="Times New Roman"/>
+          <w:i/>
+          <w:iCs/>
+          <w:kern w:val="0"/>
+          <w:lang w:eastAsia="pt-PT"/>
+          <w14:ligatures w14:val="none"/>
+        </w:rPr>
+        <w:t>CICIDS2017</w:t>
+      </w:r>
+      <w:r>
+        <w:rPr>
+          <w:rFonts w:ascii="Cambria" w:eastAsia="Times New Roman" w:hAnsi="Cambria" w:cs="Times New Roman"/>
+          <w:kern w:val="0"/>
+          <w:lang w:eastAsia="pt-PT"/>
+          <w14:ligatures w14:val="none"/>
+        </w:rPr>
+        <w:t xml:space="preserve"> fornece dezenas de métricas comportamentais avançadas, tais como a velocidade do fluxo (</w:t>
+      </w:r>
+      <w:proofErr w:type="spellStart"/>
+      <w:r>
+        <w:rPr>
+          <w:rFonts w:ascii="Cambria" w:eastAsia="Times New Roman" w:hAnsi="Cambria" w:cs="Times New Roman"/>
+          <w:i/>
+          <w:iCs/>
+          <w:kern w:val="0"/>
+          <w:lang w:eastAsia="pt-PT"/>
+          <w14:ligatures w14:val="none"/>
+        </w:rPr>
+        <w:t>Flow</w:t>
+      </w:r>
+      <w:proofErr w:type="spellEnd"/>
+      <w:r>
+        <w:rPr>
+          <w:rFonts w:ascii="Cambria" w:eastAsia="Times New Roman" w:hAnsi="Cambria" w:cs="Times New Roman"/>
+          <w:i/>
+          <w:iCs/>
+          <w:kern w:val="0"/>
+          <w:lang w:eastAsia="pt-PT"/>
+          <w14:ligatures w14:val="none"/>
+        </w:rPr>
+        <w:t xml:space="preserve"> Bytes/s</w:t>
+      </w:r>
+      <w:r>
+        <w:rPr>
+          <w:rFonts w:ascii="Cambria" w:eastAsia="Times New Roman" w:hAnsi="Cambria" w:cs="Times New Roman"/>
+          <w:kern w:val="0"/>
+          <w:lang w:eastAsia="pt-PT"/>
+          <w14:ligatures w14:val="none"/>
+        </w:rPr>
+        <w:t>), tempos de atividade/inatividade (</w:t>
+      </w:r>
+      <w:r>
+        <w:rPr>
+          <w:rFonts w:ascii="Cambria" w:eastAsia="Times New Roman" w:hAnsi="Cambria" w:cs="Times New Roman"/>
+          <w:i/>
+          <w:iCs/>
+          <w:kern w:val="0"/>
+          <w:lang w:eastAsia="pt-PT"/>
+          <w14:ligatures w14:val="none"/>
+        </w:rPr>
+        <w:t>Active/</w:t>
+      </w:r>
+      <w:proofErr w:type="spellStart"/>
+      <w:r>
+        <w:rPr>
+          <w:rFonts w:ascii="Cambria" w:eastAsia="Times New Roman" w:hAnsi="Cambria" w:cs="Times New Roman"/>
+          <w:i/>
+          <w:iCs/>
+          <w:kern w:val="0"/>
+          <w:lang w:eastAsia="pt-PT"/>
+          <w14:ligatures w14:val="none"/>
+        </w:rPr>
+        <w:t>Idle</w:t>
+      </w:r>
+      <w:proofErr w:type="spellEnd"/>
+      <w:r>
+        <w:rPr>
+          <w:rFonts w:ascii="Cambria" w:eastAsia="Times New Roman" w:hAnsi="Cambria" w:cs="Times New Roman"/>
+          <w:i/>
+          <w:iCs/>
+          <w:kern w:val="0"/>
+          <w:lang w:eastAsia="pt-PT"/>
+          <w14:ligatures w14:val="none"/>
+        </w:rPr>
+        <w:t xml:space="preserve"> </w:t>
+      </w:r>
+      <w:proofErr w:type="spellStart"/>
+      <w:r>
+        <w:rPr>
+          <w:rFonts w:ascii="Cambria" w:eastAsia="Times New Roman" w:hAnsi="Cambria" w:cs="Times New Roman"/>
+          <w:i/>
+          <w:iCs/>
+          <w:kern w:val="0"/>
+          <w:lang w:eastAsia="pt-PT"/>
+          <w14:ligatures w14:val="none"/>
+        </w:rPr>
+        <w:t>Mean</w:t>
+      </w:r>
+      <w:proofErr w:type="spellEnd"/>
+      <w:r>
+        <w:rPr>
+          <w:rFonts w:ascii="Cambria" w:eastAsia="Times New Roman" w:hAnsi="Cambria" w:cs="Times New Roman"/>
+          <w:kern w:val="0"/>
+          <w:lang w:eastAsia="pt-PT"/>
+          <w14:ligatures w14:val="none"/>
+        </w:rPr>
+        <w:t xml:space="preserve">) e tamanhos de janelas TCP. Esta riqueza de </w:t>
+      </w:r>
+      <w:proofErr w:type="spellStart"/>
+      <w:r>
+        <w:rPr>
+          <w:rFonts w:ascii="Cambria" w:eastAsia="Times New Roman" w:hAnsi="Cambria" w:cs="Times New Roman"/>
+          <w:i/>
+          <w:iCs/>
+          <w:kern w:val="0"/>
+          <w:lang w:eastAsia="pt-PT"/>
+          <w14:ligatures w14:val="none"/>
+        </w:rPr>
+        <w:t>features</w:t>
+      </w:r>
+      <w:proofErr w:type="spellEnd"/>
+      <w:r>
+        <w:rPr>
+          <w:rFonts w:ascii="Cambria" w:eastAsia="Times New Roman" w:hAnsi="Cambria" w:cs="Times New Roman"/>
+          <w:kern w:val="0"/>
+          <w:lang w:eastAsia="pt-PT"/>
+          <w14:ligatures w14:val="none"/>
+        </w:rPr>
+        <w:t xml:space="preserve"> comportamentais permite aos modelos, particularmente ao </w:t>
+      </w:r>
+      <w:proofErr w:type="spellStart"/>
+      <w:r>
+        <w:rPr>
+          <w:rFonts w:ascii="Cambria" w:eastAsia="Times New Roman" w:hAnsi="Cambria" w:cs="Times New Roman"/>
+          <w:i/>
+          <w:iCs/>
+          <w:kern w:val="0"/>
           <w:lang w:eastAsia="pt-PT"/>
           <w14:ligatures w14:val="none"/>
         </w:rPr>
@@ -1825,12 +4168,10 @@
       <w:proofErr w:type="spellEnd"/>
       <w:r>
         <w:rPr>
-          <w:rFonts w:ascii="Times New Roman" w:eastAsia="Times New Roman" w:hAnsi="Times New Roman" w:cs="Times New Roman"/>
-          <w:i/>
-          <w:iCs/>
-          <w:kern w:val="0"/>
-          <w:sz w:val="24"/>
-          <w:szCs w:val="24"/>
+          <w:rFonts w:ascii="Cambria" w:eastAsia="Times New Roman" w:hAnsi="Cambria" w:cs="Times New Roman"/>
+          <w:i/>
+          <w:iCs/>
+          <w:kern w:val="0"/>
           <w:lang w:eastAsia="pt-PT"/>
           <w14:ligatures w14:val="none"/>
         </w:rPr>
@@ -1839,12 +4180,10 @@
       <w:proofErr w:type="spellStart"/>
       <w:r>
         <w:rPr>
-          <w:rFonts w:ascii="Times New Roman" w:eastAsia="Times New Roman" w:hAnsi="Times New Roman" w:cs="Times New Roman"/>
-          <w:i/>
-          <w:iCs/>
-          <w:kern w:val="0"/>
-          <w:sz w:val="24"/>
-          <w:szCs w:val="24"/>
+          <w:rFonts w:ascii="Cambria" w:eastAsia="Times New Roman" w:hAnsi="Cambria" w:cs="Times New Roman"/>
+          <w:i/>
+          <w:iCs/>
+          <w:kern w:val="0"/>
           <w:lang w:eastAsia="pt-PT"/>
           <w14:ligatures w14:val="none"/>
         </w:rPr>
@@ -1853,819 +4192,8 @@
       <w:proofErr w:type="spellEnd"/>
       <w:r>
         <w:rPr>
-          <w:rFonts w:ascii="Times New Roman" w:eastAsia="Times New Roman" w:hAnsi="Times New Roman" w:cs="Times New Roman"/>
-          <w:kern w:val="0"/>
-          <w:sz w:val="24"/>
-          <w:szCs w:val="24"/>
-          <w:lang w:eastAsia="pt-PT"/>
-          <w14:ligatures w14:val="none"/>
-        </w:rPr>
-        <w:t>, sendo supervisionado, utiliza as etiquetas (</w:t>
-      </w:r>
-      <w:proofErr w:type="spellStart"/>
-      <w:r>
-        <w:rPr>
-          <w:rFonts w:ascii="Times New Roman" w:eastAsia="Times New Roman" w:hAnsi="Times New Roman" w:cs="Times New Roman"/>
-          <w:kern w:val="0"/>
-          <w:sz w:val="24"/>
-          <w:szCs w:val="24"/>
-          <w:lang w:eastAsia="pt-PT"/>
-          <w14:ligatures w14:val="none"/>
-        </w:rPr>
-        <w:t>labels</w:t>
-      </w:r>
-      <w:proofErr w:type="spellEnd"/>
-      <w:r>
-        <w:rPr>
-          <w:rFonts w:ascii="Times New Roman" w:eastAsia="Times New Roman" w:hAnsi="Times New Roman" w:cs="Times New Roman"/>
-          <w:kern w:val="0"/>
-          <w:sz w:val="24"/>
-          <w:szCs w:val="24"/>
-          <w:lang w:eastAsia="pt-PT"/>
-          <w14:ligatures w14:val="none"/>
-        </w:rPr>
-        <w:t xml:space="preserve">) pré-definidas de tráfego normal e de ataque para criar regras de decisão exatas. Por outro lado, o </w:t>
-      </w:r>
-      <w:proofErr w:type="spellStart"/>
-      <w:r>
-        <w:rPr>
-          <w:rFonts w:ascii="Times New Roman" w:eastAsia="Times New Roman" w:hAnsi="Times New Roman" w:cs="Times New Roman"/>
-          <w:i/>
-          <w:iCs/>
-          <w:kern w:val="0"/>
-          <w:sz w:val="24"/>
-          <w:szCs w:val="24"/>
-          <w:lang w:eastAsia="pt-PT"/>
-          <w14:ligatures w14:val="none"/>
-        </w:rPr>
-        <w:t>Isolation</w:t>
-      </w:r>
-      <w:proofErr w:type="spellEnd"/>
-      <w:r>
-        <w:rPr>
-          <w:rFonts w:ascii="Times New Roman" w:eastAsia="Times New Roman" w:hAnsi="Times New Roman" w:cs="Times New Roman"/>
-          <w:i/>
-          <w:iCs/>
-          <w:kern w:val="0"/>
-          <w:sz w:val="24"/>
-          <w:szCs w:val="24"/>
-          <w:lang w:eastAsia="pt-PT"/>
-          <w14:ligatures w14:val="none"/>
-        </w:rPr>
-        <w:t xml:space="preserve"> </w:t>
-      </w:r>
-      <w:proofErr w:type="spellStart"/>
-      <w:r>
-        <w:rPr>
-          <w:rFonts w:ascii="Times New Roman" w:eastAsia="Times New Roman" w:hAnsi="Times New Roman" w:cs="Times New Roman"/>
-          <w:i/>
-          <w:iCs/>
-          <w:kern w:val="0"/>
-          <w:sz w:val="24"/>
-          <w:szCs w:val="24"/>
-          <w:lang w:eastAsia="pt-PT"/>
-          <w14:ligatures w14:val="none"/>
-        </w:rPr>
-        <w:t>Forest</w:t>
-      </w:r>
-      <w:proofErr w:type="spellEnd"/>
-      <w:r>
-        <w:rPr>
-          <w:rFonts w:ascii="Times New Roman" w:eastAsia="Times New Roman" w:hAnsi="Times New Roman" w:cs="Times New Roman"/>
-          <w:kern w:val="0"/>
-          <w:sz w:val="24"/>
-          <w:szCs w:val="24"/>
-          <w:lang w:eastAsia="pt-PT"/>
-          <w14:ligatures w14:val="none"/>
-        </w:rPr>
-        <w:t xml:space="preserve"> foca-se puramente na deteção de anomalias estatísticas. No contexto de redes </w:t>
-      </w:r>
-      <w:proofErr w:type="spellStart"/>
-      <w:r>
-        <w:rPr>
-          <w:rFonts w:ascii="Times New Roman" w:eastAsia="Times New Roman" w:hAnsi="Times New Roman" w:cs="Times New Roman"/>
-          <w:kern w:val="0"/>
-          <w:sz w:val="24"/>
-          <w:szCs w:val="24"/>
-          <w:lang w:eastAsia="pt-PT"/>
-          <w14:ligatures w14:val="none"/>
-        </w:rPr>
-        <w:t>IoT</w:t>
-      </w:r>
-      <w:proofErr w:type="spellEnd"/>
-      <w:r>
-        <w:rPr>
-          <w:rFonts w:ascii="Times New Roman" w:eastAsia="Times New Roman" w:hAnsi="Times New Roman" w:cs="Times New Roman"/>
-          <w:kern w:val="0"/>
-          <w:sz w:val="24"/>
-          <w:szCs w:val="24"/>
-          <w:lang w:eastAsia="pt-PT"/>
-          <w14:ligatures w14:val="none"/>
-        </w:rPr>
-        <w:t xml:space="preserve"> (como no protocolo MQTT), um ataque inteligente ou de força bruta pode apresentar uma assinatura matemática muito semelhante ao tráfego normal, elevando a taxa de falsos positivos nestes modelos puramente focados em desvios comportamentais.</w:t>
-      </w:r>
-    </w:p>
-    <w:p>
-      <w:pPr>
-        <w:spacing w:before="100" w:beforeAutospacing="1" w:after="100" w:afterAutospacing="1" w:line="240" w:lineRule="auto"/>
-        <w:outlineLvl w:val="3"/>
-        <w:rPr>
-          <w:rFonts w:ascii="Times New Roman" w:eastAsia="Times New Roman" w:hAnsi="Times New Roman" w:cs="Times New Roman"/>
-          <w:b/>
-          <w:bCs/>
-          <w:kern w:val="0"/>
-          <w:sz w:val="24"/>
-          <w:szCs w:val="24"/>
-          <w:lang w:eastAsia="pt-PT"/>
-          <w14:ligatures w14:val="none"/>
-        </w:rPr>
-      </w:pPr>
-      <w:r>
-        <w:rPr>
-          <w:rFonts w:ascii="Times New Roman" w:eastAsia="Times New Roman" w:hAnsi="Times New Roman" w:cs="Times New Roman"/>
-          <w:b/>
-          <w:bCs/>
-          <w:kern w:val="0"/>
-          <w:sz w:val="24"/>
-          <w:szCs w:val="24"/>
-          <w:lang w:eastAsia="pt-PT"/>
-          <w14:ligatures w14:val="none"/>
-        </w:rPr>
-        <w:t>5</w:t>
-      </w:r>
-      <w:r>
-        <w:rPr>
-          <w:rFonts w:ascii="Times New Roman" w:eastAsia="Times New Roman" w:hAnsi="Times New Roman" w:cs="Times New Roman"/>
-          <w:b/>
-          <w:bCs/>
-          <w:kern w:val="0"/>
-          <w:sz w:val="24"/>
-          <w:szCs w:val="24"/>
-          <w:lang w:eastAsia="pt-PT"/>
-          <w14:ligatures w14:val="none"/>
-        </w:rPr>
-        <w:t>.2. A Inadequação do Algoritmo K-</w:t>
-      </w:r>
-      <w:proofErr w:type="spellStart"/>
-      <w:r>
-        <w:rPr>
-          <w:rFonts w:ascii="Times New Roman" w:eastAsia="Times New Roman" w:hAnsi="Times New Roman" w:cs="Times New Roman"/>
-          <w:b/>
-          <w:bCs/>
-          <w:kern w:val="0"/>
-          <w:sz w:val="24"/>
-          <w:szCs w:val="24"/>
-          <w:lang w:eastAsia="pt-PT"/>
-          <w14:ligatures w14:val="none"/>
-        </w:rPr>
-        <w:t>Means</w:t>
-      </w:r>
-      <w:proofErr w:type="spellEnd"/>
-    </w:p>
-    <w:p>
-      <w:pPr>
-        <w:spacing w:before="100" w:beforeAutospacing="1" w:after="100" w:afterAutospacing="1" w:line="240" w:lineRule="auto"/>
-        <w:rPr>
-          <w:rFonts w:ascii="Times New Roman" w:eastAsia="Times New Roman" w:hAnsi="Times New Roman" w:cs="Times New Roman"/>
-          <w:kern w:val="0"/>
-          <w:sz w:val="24"/>
-          <w:szCs w:val="24"/>
-          <w:lang w:eastAsia="pt-PT"/>
-          <w14:ligatures w14:val="none"/>
-        </w:rPr>
-      </w:pPr>
-      <w:r>
-        <w:rPr>
-          <w:rFonts w:ascii="Times New Roman" w:eastAsia="Times New Roman" w:hAnsi="Times New Roman" w:cs="Times New Roman"/>
-          <w:kern w:val="0"/>
-          <w:sz w:val="24"/>
-          <w:szCs w:val="24"/>
-          <w:lang w:eastAsia="pt-PT"/>
-          <w14:ligatures w14:val="none"/>
-        </w:rPr>
-        <w:t xml:space="preserve">O modelo </w:t>
-      </w:r>
-      <w:r>
-        <w:rPr>
-          <w:rFonts w:ascii="Times New Roman" w:eastAsia="Times New Roman" w:hAnsi="Times New Roman" w:cs="Times New Roman"/>
-          <w:i/>
-          <w:iCs/>
-          <w:kern w:val="0"/>
-          <w:sz w:val="24"/>
-          <w:szCs w:val="24"/>
-          <w:lang w:eastAsia="pt-PT"/>
-          <w14:ligatures w14:val="none"/>
-        </w:rPr>
-        <w:t>K-</w:t>
-      </w:r>
-      <w:proofErr w:type="spellStart"/>
-      <w:r>
-        <w:rPr>
-          <w:rFonts w:ascii="Times New Roman" w:eastAsia="Times New Roman" w:hAnsi="Times New Roman" w:cs="Times New Roman"/>
-          <w:i/>
-          <w:iCs/>
-          <w:kern w:val="0"/>
-          <w:sz w:val="24"/>
-          <w:szCs w:val="24"/>
-          <w:lang w:eastAsia="pt-PT"/>
-          <w14:ligatures w14:val="none"/>
-        </w:rPr>
-        <w:t>Means</w:t>
-      </w:r>
-      <w:proofErr w:type="spellEnd"/>
-      <w:r>
-        <w:rPr>
-          <w:rFonts w:ascii="Times New Roman" w:eastAsia="Times New Roman" w:hAnsi="Times New Roman" w:cs="Times New Roman"/>
-          <w:kern w:val="0"/>
-          <w:sz w:val="24"/>
-          <w:szCs w:val="24"/>
-          <w:lang w:eastAsia="pt-PT"/>
-          <w14:ligatures w14:val="none"/>
-        </w:rPr>
-        <w:t xml:space="preserve"> apresentou os resultados mais fracos do estudo. Isto deve-se ao facto de o algoritmo agrupar dados medindo a distância geométrica entre eles, assumindo que diferentes classes formam agrupamentos esféricos distintos. A realidade do tráfego de rede é altamente não-linear e sobreposta; um pacote de um ataque de </w:t>
-      </w:r>
-      <w:proofErr w:type="spellStart"/>
-      <w:r>
-        <w:rPr>
-          <w:rFonts w:ascii="Times New Roman" w:eastAsia="Times New Roman" w:hAnsi="Times New Roman" w:cs="Times New Roman"/>
-          <w:i/>
-          <w:iCs/>
-          <w:kern w:val="0"/>
-          <w:sz w:val="24"/>
-          <w:szCs w:val="24"/>
-          <w:lang w:eastAsia="pt-PT"/>
-          <w14:ligatures w14:val="none"/>
-        </w:rPr>
-        <w:t>Bruteforce</w:t>
-      </w:r>
-      <w:proofErr w:type="spellEnd"/>
-      <w:r>
-        <w:rPr>
-          <w:rFonts w:ascii="Times New Roman" w:eastAsia="Times New Roman" w:hAnsi="Times New Roman" w:cs="Times New Roman"/>
-          <w:kern w:val="0"/>
-          <w:sz w:val="24"/>
-          <w:szCs w:val="24"/>
-          <w:lang w:eastAsia="pt-PT"/>
-          <w14:ligatures w14:val="none"/>
-        </w:rPr>
-        <w:t xml:space="preserve"> via MQTT pode ter o mesmo tamanho e tempo de chegada que um pacote benigno. Ao forçar a separação geométrica, o </w:t>
-      </w:r>
-      <w:r>
-        <w:rPr>
-          <w:rFonts w:ascii="Times New Roman" w:eastAsia="Times New Roman" w:hAnsi="Times New Roman" w:cs="Times New Roman"/>
-          <w:i/>
-          <w:iCs/>
-          <w:kern w:val="0"/>
-          <w:sz w:val="24"/>
-          <w:szCs w:val="24"/>
-          <w:lang w:eastAsia="pt-PT"/>
-          <w14:ligatures w14:val="none"/>
-        </w:rPr>
-        <w:t>K-</w:t>
-      </w:r>
-      <w:proofErr w:type="spellStart"/>
-      <w:r>
-        <w:rPr>
-          <w:rFonts w:ascii="Times New Roman" w:eastAsia="Times New Roman" w:hAnsi="Times New Roman" w:cs="Times New Roman"/>
-          <w:i/>
-          <w:iCs/>
-          <w:kern w:val="0"/>
-          <w:sz w:val="24"/>
-          <w:szCs w:val="24"/>
-          <w:lang w:eastAsia="pt-PT"/>
-          <w14:ligatures w14:val="none"/>
-        </w:rPr>
-        <w:t>Means</w:t>
-      </w:r>
-      <w:proofErr w:type="spellEnd"/>
-      <w:r>
-        <w:rPr>
-          <w:rFonts w:ascii="Times New Roman" w:eastAsia="Times New Roman" w:hAnsi="Times New Roman" w:cs="Times New Roman"/>
-          <w:kern w:val="0"/>
-          <w:sz w:val="24"/>
-          <w:szCs w:val="24"/>
-          <w:lang w:eastAsia="pt-PT"/>
-          <w14:ligatures w14:val="none"/>
-        </w:rPr>
-        <w:t xml:space="preserve"> acaba por misturar amostras de ataques com tráfego legítimo, degradando drasticamente métricas como a </w:t>
-      </w:r>
-      <w:proofErr w:type="spellStart"/>
-      <w:r>
-        <w:rPr>
-          <w:rFonts w:ascii="Times New Roman" w:eastAsia="Times New Roman" w:hAnsi="Times New Roman" w:cs="Times New Roman"/>
-          <w:i/>
-          <w:iCs/>
-          <w:kern w:val="0"/>
-          <w:sz w:val="24"/>
-          <w:szCs w:val="24"/>
-          <w:lang w:eastAsia="pt-PT"/>
-          <w14:ligatures w14:val="none"/>
-        </w:rPr>
-        <w:t>Accuracy</w:t>
-      </w:r>
-      <w:proofErr w:type="spellEnd"/>
-      <w:r>
-        <w:rPr>
-          <w:rFonts w:ascii="Times New Roman" w:eastAsia="Times New Roman" w:hAnsi="Times New Roman" w:cs="Times New Roman"/>
-          <w:kern w:val="0"/>
-          <w:sz w:val="24"/>
-          <w:szCs w:val="24"/>
-          <w:lang w:eastAsia="pt-PT"/>
-          <w14:ligatures w14:val="none"/>
-        </w:rPr>
-        <w:t xml:space="preserve"> e a </w:t>
-      </w:r>
-      <w:proofErr w:type="spellStart"/>
-      <w:r>
-        <w:rPr>
-          <w:rFonts w:ascii="Times New Roman" w:eastAsia="Times New Roman" w:hAnsi="Times New Roman" w:cs="Times New Roman"/>
-          <w:i/>
-          <w:iCs/>
-          <w:kern w:val="0"/>
-          <w:sz w:val="24"/>
-          <w:szCs w:val="24"/>
-          <w:lang w:eastAsia="pt-PT"/>
-          <w14:ligatures w14:val="none"/>
-        </w:rPr>
-        <w:t>Precision</w:t>
-      </w:r>
-      <w:proofErr w:type="spellEnd"/>
-      <w:r>
-        <w:rPr>
-          <w:rFonts w:ascii="Times New Roman" w:eastAsia="Times New Roman" w:hAnsi="Times New Roman" w:cs="Times New Roman"/>
-          <w:kern w:val="0"/>
-          <w:sz w:val="24"/>
-          <w:szCs w:val="24"/>
-          <w:lang w:eastAsia="pt-PT"/>
-          <w14:ligatures w14:val="none"/>
-        </w:rPr>
-        <w:t>.</w:t>
-      </w:r>
-    </w:p>
-    <w:p>
-      <w:pPr>
-        <w:spacing w:before="100" w:beforeAutospacing="1" w:after="100" w:afterAutospacing="1" w:line="240" w:lineRule="auto"/>
-        <w:outlineLvl w:val="3"/>
-        <w:rPr>
-          <w:rFonts w:ascii="Times New Roman" w:eastAsia="Times New Roman" w:hAnsi="Times New Roman" w:cs="Times New Roman"/>
-          <w:b/>
-          <w:bCs/>
-          <w:kern w:val="0"/>
-          <w:sz w:val="24"/>
-          <w:szCs w:val="24"/>
-          <w:lang w:eastAsia="pt-PT"/>
-          <w14:ligatures w14:val="none"/>
-        </w:rPr>
-      </w:pPr>
-      <w:r>
-        <w:rPr>
-          <w:rFonts w:ascii="Times New Roman" w:eastAsia="Times New Roman" w:hAnsi="Times New Roman" w:cs="Times New Roman"/>
-          <w:b/>
-          <w:bCs/>
-          <w:kern w:val="0"/>
-          <w:sz w:val="24"/>
-          <w:szCs w:val="24"/>
-          <w:lang w:eastAsia="pt-PT"/>
-          <w14:ligatures w14:val="none"/>
-        </w:rPr>
-        <w:t>5</w:t>
-      </w:r>
-      <w:r>
-        <w:rPr>
-          <w:rFonts w:ascii="Times New Roman" w:eastAsia="Times New Roman" w:hAnsi="Times New Roman" w:cs="Times New Roman"/>
-          <w:b/>
-          <w:bCs/>
-          <w:kern w:val="0"/>
-          <w:sz w:val="24"/>
-          <w:szCs w:val="24"/>
-          <w:lang w:eastAsia="pt-PT"/>
-          <w14:ligatures w14:val="none"/>
-        </w:rPr>
-        <w:t xml:space="preserve">.3. O Impacto da Qualidade das </w:t>
-      </w:r>
-      <w:proofErr w:type="spellStart"/>
-      <w:r>
-        <w:rPr>
-          <w:rFonts w:ascii="Times New Roman" w:eastAsia="Times New Roman" w:hAnsi="Times New Roman" w:cs="Times New Roman"/>
-          <w:b/>
-          <w:bCs/>
-          <w:i/>
-          <w:iCs/>
-          <w:kern w:val="0"/>
-          <w:sz w:val="24"/>
-          <w:szCs w:val="24"/>
-          <w:lang w:eastAsia="pt-PT"/>
-          <w14:ligatures w14:val="none"/>
-        </w:rPr>
-        <w:t>Features</w:t>
-      </w:r>
-      <w:proofErr w:type="spellEnd"/>
-      <w:r>
-        <w:rPr>
-          <w:rFonts w:ascii="Times New Roman" w:eastAsia="Times New Roman" w:hAnsi="Times New Roman" w:cs="Times New Roman"/>
-          <w:b/>
-          <w:bCs/>
-          <w:kern w:val="0"/>
-          <w:sz w:val="24"/>
-          <w:szCs w:val="24"/>
-          <w:lang w:eastAsia="pt-PT"/>
-          <w14:ligatures w14:val="none"/>
-        </w:rPr>
-        <w:t xml:space="preserve"> (CICIDS2017 vs. MQTT/</w:t>
-      </w:r>
-      <w:proofErr w:type="spellStart"/>
-      <w:r>
-        <w:rPr>
-          <w:rFonts w:ascii="Times New Roman" w:eastAsia="Times New Roman" w:hAnsi="Times New Roman" w:cs="Times New Roman"/>
-          <w:b/>
-          <w:bCs/>
-          <w:kern w:val="0"/>
-          <w:sz w:val="24"/>
-          <w:szCs w:val="24"/>
-          <w:lang w:eastAsia="pt-PT"/>
-          <w14:ligatures w14:val="none"/>
-        </w:rPr>
-        <w:t>Biflow</w:t>
-      </w:r>
-      <w:proofErr w:type="spellEnd"/>
-      <w:r>
-        <w:rPr>
-          <w:rFonts w:ascii="Times New Roman" w:eastAsia="Times New Roman" w:hAnsi="Times New Roman" w:cs="Times New Roman"/>
-          <w:b/>
-          <w:bCs/>
-          <w:kern w:val="0"/>
-          <w:sz w:val="24"/>
-          <w:szCs w:val="24"/>
-          <w:lang w:eastAsia="pt-PT"/>
-          <w14:ligatures w14:val="none"/>
-        </w:rPr>
-        <w:t>)</w:t>
-      </w:r>
-    </w:p>
-    <w:p>
-      <w:pPr>
-        <w:spacing w:before="100" w:beforeAutospacing="1" w:after="100" w:afterAutospacing="1" w:line="240" w:lineRule="auto"/>
-        <w:rPr>
-          <w:rFonts w:ascii="Times New Roman" w:eastAsia="Times New Roman" w:hAnsi="Times New Roman" w:cs="Times New Roman"/>
-          <w:kern w:val="0"/>
-          <w:sz w:val="24"/>
-          <w:szCs w:val="24"/>
-          <w:lang w:eastAsia="pt-PT"/>
-          <w14:ligatures w14:val="none"/>
-        </w:rPr>
-      </w:pPr>
-      <w:r>
-        <w:rPr>
-          <w:rFonts w:ascii="Times New Roman" w:eastAsia="Times New Roman" w:hAnsi="Times New Roman" w:cs="Times New Roman"/>
-          <w:kern w:val="0"/>
-          <w:sz w:val="24"/>
-          <w:szCs w:val="24"/>
-          <w:lang w:eastAsia="pt-PT"/>
-          <w14:ligatures w14:val="none"/>
-        </w:rPr>
-        <w:t xml:space="preserve">Uma das conclusões mais relevantes deste projeto prende-se com a disparidade de resultados entre diferentes conjuntos de dados. Os modelos treinados com o </w:t>
-      </w:r>
-      <w:proofErr w:type="spellStart"/>
-      <w:r>
-        <w:rPr>
-          <w:rFonts w:ascii="Times New Roman" w:eastAsia="Times New Roman" w:hAnsi="Times New Roman" w:cs="Times New Roman"/>
-          <w:kern w:val="0"/>
-          <w:sz w:val="24"/>
-          <w:szCs w:val="24"/>
-          <w:lang w:eastAsia="pt-PT"/>
-          <w14:ligatures w14:val="none"/>
-        </w:rPr>
-        <w:t>dataset</w:t>
-      </w:r>
-      <w:proofErr w:type="spellEnd"/>
-      <w:r>
-        <w:rPr>
-          <w:rFonts w:ascii="Times New Roman" w:eastAsia="Times New Roman" w:hAnsi="Times New Roman" w:cs="Times New Roman"/>
-          <w:kern w:val="0"/>
-          <w:sz w:val="24"/>
-          <w:szCs w:val="24"/>
-          <w:lang w:eastAsia="pt-PT"/>
-          <w14:ligatures w14:val="none"/>
-        </w:rPr>
-        <w:t xml:space="preserve"> </w:t>
-      </w:r>
-      <w:r>
-        <w:rPr>
-          <w:rFonts w:ascii="Times New Roman" w:eastAsia="Times New Roman" w:hAnsi="Times New Roman" w:cs="Times New Roman"/>
-          <w:i/>
-          <w:iCs/>
-          <w:kern w:val="0"/>
-          <w:sz w:val="24"/>
-          <w:szCs w:val="24"/>
-          <w:lang w:eastAsia="pt-PT"/>
-          <w14:ligatures w14:val="none"/>
-        </w:rPr>
-        <w:t>CICIDS2017</w:t>
-      </w:r>
-      <w:r>
-        <w:rPr>
-          <w:rFonts w:ascii="Times New Roman" w:eastAsia="Times New Roman" w:hAnsi="Times New Roman" w:cs="Times New Roman"/>
-          <w:kern w:val="0"/>
-          <w:sz w:val="24"/>
-          <w:szCs w:val="24"/>
-          <w:lang w:eastAsia="pt-PT"/>
-          <w14:ligatures w14:val="none"/>
-        </w:rPr>
-        <w:t xml:space="preserve"> obtiveram resultados consideravelmente melhores do que os treinados com os fluxos do protocolo MQTT (</w:t>
-      </w:r>
-      <w:proofErr w:type="spellStart"/>
-      <w:r>
-        <w:rPr>
-          <w:rFonts w:ascii="Times New Roman" w:eastAsia="Times New Roman" w:hAnsi="Times New Roman" w:cs="Times New Roman"/>
-          <w:i/>
-          <w:iCs/>
-          <w:kern w:val="0"/>
-          <w:sz w:val="24"/>
-          <w:szCs w:val="24"/>
-          <w:lang w:eastAsia="pt-PT"/>
-          <w14:ligatures w14:val="none"/>
-        </w:rPr>
-        <w:t>biflow</w:t>
-      </w:r>
-      <w:proofErr w:type="spellEnd"/>
-      <w:r>
-        <w:rPr>
-          <w:rFonts w:ascii="Times New Roman" w:eastAsia="Times New Roman" w:hAnsi="Times New Roman" w:cs="Times New Roman"/>
-          <w:kern w:val="0"/>
-          <w:sz w:val="24"/>
-          <w:szCs w:val="24"/>
-          <w:lang w:eastAsia="pt-PT"/>
-          <w14:ligatures w14:val="none"/>
-        </w:rPr>
-        <w:t>). Esta diferença não advém de falhas nos algoritmos, mas sim da riqueza de informação (</w:t>
-      </w:r>
-      <w:proofErr w:type="spellStart"/>
-      <w:r>
-        <w:rPr>
-          <w:rFonts w:ascii="Times New Roman" w:eastAsia="Times New Roman" w:hAnsi="Times New Roman" w:cs="Times New Roman"/>
-          <w:i/>
-          <w:iCs/>
-          <w:kern w:val="0"/>
-          <w:sz w:val="24"/>
-          <w:szCs w:val="24"/>
-          <w:lang w:eastAsia="pt-PT"/>
-          <w14:ligatures w14:val="none"/>
-        </w:rPr>
-        <w:t>features</w:t>
-      </w:r>
-      <w:proofErr w:type="spellEnd"/>
-      <w:r>
-        <w:rPr>
-          <w:rFonts w:ascii="Times New Roman" w:eastAsia="Times New Roman" w:hAnsi="Times New Roman" w:cs="Times New Roman"/>
-          <w:kern w:val="0"/>
-          <w:sz w:val="24"/>
-          <w:szCs w:val="24"/>
-          <w:lang w:eastAsia="pt-PT"/>
-          <w14:ligatures w14:val="none"/>
-        </w:rPr>
-        <w:t xml:space="preserve">) extraída. Enquanto o </w:t>
-      </w:r>
-      <w:proofErr w:type="spellStart"/>
-      <w:r>
-        <w:rPr>
-          <w:rFonts w:ascii="Times New Roman" w:eastAsia="Times New Roman" w:hAnsi="Times New Roman" w:cs="Times New Roman"/>
-          <w:kern w:val="0"/>
-          <w:sz w:val="24"/>
-          <w:szCs w:val="24"/>
-          <w:lang w:eastAsia="pt-PT"/>
-          <w14:ligatures w14:val="none"/>
-        </w:rPr>
-        <w:t>dataset</w:t>
-      </w:r>
-      <w:proofErr w:type="spellEnd"/>
-      <w:r>
-        <w:rPr>
-          <w:rFonts w:ascii="Times New Roman" w:eastAsia="Times New Roman" w:hAnsi="Times New Roman" w:cs="Times New Roman"/>
-          <w:kern w:val="0"/>
-          <w:sz w:val="24"/>
-          <w:szCs w:val="24"/>
-          <w:lang w:eastAsia="pt-PT"/>
-          <w14:ligatures w14:val="none"/>
-        </w:rPr>
-        <w:t xml:space="preserve"> MQTT se baseia largamente em métricas de contagem (número e tamanho de pacotes) e </w:t>
-      </w:r>
-      <w:r>
-        <w:rPr>
-          <w:rFonts w:ascii="Times New Roman" w:eastAsia="Times New Roman" w:hAnsi="Times New Roman" w:cs="Times New Roman"/>
-          <w:kern w:val="0"/>
-          <w:sz w:val="24"/>
-          <w:szCs w:val="24"/>
-          <w:lang w:eastAsia="pt-PT"/>
-          <w14:ligatures w14:val="none"/>
-        </w:rPr>
-        <w:lastRenderedPageBreak/>
-        <w:t xml:space="preserve">intervalos de tempo básicos, o </w:t>
-      </w:r>
-      <w:r>
-        <w:rPr>
-          <w:rFonts w:ascii="Times New Roman" w:eastAsia="Times New Roman" w:hAnsi="Times New Roman" w:cs="Times New Roman"/>
-          <w:i/>
-          <w:iCs/>
-          <w:kern w:val="0"/>
-          <w:sz w:val="24"/>
-          <w:szCs w:val="24"/>
-          <w:lang w:eastAsia="pt-PT"/>
-          <w14:ligatures w14:val="none"/>
-        </w:rPr>
-        <w:t>CICIDS2017</w:t>
-      </w:r>
-      <w:r>
-        <w:rPr>
-          <w:rFonts w:ascii="Times New Roman" w:eastAsia="Times New Roman" w:hAnsi="Times New Roman" w:cs="Times New Roman"/>
-          <w:kern w:val="0"/>
-          <w:sz w:val="24"/>
-          <w:szCs w:val="24"/>
-          <w:lang w:eastAsia="pt-PT"/>
-          <w14:ligatures w14:val="none"/>
-        </w:rPr>
-        <w:t xml:space="preserve"> fornece dezenas de métricas comportamentais avançadas, tais como a velocidade do fluxo (</w:t>
-      </w:r>
-      <w:proofErr w:type="spellStart"/>
-      <w:r>
-        <w:rPr>
-          <w:rFonts w:ascii="Times New Roman" w:eastAsia="Times New Roman" w:hAnsi="Times New Roman" w:cs="Times New Roman"/>
-          <w:i/>
-          <w:iCs/>
-          <w:kern w:val="0"/>
-          <w:sz w:val="24"/>
-          <w:szCs w:val="24"/>
-          <w:lang w:eastAsia="pt-PT"/>
-          <w14:ligatures w14:val="none"/>
-        </w:rPr>
-        <w:t>Flow</w:t>
-      </w:r>
-      <w:proofErr w:type="spellEnd"/>
-      <w:r>
-        <w:rPr>
-          <w:rFonts w:ascii="Times New Roman" w:eastAsia="Times New Roman" w:hAnsi="Times New Roman" w:cs="Times New Roman"/>
-          <w:i/>
-          <w:iCs/>
-          <w:kern w:val="0"/>
-          <w:sz w:val="24"/>
-          <w:szCs w:val="24"/>
-          <w:lang w:eastAsia="pt-PT"/>
-          <w14:ligatures w14:val="none"/>
-        </w:rPr>
-        <w:t xml:space="preserve"> Bytes/s</w:t>
-      </w:r>
-      <w:r>
-        <w:rPr>
-          <w:rFonts w:ascii="Times New Roman" w:eastAsia="Times New Roman" w:hAnsi="Times New Roman" w:cs="Times New Roman"/>
-          <w:kern w:val="0"/>
-          <w:sz w:val="24"/>
-          <w:szCs w:val="24"/>
-          <w:lang w:eastAsia="pt-PT"/>
-          <w14:ligatures w14:val="none"/>
-        </w:rPr>
-        <w:t>), tempos de atividade/inatividade (</w:t>
-      </w:r>
-      <w:r>
-        <w:rPr>
-          <w:rFonts w:ascii="Times New Roman" w:eastAsia="Times New Roman" w:hAnsi="Times New Roman" w:cs="Times New Roman"/>
-          <w:i/>
-          <w:iCs/>
-          <w:kern w:val="0"/>
-          <w:sz w:val="24"/>
-          <w:szCs w:val="24"/>
-          <w:lang w:eastAsia="pt-PT"/>
-          <w14:ligatures w14:val="none"/>
-        </w:rPr>
-        <w:t>Active/</w:t>
-      </w:r>
-      <w:proofErr w:type="spellStart"/>
-      <w:r>
-        <w:rPr>
-          <w:rFonts w:ascii="Times New Roman" w:eastAsia="Times New Roman" w:hAnsi="Times New Roman" w:cs="Times New Roman"/>
-          <w:i/>
-          <w:iCs/>
-          <w:kern w:val="0"/>
-          <w:sz w:val="24"/>
-          <w:szCs w:val="24"/>
-          <w:lang w:eastAsia="pt-PT"/>
-          <w14:ligatures w14:val="none"/>
-        </w:rPr>
-        <w:t>Idle</w:t>
-      </w:r>
-      <w:proofErr w:type="spellEnd"/>
-      <w:r>
-        <w:rPr>
-          <w:rFonts w:ascii="Times New Roman" w:eastAsia="Times New Roman" w:hAnsi="Times New Roman" w:cs="Times New Roman"/>
-          <w:i/>
-          <w:iCs/>
-          <w:kern w:val="0"/>
-          <w:sz w:val="24"/>
-          <w:szCs w:val="24"/>
-          <w:lang w:eastAsia="pt-PT"/>
-          <w14:ligatures w14:val="none"/>
-        </w:rPr>
-        <w:t xml:space="preserve"> </w:t>
-      </w:r>
-      <w:proofErr w:type="spellStart"/>
-      <w:r>
-        <w:rPr>
-          <w:rFonts w:ascii="Times New Roman" w:eastAsia="Times New Roman" w:hAnsi="Times New Roman" w:cs="Times New Roman"/>
-          <w:i/>
-          <w:iCs/>
-          <w:kern w:val="0"/>
-          <w:sz w:val="24"/>
-          <w:szCs w:val="24"/>
-          <w:lang w:eastAsia="pt-PT"/>
-          <w14:ligatures w14:val="none"/>
-        </w:rPr>
-        <w:t>Mean</w:t>
-      </w:r>
-      <w:proofErr w:type="spellEnd"/>
-      <w:r>
-        <w:rPr>
-          <w:rFonts w:ascii="Times New Roman" w:eastAsia="Times New Roman" w:hAnsi="Times New Roman" w:cs="Times New Roman"/>
-          <w:kern w:val="0"/>
-          <w:sz w:val="24"/>
-          <w:szCs w:val="24"/>
-          <w:lang w:eastAsia="pt-PT"/>
-          <w14:ligatures w14:val="none"/>
-        </w:rPr>
-        <w:t xml:space="preserve">) e tamanhos de janelas TCP. Esta riqueza de </w:t>
-      </w:r>
-      <w:proofErr w:type="spellStart"/>
-      <w:r>
-        <w:rPr>
-          <w:rFonts w:ascii="Times New Roman" w:eastAsia="Times New Roman" w:hAnsi="Times New Roman" w:cs="Times New Roman"/>
-          <w:i/>
-          <w:iCs/>
-          <w:kern w:val="0"/>
-          <w:sz w:val="24"/>
-          <w:szCs w:val="24"/>
-          <w:lang w:eastAsia="pt-PT"/>
-          <w14:ligatures w14:val="none"/>
-        </w:rPr>
-        <w:t>features</w:t>
-      </w:r>
-      <w:proofErr w:type="spellEnd"/>
-      <w:r>
-        <w:rPr>
-          <w:rFonts w:ascii="Times New Roman" w:eastAsia="Times New Roman" w:hAnsi="Times New Roman" w:cs="Times New Roman"/>
-          <w:kern w:val="0"/>
-          <w:sz w:val="24"/>
-          <w:szCs w:val="24"/>
-          <w:lang w:eastAsia="pt-PT"/>
-          <w14:ligatures w14:val="none"/>
-        </w:rPr>
-        <w:t xml:space="preserve"> comportamentais permite aos modelos, particularmente ao </w:t>
-      </w:r>
-      <w:proofErr w:type="spellStart"/>
-      <w:r>
-        <w:rPr>
-          <w:rFonts w:ascii="Times New Roman" w:eastAsia="Times New Roman" w:hAnsi="Times New Roman" w:cs="Times New Roman"/>
-          <w:i/>
-          <w:iCs/>
-          <w:kern w:val="0"/>
-          <w:sz w:val="24"/>
-          <w:szCs w:val="24"/>
-          <w:lang w:eastAsia="pt-PT"/>
-          <w14:ligatures w14:val="none"/>
-        </w:rPr>
-        <w:t>Random</w:t>
-      </w:r>
-      <w:proofErr w:type="spellEnd"/>
-      <w:r>
-        <w:rPr>
-          <w:rFonts w:ascii="Times New Roman" w:eastAsia="Times New Roman" w:hAnsi="Times New Roman" w:cs="Times New Roman"/>
-          <w:i/>
-          <w:iCs/>
-          <w:kern w:val="0"/>
-          <w:sz w:val="24"/>
-          <w:szCs w:val="24"/>
-          <w:lang w:eastAsia="pt-PT"/>
-          <w14:ligatures w14:val="none"/>
-        </w:rPr>
-        <w:t xml:space="preserve"> </w:t>
-      </w:r>
-      <w:proofErr w:type="spellStart"/>
-      <w:r>
-        <w:rPr>
-          <w:rFonts w:ascii="Times New Roman" w:eastAsia="Times New Roman" w:hAnsi="Times New Roman" w:cs="Times New Roman"/>
-          <w:i/>
-          <w:iCs/>
-          <w:kern w:val="0"/>
-          <w:sz w:val="24"/>
-          <w:szCs w:val="24"/>
-          <w:lang w:eastAsia="pt-PT"/>
-          <w14:ligatures w14:val="none"/>
-        </w:rPr>
-        <w:t>Forest</w:t>
-      </w:r>
-      <w:proofErr w:type="spellEnd"/>
-      <w:r>
-        <w:rPr>
-          <w:rFonts w:ascii="Times New Roman" w:eastAsia="Times New Roman" w:hAnsi="Times New Roman" w:cs="Times New Roman"/>
-          <w:kern w:val="0"/>
-          <w:sz w:val="24"/>
-          <w:szCs w:val="24"/>
+          <w:rFonts w:ascii="Cambria" w:eastAsia="Times New Roman" w:hAnsi="Cambria" w:cs="Times New Roman"/>
+          <w:kern w:val="0"/>
           <w:lang w:eastAsia="pt-PT"/>
           <w14:ligatures w14:val="none"/>
         </w:rPr>
@@ -2673,12 +4201,10 @@
       </w:r>
       <w:r>
         <w:rPr>
-          <w:rFonts w:ascii="Times New Roman" w:eastAsia="Times New Roman" w:hAnsi="Times New Roman" w:cs="Times New Roman"/>
-          <w:i/>
-          <w:iCs/>
-          <w:kern w:val="0"/>
-          <w:sz w:val="24"/>
-          <w:szCs w:val="24"/>
+          <w:rFonts w:ascii="Cambria" w:eastAsia="Times New Roman" w:hAnsi="Cambria" w:cs="Times New Roman"/>
+          <w:i/>
+          <w:iCs/>
+          <w:kern w:val="0"/>
           <w:lang w:eastAsia="pt-PT"/>
           <w14:ligatures w14:val="none"/>
         </w:rPr>
@@ -2686,10 +4212,8 @@
       </w:r>
       <w:r>
         <w:rPr>
-          <w:rFonts w:ascii="Times New Roman" w:eastAsia="Times New Roman" w:hAnsi="Times New Roman" w:cs="Times New Roman"/>
-          <w:kern w:val="0"/>
-          <w:sz w:val="24"/>
-          <w:szCs w:val="24"/>
+          <w:rFonts w:ascii="Cambria" w:eastAsia="Times New Roman" w:hAnsi="Cambria" w:cs="Times New Roman"/>
+          <w:kern w:val="0"/>
           <w:lang w:eastAsia="pt-PT"/>
           <w14:ligatures w14:val="none"/>
         </w:rPr>
@@ -2698,12 +4222,10 @@
       <w:proofErr w:type="spellStart"/>
       <w:r>
         <w:rPr>
-          <w:rFonts w:ascii="Times New Roman" w:eastAsia="Times New Roman" w:hAnsi="Times New Roman" w:cs="Times New Roman"/>
-          <w:i/>
-          <w:iCs/>
-          <w:kern w:val="0"/>
-          <w:sz w:val="24"/>
-          <w:szCs w:val="24"/>
+          <w:rFonts w:ascii="Cambria" w:eastAsia="Times New Roman" w:hAnsi="Cambria" w:cs="Times New Roman"/>
+          <w:i/>
+          <w:iCs/>
+          <w:kern w:val="0"/>
           <w:lang w:eastAsia="pt-PT"/>
           <w14:ligatures w14:val="none"/>
         </w:rPr>
@@ -2712,10 +4234,8 @@
       <w:proofErr w:type="spellEnd"/>
       <w:r>
         <w:rPr>
-          <w:rFonts w:ascii="Times New Roman" w:eastAsia="Times New Roman" w:hAnsi="Times New Roman" w:cs="Times New Roman"/>
-          <w:kern w:val="0"/>
-          <w:sz w:val="24"/>
-          <w:szCs w:val="24"/>
+          <w:rFonts w:ascii="Cambria" w:eastAsia="Times New Roman" w:hAnsi="Cambria" w:cs="Times New Roman"/>
+          <w:kern w:val="0"/>
           <w:lang w:eastAsia="pt-PT"/>
           <w14:ligatures w14:val="none"/>
         </w:rPr>
@@ -2725,36 +4245,86 @@
     <w:p>
       <w:pPr>
         <w:pStyle w:val="NormalWeb"/>
-      </w:pPr>
-      <w:r>
+        <w:rPr>
+          <w:rFonts w:ascii="Cambria" w:hAnsi="Cambria"/>
+          <w:sz w:val="22"/>
+          <w:szCs w:val="22"/>
+        </w:rPr>
+      </w:pPr>
+      <w:r>
+        <w:rPr>
+          <w:rFonts w:ascii="Cambria" w:hAnsi="Cambria"/>
+          <w:sz w:val="22"/>
+          <w:szCs w:val="22"/>
+        </w:rPr>
         <w:t xml:space="preserve">Em suma, o projeto atingiu os objetivos </w:t>
       </w:r>
       <w:r>
+        <w:rPr>
+          <w:rFonts w:ascii="Cambria" w:hAnsi="Cambria"/>
+          <w:sz w:val="22"/>
+          <w:szCs w:val="22"/>
+        </w:rPr>
         <w:t>iniciais</w:t>
       </w:r>
       <w:r>
+        <w:rPr>
+          <w:rFonts w:ascii="Cambria" w:hAnsi="Cambria"/>
+          <w:sz w:val="22"/>
+          <w:szCs w:val="22"/>
+        </w:rPr>
         <w:t xml:space="preserve"> de criar uma infraestrutura capaz de processar, analisar e classificar eventos de rede com um elevado grau de automatização. A integração de métricas estatísticas rigorosas com algoritmos de IA resultou numa ferramenta que não só deteta intrusões, mas também oferece transparência sobre as razões que levaram a essa classificação. </w:t>
       </w:r>
       <w:r>
+        <w:rPr>
+          <w:rFonts w:ascii="Cambria" w:hAnsi="Cambria"/>
+          <w:sz w:val="22"/>
+          <w:szCs w:val="22"/>
+        </w:rPr>
         <w:t xml:space="preserve">A transposição destes resultados para uma interface web interativa permitiu democratizar o acesso a estas conclusões. A </w:t>
       </w:r>
       <w:proofErr w:type="spellStart"/>
       <w:r>
+        <w:rPr>
+          <w:rFonts w:ascii="Cambria" w:hAnsi="Cambria"/>
+          <w:sz w:val="22"/>
+          <w:szCs w:val="22"/>
+        </w:rPr>
         <w:t>dashboard</w:t>
       </w:r>
       <w:proofErr w:type="spellEnd"/>
       <w:r>
+        <w:rPr>
+          <w:rFonts w:ascii="Cambria" w:hAnsi="Cambria"/>
+          <w:sz w:val="22"/>
+          <w:szCs w:val="22"/>
+        </w:rPr>
         <w:t xml:space="preserve"> implementada consome dinamicamente os ficheiros JSON resultantes dos treinos, transformando dados técnicos e métricas de desempenho em relatórios visuais acionáveis, consolidando a utilidade prática desta plataforma no panorama da </w:t>
       </w:r>
       <w:proofErr w:type="spellStart"/>
       <w:r>
+        <w:rPr>
+          <w:rFonts w:ascii="Cambria" w:hAnsi="Cambria"/>
+          <w:sz w:val="22"/>
+          <w:szCs w:val="22"/>
+        </w:rPr>
         <w:t>ciberseguranç</w:t>
       </w:r>
       <w:r>
+        <w:rPr>
+          <w:rFonts w:ascii="Cambria" w:hAnsi="Cambria"/>
+          <w:sz w:val="22"/>
+          <w:szCs w:val="22"/>
+        </w:rPr>
         <w:t>a</w:t>
       </w:r>
       <w:proofErr w:type="spellEnd"/>
       <w:r>
+        <w:rPr>
+          <w:rFonts w:ascii="Cambria" w:hAnsi="Cambria"/>
+          <w:sz w:val="22"/>
+          <w:szCs w:val="22"/>
+        </w:rPr>
         <w:t>.</w:t>
       </w:r>
     </w:p>
@@ -3033,6 +4603,155 @@
     </w:lvl>
   </w:abstractNum>
   <w:abstractNum w:abstractNumId="2" w15:restartNumberingAfterBreak="0">
+    <w:nsid w:val="0D5405C7"/>
+    <w:multiLevelType w:val="multilevel"/>
+    <w:tmpl w:val="C5062646"/>
+    <w:lvl w:ilvl="0">
+      <w:start w:val="1"/>
+      <w:numFmt w:val="bullet"/>
+      <w:lvlText w:val=""/>
+      <w:lvlJc w:val="left"/>
+      <w:pPr>
+        <w:tabs>
+          <w:tab w:val="num" w:pos="720"/>
+        </w:tabs>
+        <w:ind w:left="720" w:hanging="360"/>
+      </w:pPr>
+      <w:rPr>
+        <w:rFonts w:ascii="Symbol" w:hAnsi="Symbol" w:hint="default"/>
+        <w:sz w:val="20"/>
+      </w:rPr>
+    </w:lvl>
+    <w:lvl w:ilvl="1" w:tentative="1">
+      <w:start w:val="1"/>
+      <w:numFmt w:val="bullet"/>
+      <w:lvlText w:val="o"/>
+      <w:lvlJc w:val="left"/>
+      <w:pPr>
+        <w:tabs>
+          <w:tab w:val="num" w:pos="1440"/>
+        </w:tabs>
+        <w:ind w:left="1440" w:hanging="360"/>
+      </w:pPr>
+      <w:rPr>
+        <w:rFonts w:ascii="Courier New" w:hAnsi="Courier New" w:hint="default"/>
+        <w:sz w:val="20"/>
+      </w:rPr>
+    </w:lvl>
+    <w:lvl w:ilvl="2" w:tentative="1">
+      <w:start w:val="1"/>
+      <w:numFmt w:val="bullet"/>
+      <w:lvlText w:val=""/>
+      <w:lvlJc w:val="left"/>
+      <w:pPr>
+        <w:tabs>
+          <w:tab w:val="num" w:pos="2160"/>
+        </w:tabs>
+        <w:ind w:left="2160" w:hanging="360"/>
+      </w:pPr>
+      <w:rPr>
+        <w:rFonts w:ascii="Wingdings" w:hAnsi="Wingdings" w:hint="default"/>
+        <w:sz w:val="20"/>
+      </w:rPr>
+    </w:lvl>
+    <w:lvl w:ilvl="3" w:tentative="1">
+      <w:start w:val="1"/>
+      <w:numFmt w:val="bullet"/>
+      <w:lvlText w:val=""/>
+      <w:lvlJc w:val="left"/>
+      <w:pPr>
+        <w:tabs>
+          <w:tab w:val="num" w:pos="2880"/>
+        </w:tabs>
+        <w:ind w:left="2880" w:hanging="360"/>
+      </w:pPr>
+      <w:rPr>
+        <w:rFonts w:ascii="Wingdings" w:hAnsi="Wingdings" w:hint="default"/>
+        <w:sz w:val="20"/>
+      </w:rPr>
+    </w:lvl>
+    <w:lvl w:ilvl="4" w:tentative="1">
+      <w:start w:val="1"/>
+      <w:numFmt w:val="bullet"/>
+      <w:lvlText w:val=""/>
+      <w:lvlJc w:val="left"/>
+      <w:pPr>
+        <w:tabs>
+          <w:tab w:val="num" w:pos="3600"/>
+        </w:tabs>
+        <w:ind w:left="3600" w:hanging="360"/>
+      </w:pPr>
+      <w:rPr>
+        <w:rFonts w:ascii="Wingdings" w:hAnsi="Wingdings" w:hint="default"/>
+        <w:sz w:val="20"/>
+      </w:rPr>
+    </w:lvl>
+    <w:lvl w:ilvl="5" w:tentative="1">
+      <w:start w:val="1"/>
+      <w:numFmt w:val="bullet"/>
+      <w:lvlText w:val=""/>
+      <w:lvlJc w:val="left"/>
+      <w:pPr>
+        <w:tabs>
+          <w:tab w:val="num" w:pos="4320"/>
+        </w:tabs>
+        <w:ind w:left="4320" w:hanging="360"/>
+      </w:pPr>
+      <w:rPr>
+        <w:rFonts w:ascii="Wingdings" w:hAnsi="Wingdings" w:hint="default"/>
+        <w:sz w:val="20"/>
+      </w:rPr>
+    </w:lvl>
+    <w:lvl w:ilvl="6" w:tentative="1">
+      <w:start w:val="1"/>
+      <w:numFmt w:val="bullet"/>
+      <w:lvlText w:val=""/>
+      <w:lvlJc w:val="left"/>
+      <w:pPr>
+        <w:tabs>
+          <w:tab w:val="num" w:pos="5040"/>
+        </w:tabs>
+        <w:ind w:left="5040" w:hanging="360"/>
+      </w:pPr>
+      <w:rPr>
+        <w:rFonts w:ascii="Wingdings" w:hAnsi="Wingdings" w:hint="default"/>
+        <w:sz w:val="20"/>
+      </w:rPr>
+    </w:lvl>
+    <w:lvl w:ilvl="7" w:tentative="1">
+      <w:start w:val="1"/>
+      <w:numFmt w:val="bullet"/>
+      <w:lvlText w:val=""/>
+      <w:lvlJc w:val="left"/>
+      <w:pPr>
+        <w:tabs>
+          <w:tab w:val="num" w:pos="5760"/>
+        </w:tabs>
+        <w:ind w:left="5760" w:hanging="360"/>
+      </w:pPr>
+      <w:rPr>
+        <w:rFonts w:ascii="Wingdings" w:hAnsi="Wingdings" w:hint="default"/>
+        <w:sz w:val="20"/>
+      </w:rPr>
+    </w:lvl>
+    <w:lvl w:ilvl="8" w:tentative="1">
+      <w:start w:val="1"/>
+      <w:numFmt w:val="bullet"/>
+      <w:lvlText w:val=""/>
+      <w:lvlJc w:val="left"/>
+      <w:pPr>
+        <w:tabs>
+          <w:tab w:val="num" w:pos="6480"/>
+        </w:tabs>
+        <w:ind w:left="6480" w:hanging="360"/>
+      </w:pPr>
+      <w:rPr>
+        <w:rFonts w:ascii="Wingdings" w:hAnsi="Wingdings" w:hint="default"/>
+        <w:sz w:val="20"/>
+      </w:rPr>
+    </w:lvl>
+  </w:abstractNum>
+  <w:abstractNum w:abstractNumId="3" w15:restartNumberingAfterBreak="0">
     <w:nsid w:val="33C669EE"/>
     <w:multiLevelType w:val="multilevel"/>
     <w:tmpl w:val="60BA2D30"/>
@@ -3145,7 +4864,245 @@
       </w:pPr>
     </w:lvl>
   </w:abstractNum>
-  <w:abstractNum w:abstractNumId="3" w15:restartNumberingAfterBreak="0">
+  <w:abstractNum w:abstractNumId="4" w15:restartNumberingAfterBreak="0">
+    <w:nsid w:val="40832605"/>
+    <w:multiLevelType w:val="hybridMultilevel"/>
+    <w:tmpl w:val="DB9A4CF6"/>
+    <w:lvl w:ilvl="0" w:tplc="BB785980">
+      <w:start w:val="6"/>
+      <w:numFmt w:val="decimal"/>
+      <w:lvlText w:val="%1"/>
+      <w:lvlJc w:val="left"/>
+      <w:pPr>
+        <w:ind w:left="720" w:hanging="360"/>
+      </w:pPr>
+      <w:rPr>
+        <w:rFonts w:hint="default"/>
+      </w:rPr>
+    </w:lvl>
+    <w:lvl w:ilvl="1" w:tplc="08160019" w:tentative="1">
+      <w:start w:val="1"/>
+      <w:numFmt w:val="lowerLetter"/>
+      <w:lvlText w:val="%2."/>
+      <w:lvlJc w:val="left"/>
+      <w:pPr>
+        <w:ind w:left="1440" w:hanging="360"/>
+      </w:pPr>
+    </w:lvl>
+    <w:lvl w:ilvl="2" w:tplc="0816001B" w:tentative="1">
+      <w:start w:val="1"/>
+      <w:numFmt w:val="lowerRoman"/>
+      <w:lvlText w:val="%3."/>
+      <w:lvlJc w:val="right"/>
+      <w:pPr>
+        <w:ind w:left="2160" w:hanging="180"/>
+      </w:pPr>
+    </w:lvl>
+    <w:lvl w:ilvl="3" w:tplc="0816000F" w:tentative="1">
+      <w:start w:val="1"/>
+      <w:numFmt w:val="decimal"/>
+      <w:lvlText w:val="%4."/>
+      <w:lvlJc w:val="left"/>
+      <w:pPr>
+        <w:ind w:left="2880" w:hanging="360"/>
+      </w:pPr>
+    </w:lvl>
+    <w:lvl w:ilvl="4" w:tplc="08160019" w:tentative="1">
+      <w:start w:val="1"/>
+      <w:numFmt w:val="lowerLetter"/>
+      <w:lvlText w:val="%5."/>
+      <w:lvlJc w:val="left"/>
+      <w:pPr>
+        <w:ind w:left="3600" w:hanging="360"/>
+      </w:pPr>
+    </w:lvl>
+    <w:lvl w:ilvl="5" w:tplc="0816001B" w:tentative="1">
+      <w:start w:val="1"/>
+      <w:numFmt w:val="lowerRoman"/>
+      <w:lvlText w:val="%6."/>
+      <w:lvlJc w:val="right"/>
+      <w:pPr>
+        <w:ind w:left="4320" w:hanging="180"/>
+      </w:pPr>
+    </w:lvl>
+    <w:lvl w:ilvl="6" w:tplc="0816000F" w:tentative="1">
+      <w:start w:val="1"/>
+      <w:numFmt w:val="decimal"/>
+      <w:lvlText w:val="%7."/>
+      <w:lvlJc w:val="left"/>
+      <w:pPr>
+        <w:ind w:left="5040" w:hanging="360"/>
+      </w:pPr>
+    </w:lvl>
+    <w:lvl w:ilvl="7" w:tplc="08160019" w:tentative="1">
+      <w:start w:val="1"/>
+      <w:numFmt w:val="lowerLetter"/>
+      <w:lvlText w:val="%8."/>
+      <w:lvlJc w:val="left"/>
+      <w:pPr>
+        <w:ind w:left="5760" w:hanging="360"/>
+      </w:pPr>
+    </w:lvl>
+    <w:lvl w:ilvl="8" w:tplc="0816001B" w:tentative="1">
+      <w:start w:val="1"/>
+      <w:numFmt w:val="lowerRoman"/>
+      <w:lvlText w:val="%9."/>
+      <w:lvlJc w:val="right"/>
+      <w:pPr>
+        <w:ind w:left="6480" w:hanging="180"/>
+      </w:pPr>
+    </w:lvl>
+  </w:abstractNum>
+  <w:abstractNum w:abstractNumId="5" w15:restartNumberingAfterBreak="0">
+    <w:nsid w:val="63B86018"/>
+    <w:multiLevelType w:val="multilevel"/>
+    <w:tmpl w:val="64EAF32E"/>
+    <w:lvl w:ilvl="0">
+      <w:start w:val="1"/>
+      <w:numFmt w:val="bullet"/>
+      <w:lvlText w:val=""/>
+      <w:lvlJc w:val="left"/>
+      <w:pPr>
+        <w:tabs>
+          <w:tab w:val="num" w:pos="720"/>
+        </w:tabs>
+        <w:ind w:left="720" w:hanging="360"/>
+      </w:pPr>
+      <w:rPr>
+        <w:rFonts w:ascii="Symbol" w:hAnsi="Symbol" w:hint="default"/>
+        <w:sz w:val="20"/>
+      </w:rPr>
+    </w:lvl>
+    <w:lvl w:ilvl="1" w:tentative="1">
+      <w:start w:val="1"/>
+      <w:numFmt w:val="bullet"/>
+      <w:lvlText w:val="o"/>
+      <w:lvlJc w:val="left"/>
+      <w:pPr>
+        <w:tabs>
+          <w:tab w:val="num" w:pos="1440"/>
+        </w:tabs>
+        <w:ind w:left="1440" w:hanging="360"/>
+      </w:pPr>
+      <w:rPr>
+        <w:rFonts w:ascii="Courier New" w:hAnsi="Courier New" w:hint="default"/>
+        <w:sz w:val="20"/>
+      </w:rPr>
+    </w:lvl>
+    <w:lvl w:ilvl="2" w:tentative="1">
+      <w:start w:val="1"/>
+      <w:numFmt w:val="bullet"/>
+      <w:lvlText w:val=""/>
+      <w:lvlJc w:val="left"/>
+      <w:pPr>
+        <w:tabs>
+          <w:tab w:val="num" w:pos="2160"/>
+        </w:tabs>
+        <w:ind w:left="2160" w:hanging="360"/>
+      </w:pPr>
+      <w:rPr>
+        <w:rFonts w:ascii="Wingdings" w:hAnsi="Wingdings" w:hint="default"/>
+        <w:sz w:val="20"/>
+      </w:rPr>
+    </w:lvl>
+    <w:lvl w:ilvl="3" w:tentative="1">
+      <w:start w:val="1"/>
+      <w:numFmt w:val="bullet"/>
+      <w:lvlText w:val=""/>
+      <w:lvlJc w:val="left"/>
+      <w:pPr>
+        <w:tabs>
+          <w:tab w:val="num" w:pos="2880"/>
+        </w:tabs>
+        <w:ind w:left="2880" w:hanging="360"/>
+      </w:pPr>
+      <w:rPr>
+        <w:rFonts w:ascii="Wingdings" w:hAnsi="Wingdings" w:hint="default"/>
+        <w:sz w:val="20"/>
+      </w:rPr>
+    </w:lvl>
+    <w:lvl w:ilvl="4" w:tentative="1">
+      <w:start w:val="1"/>
+      <w:numFmt w:val="bullet"/>
+      <w:lvlText w:val=""/>
+      <w:lvlJc w:val="left"/>
+      <w:pPr>
+        <w:tabs>
+          <w:tab w:val="num" w:pos="3600"/>
+        </w:tabs>
+        <w:ind w:left="3600" w:hanging="360"/>
+      </w:pPr>
+      <w:rPr>
+        <w:rFonts w:ascii="Wingdings" w:hAnsi="Wingdings" w:hint="default"/>
+        <w:sz w:val="20"/>
+      </w:rPr>
+    </w:lvl>
+    <w:lvl w:ilvl="5" w:tentative="1">
+      <w:start w:val="1"/>
+      <w:numFmt w:val="bullet"/>
+      <w:lvlText w:val=""/>
+      <w:lvlJc w:val="left"/>
+      <w:pPr>
+        <w:tabs>
+          <w:tab w:val="num" w:pos="4320"/>
+        </w:tabs>
+        <w:ind w:left="4320" w:hanging="360"/>
+      </w:pPr>
+      <w:rPr>
+        <w:rFonts w:ascii="Wingdings" w:hAnsi="Wingdings" w:hint="default"/>
+        <w:sz w:val="20"/>
+      </w:rPr>
+    </w:lvl>
+    <w:lvl w:ilvl="6" w:tentative="1">
+      <w:start w:val="1"/>
+      <w:numFmt w:val="bullet"/>
+      <w:lvlText w:val=""/>
+      <w:lvlJc w:val="left"/>
+      <w:pPr>
+        <w:tabs>
+          <w:tab w:val="num" w:pos="5040"/>
+        </w:tabs>
+        <w:ind w:left="5040" w:hanging="360"/>
+      </w:pPr>
+      <w:rPr>
+        <w:rFonts w:ascii="Wingdings" w:hAnsi="Wingdings" w:hint="default"/>
+        <w:sz w:val="20"/>
+      </w:rPr>
+    </w:lvl>
+    <w:lvl w:ilvl="7" w:tentative="1">
+      <w:start w:val="1"/>
+      <w:numFmt w:val="bullet"/>
+      <w:lvlText w:val=""/>
+      <w:lvlJc w:val="left"/>
+      <w:pPr>
+        <w:tabs>
+          <w:tab w:val="num" w:pos="5760"/>
+        </w:tabs>
+        <w:ind w:left="5760" w:hanging="360"/>
+      </w:pPr>
+      <w:rPr>
+        <w:rFonts w:ascii="Wingdings" w:hAnsi="Wingdings" w:hint="default"/>
+        <w:sz w:val="20"/>
+      </w:rPr>
+    </w:lvl>
+    <w:lvl w:ilvl="8" w:tentative="1">
+      <w:start w:val="1"/>
+      <w:numFmt w:val="bullet"/>
+      <w:lvlText w:val=""/>
+      <w:lvlJc w:val="left"/>
+      <w:pPr>
+        <w:tabs>
+          <w:tab w:val="num" w:pos="6480"/>
+        </w:tabs>
+        <w:ind w:left="6480" w:hanging="360"/>
+      </w:pPr>
+      <w:rPr>
+        <w:rFonts w:ascii="Wingdings" w:hAnsi="Wingdings" w:hint="default"/>
+        <w:sz w:val="20"/>
+      </w:rPr>
+    </w:lvl>
+  </w:abstractNum>
+  <w:abstractNum w:abstractNumId="6" w15:restartNumberingAfterBreak="0">
     <w:nsid w:val="65745135"/>
     <w:multiLevelType w:val="hybridMultilevel"/>
     <w:tmpl w:val="07A6D61C"/>
@@ -3258,11 +5215,11 @@
       </w:rPr>
     </w:lvl>
   </w:abstractNum>
-  <w:abstractNum w:abstractNumId="4" w15:restartNumberingAfterBreak="0">
+  <w:abstractNum w:abstractNumId="7" w15:restartNumberingAfterBreak="0">
     <w:nsid w:val="6EF57A42"/>
-    <w:multiLevelType w:val="hybridMultilevel"/>
-    <w:tmpl w:val="51689490"/>
-    <w:lvl w:ilvl="0" w:tplc="0816000F">
+    <w:multiLevelType w:val="multilevel"/>
+    <w:tmpl w:val="85A22116"/>
+    <w:lvl w:ilvl="0">
       <w:start w:val="1"/>
       <w:numFmt w:val="decimal"/>
       <w:lvlText w:val="%1."/>
@@ -3274,80 +5231,112 @@
         <w:rFonts w:hint="default"/>
       </w:rPr>
     </w:lvl>
-    <w:lvl w:ilvl="1" w:tplc="08160019" w:tentative="1">
-      <w:start w:val="1"/>
-      <w:numFmt w:val="lowerLetter"/>
-      <w:lvlText w:val="%2."/>
-      <w:lvlJc w:val="left"/>
-      <w:pPr>
-        <w:ind w:left="1440" w:hanging="360"/>
-      </w:pPr>
-    </w:lvl>
-    <w:lvl w:ilvl="2" w:tplc="0816001B" w:tentative="1">
-      <w:start w:val="1"/>
-      <w:numFmt w:val="lowerRoman"/>
-      <w:lvlText w:val="%3."/>
-      <w:lvlJc w:val="right"/>
-      <w:pPr>
-        <w:ind w:left="2160" w:hanging="180"/>
-      </w:pPr>
-    </w:lvl>
-    <w:lvl w:ilvl="3" w:tplc="0816000F" w:tentative="1">
+    <w:lvl w:ilvl="1">
       <w:start w:val="1"/>
       <w:numFmt w:val="decimal"/>
-      <w:lvlText w:val="%4."/>
-      <w:lvlJc w:val="left"/>
-      <w:pPr>
-        <w:ind w:left="2880" w:hanging="360"/>
-      </w:pPr>
-    </w:lvl>
-    <w:lvl w:ilvl="4" w:tplc="08160019" w:tentative="1">
-      <w:start w:val="1"/>
-      <w:numFmt w:val="lowerLetter"/>
-      <w:lvlText w:val="%5."/>
-      <w:lvlJc w:val="left"/>
-      <w:pPr>
-        <w:ind w:left="3600" w:hanging="360"/>
-      </w:pPr>
-    </w:lvl>
-    <w:lvl w:ilvl="5" w:tplc="0816001B" w:tentative="1">
-      <w:start w:val="1"/>
-      <w:numFmt w:val="lowerRoman"/>
-      <w:lvlText w:val="%6."/>
-      <w:lvlJc w:val="right"/>
-      <w:pPr>
-        <w:ind w:left="4320" w:hanging="180"/>
-      </w:pPr>
-    </w:lvl>
-    <w:lvl w:ilvl="6" w:tplc="0816000F" w:tentative="1">
+      <w:isLgl/>
+      <w:lvlText w:val="%1.%2"/>
+      <w:lvlJc w:val="left"/>
+      <w:pPr>
+        <w:ind w:left="720" w:hanging="360"/>
+      </w:pPr>
+      <w:rPr>
+        <w:rFonts w:hint="default"/>
+      </w:rPr>
+    </w:lvl>
+    <w:lvl w:ilvl="2">
       <w:start w:val="1"/>
       <w:numFmt w:val="decimal"/>
-      <w:lvlText w:val="%7."/>
-      <w:lvlJc w:val="left"/>
-      <w:pPr>
-        <w:ind w:left="5040" w:hanging="360"/>
-      </w:pPr>
-    </w:lvl>
-    <w:lvl w:ilvl="7" w:tplc="08160019" w:tentative="1">
-      <w:start w:val="1"/>
-      <w:numFmt w:val="lowerLetter"/>
-      <w:lvlText w:val="%8."/>
-      <w:lvlJc w:val="left"/>
-      <w:pPr>
-        <w:ind w:left="5760" w:hanging="360"/>
-      </w:pPr>
-    </w:lvl>
-    <w:lvl w:ilvl="8" w:tplc="0816001B" w:tentative="1">
-      <w:start w:val="1"/>
-      <w:numFmt w:val="lowerRoman"/>
-      <w:lvlText w:val="%9."/>
-      <w:lvlJc w:val="right"/>
-      <w:pPr>
-        <w:ind w:left="6480" w:hanging="180"/>
-      </w:pPr>
+      <w:isLgl/>
+      <w:lvlText w:val="%1.%2.%3"/>
+      <w:lvlJc w:val="left"/>
+      <w:pPr>
+        <w:ind w:left="1080" w:hanging="720"/>
+      </w:pPr>
+      <w:rPr>
+        <w:rFonts w:hint="default"/>
+      </w:rPr>
+    </w:lvl>
+    <w:lvl w:ilvl="3">
+      <w:start w:val="1"/>
+      <w:numFmt w:val="decimal"/>
+      <w:isLgl/>
+      <w:lvlText w:val="%1.%2.%3.%4"/>
+      <w:lvlJc w:val="left"/>
+      <w:pPr>
+        <w:ind w:left="1080" w:hanging="720"/>
+      </w:pPr>
+      <w:rPr>
+        <w:rFonts w:hint="default"/>
+      </w:rPr>
+    </w:lvl>
+    <w:lvl w:ilvl="4">
+      <w:start w:val="1"/>
+      <w:numFmt w:val="decimal"/>
+      <w:isLgl/>
+      <w:lvlText w:val="%1.%2.%3.%4.%5"/>
+      <w:lvlJc w:val="left"/>
+      <w:pPr>
+        <w:ind w:left="1440" w:hanging="1080"/>
+      </w:pPr>
+      <w:rPr>
+        <w:rFonts w:hint="default"/>
+      </w:rPr>
+    </w:lvl>
+    <w:lvl w:ilvl="5">
+      <w:start w:val="1"/>
+      <w:numFmt w:val="decimal"/>
+      <w:isLgl/>
+      <w:lvlText w:val="%1.%2.%3.%4.%5.%6"/>
+      <w:lvlJc w:val="left"/>
+      <w:pPr>
+        <w:ind w:left="1440" w:hanging="1080"/>
+      </w:pPr>
+      <w:rPr>
+        <w:rFonts w:hint="default"/>
+      </w:rPr>
+    </w:lvl>
+    <w:lvl w:ilvl="6">
+      <w:start w:val="1"/>
+      <w:numFmt w:val="decimal"/>
+      <w:isLgl/>
+      <w:lvlText w:val="%1.%2.%3.%4.%5.%6.%7"/>
+      <w:lvlJc w:val="left"/>
+      <w:pPr>
+        <w:ind w:left="1800" w:hanging="1440"/>
+      </w:pPr>
+      <w:rPr>
+        <w:rFonts w:hint="default"/>
+      </w:rPr>
+    </w:lvl>
+    <w:lvl w:ilvl="7">
+      <w:start w:val="1"/>
+      <w:numFmt w:val="decimal"/>
+      <w:isLgl/>
+      <w:lvlText w:val="%1.%2.%3.%4.%5.%6.%7.%8"/>
+      <w:lvlJc w:val="left"/>
+      <w:pPr>
+        <w:ind w:left="1800" w:hanging="1440"/>
+      </w:pPr>
+      <w:rPr>
+        <w:rFonts w:hint="default"/>
+      </w:rPr>
+    </w:lvl>
+    <w:lvl w:ilvl="8">
+      <w:start w:val="1"/>
+      <w:numFmt w:val="decimal"/>
+      <w:isLgl/>
+      <w:lvlText w:val="%1.%2.%3.%4.%5.%6.%7.%8.%9"/>
+      <w:lvlJc w:val="left"/>
+      <w:pPr>
+        <w:ind w:left="2160" w:hanging="1800"/>
+      </w:pPr>
+      <w:rPr>
+        <w:rFonts w:hint="default"/>
+      </w:rPr>
     </w:lvl>
   </w:abstractNum>
-  <w:abstractNum w:abstractNumId="5" w15:restartNumberingAfterBreak="0">
+  <w:abstractNum w:abstractNumId="8" w15:restartNumberingAfterBreak="0">
     <w:nsid w:val="71CE2BEF"/>
     <w:multiLevelType w:val="hybridMultilevel"/>
     <w:tmpl w:val="139A5848"/>
@@ -3437,22 +5426,31 @@
     </w:lvl>
   </w:abstractNum>
   <w:num w:numId="1" w16cid:durableId="997614221">
-    <w:abstractNumId w:val="5"/>
+    <w:abstractNumId w:val="8"/>
   </w:num>
   <w:num w:numId="2" w16cid:durableId="660692635">
-    <w:abstractNumId w:val="4"/>
+    <w:abstractNumId w:val="7"/>
   </w:num>
   <w:num w:numId="3" w16cid:durableId="705104441">
-    <w:abstractNumId w:val="3"/>
+    <w:abstractNumId w:val="6"/>
   </w:num>
   <w:num w:numId="4" w16cid:durableId="1930889199">
-    <w:abstractNumId w:val="2"/>
+    <w:abstractNumId w:val="3"/>
   </w:num>
   <w:num w:numId="5" w16cid:durableId="1003047396">
     <w:abstractNumId w:val="1"/>
   </w:num>
   <w:num w:numId="6" w16cid:durableId="949707071">
     <w:abstractNumId w:val="0"/>
+  </w:num>
+  <w:num w:numId="7" w16cid:durableId="737677348">
+    <w:abstractNumId w:val="4"/>
+  </w:num>
+  <w:num w:numId="8" w16cid:durableId="1922448987">
+    <w:abstractNumId w:val="5"/>
+  </w:num>
+  <w:num w:numId="9" w16cid:durableId="1666009560">
+    <w:abstractNumId w:val="2"/>
   </w:num>
 </w:numbering>
 </file>
